--- a/manuscript_output/manuscript.docx
+++ b/manuscript_output/manuscript.docx
@@ -8353,7 +8353,7 @@
       </w:r>
     </w:p>
     <w:bookmarkEnd w:id="29"/>
-    <w:bookmarkStart w:id="36" w:name="figures"/>
+    <w:bookmarkStart w:id="39" w:name="figures"/>
     <w:p>
       <w:pPr>
         <w:pStyle w:val="Heading2"/>
@@ -8381,7 +8381,7 @@
           <w:i/>
           <w:iCs/>
         </w:rPr>
-        <w:t xml:space="preserve">Rendered from</w:t>
+        <w:t xml:space="preserve">Generated with</w:t>
       </w:r>
       <w:r>
         <w:rPr>
@@ -8396,33 +8396,14 @@
           <w:i/>
           <w:iCs/>
         </w:rPr>
-        <w:t xml:space="preserve">model_output/strobe_flow.dot</w:t>
+        <w:t xml:space="preserve">mysterycall_strobe_flow()</w:t>
       </w:r>
       <w:r>
         <w:rPr>
           <w:i/>
           <w:iCs/>
         </w:rPr>
-        <w:t xml:space="preserve"> </w:t>
-      </w:r>
-      <w:r>
-        <w:rPr>
-          <w:i/>
-          <w:iCs/>
-        </w:rPr>
-        <w:t xml:space="preserve">with Graphviz.</w:t>
-      </w:r>
-    </w:p>
-    <w:p>
-      <w:pPr>
-        <w:pStyle w:val="BodyText"/>
-      </w:pPr>
-      <w:r>
-        <w:rPr>
-          <w:b/>
-          <w:bCs/>
-        </w:rPr>
-        <w:t xml:space="preserve">Figure 2. Access (odds ratios) and timeliness (incidence rate ratios).</w:t>
+        <w:t xml:space="preserve">.</w:t>
       </w:r>
     </w:p>
     <w:p>
@@ -8432,20 +8413,87 @@
       <w:r>
         <w:drawing>
           <wp:inline>
-            <wp:extent cx="5334000" cy="3200400"/>
+            <wp:extent cx="5334000" cy="6519333"/>
             <wp:effectExtent b="0" l="0" r="0" t="0"/>
-            <wp:docPr descr="Figure 2. Adjusted access and timeliness effects." title="" id="31" name="Picture"/>
+            <wp:docPr descr="Figure 1. Participant flow from calls placed to the two analytic samples." title="" id="31" name="Picture"/>
             <a:graphic>
               <a:graphicData uri="http://schemas.openxmlformats.org/drawingml/2006/picture">
                 <pic:pic>
                   <pic:nvPicPr>
-                    <pic:cNvPr descr="model_output/forest_access_timeliness.png" id="32" name="Picture"/>
+                    <pic:cNvPr descr="model_output/strobe_flow_mysterycall.png" id="32" name="Picture"/>
                     <pic:cNvPicPr>
                       <a:picLocks noChangeArrowheads="1" noChangeAspect="1"/>
                     </pic:cNvPicPr>
                   </pic:nvPicPr>
                   <pic:blipFill>
                     <a:blip r:embed="rId30"/>
+                    <a:stretch>
+                      <a:fillRect/>
+                    </a:stretch>
+                  </pic:blipFill>
+                  <pic:spPr bwMode="auto">
+                    <a:xfrm>
+                      <a:off x="0" y="0"/>
+                      <a:ext cx="5334000" cy="6519333"/>
+                    </a:xfrm>
+                    <a:prstGeom prst="rect">
+                      <a:avLst/>
+                    </a:prstGeom>
+                    <a:noFill/>
+                    <a:ln w="9525">
+                      <a:noFill/>
+                      <a:headEnd/>
+                      <a:tailEnd/>
+                    </a:ln>
+                  </pic:spPr>
+                </pic:pic>
+              </a:graphicData>
+            </a:graphic>
+          </wp:inline>
+        </w:drawing>
+      </w:r>
+    </w:p>
+    <w:p>
+      <w:pPr>
+        <w:pStyle w:val="ImageCaption"/>
+      </w:pPr>
+      <w:r>
+        <w:t xml:space="preserve">Figure 1. Participant flow from calls placed to the two analytic samples.</w:t>
+      </w:r>
+    </w:p>
+    <w:p>
+      <w:pPr>
+        <w:pStyle w:val="BodyText"/>
+      </w:pPr>
+      <w:r>
+        <w:rPr>
+          <w:b/>
+          <w:bCs/>
+        </w:rPr>
+        <w:t xml:space="preserve">Figure 2. Access (odds ratios) and timeliness (incidence rate ratios).</w:t>
+      </w:r>
+    </w:p>
+    <w:p>
+      <w:pPr>
+        <w:pStyle w:val="CaptionedFigure"/>
+      </w:pPr>
+      <w:r>
+        <w:drawing>
+          <wp:inline>
+            <wp:extent cx="5334000" cy="3200400"/>
+            <wp:effectExtent b="0" l="0" r="0" t="0"/>
+            <wp:docPr descr="Figure 2. Adjusted access and timeliness effects." title="" id="34" name="Picture"/>
+            <a:graphic>
+              <a:graphicData uri="http://schemas.openxmlformats.org/drawingml/2006/picture">
+                <pic:pic>
+                  <pic:nvPicPr>
+                    <pic:cNvPr descr="model_output/forest_access_timeliness.png" id="35" name="Picture"/>
+                    <pic:cNvPicPr>
+                      <a:picLocks noChangeArrowheads="1" noChangeAspect="1"/>
+                    </pic:cNvPicPr>
+                  </pic:nvPicPr>
+                  <pic:blipFill>
+                    <a:blip r:embed="rId33"/>
                     <a:stretch>
                       <a:fillRect/>
                     </a:stretch>
@@ -8501,18 +8549,18 @@
           <wp:inline>
             <wp:extent cx="5334000" cy="3467099"/>
             <wp:effectExtent b="0" l="0" r="0" t="0"/>
-            <wp:docPr descr="Figure 3. Land area within a 30/60/120/180-minute drive of any sampled practice." title="" id="34" name="Picture"/>
+            <wp:docPr descr="Figure 3. Land area within a 30/60/120/180-minute drive of any sampled practice." title="" id="37" name="Picture"/>
             <a:graphic>
               <a:graphicData uri="http://schemas.openxmlformats.org/drawingml/2006/picture">
                 <pic:pic>
                   <pic:nvPicPr>
-                    <pic:cNvPr descr="model_output/isochrones/figS7_ent_drivetime_coverage.png" id="35" name="Picture"/>
+                    <pic:cNvPr descr="model_output/isochrones/figS7_ent_drivetime_coverage.png" id="38" name="Picture"/>
                     <pic:cNvPicPr>
                       <a:picLocks noChangeArrowheads="1" noChangeAspect="1"/>
                     </pic:cNvPicPr>
                   </pic:nvPicPr>
                   <pic:blipFill>
-                    <a:blip r:embed="rId33"/>
+                    <a:blip r:embed="rId36"/>
                     <a:stretch>
                       <a:fillRect/>
                     </a:stretch>
@@ -8547,8 +8595,8 @@
         <w:t xml:space="preserve">Figure 3. Land area within a 30/60/120/180-minute drive of any sampled practice.</w:t>
       </w:r>
     </w:p>
-    <w:bookmarkEnd w:id="36"/>
-    <w:bookmarkStart w:id="43" w:name="supplementary-material"/>
+    <w:bookmarkEnd w:id="39"/>
+    <w:bookmarkStart w:id="46" w:name="supplementary-material"/>
     <w:p>
       <w:pPr>
         <w:pStyle w:val="Heading2"/>
@@ -8586,18 +8634,18 @@
           <wp:inline>
             <wp:extent cx="2613660" cy="2032846"/>
             <wp:effectExtent b="0" l="0" r="0" t="0"/>
-            <wp:docPr descr="Supplementary figures S1 (time-to-appointment) and S2 (wait distribution)." title="" id="38" name="Picture"/>
+            <wp:docPr descr="Supplementary figures S1 (time-to-appointment) and S2 (wait distribution)." title="" id="41" name="Picture"/>
             <a:graphic>
               <a:graphicData uri="http://schemas.openxmlformats.org/drawingml/2006/picture">
                 <pic:pic>
                   <pic:nvPicPr>
-                    <pic:cNvPr descr="model_output/supp/figS1_km_time_to_appointment.png" id="39" name="Picture"/>
+                    <pic:cNvPr descr="model_output/supp/figS1_km_time_to_appointment.png" id="42" name="Picture"/>
                     <pic:cNvPicPr>
                       <a:picLocks noChangeArrowheads="1" noChangeAspect="1"/>
                     </pic:cNvPicPr>
                   </pic:nvPicPr>
                   <pic:blipFill>
-                    <a:blip r:embed="rId37"/>
+                    <a:blip r:embed="rId40"/>
                     <a:stretch>
                       <a:fillRect/>
                     </a:stretch>
@@ -8628,18 +8676,18 @@
           <wp:inline>
             <wp:extent cx="2613660" cy="1633537"/>
             <wp:effectExtent b="0" l="0" r="0" t="0"/>
-            <wp:docPr descr="Supplementary figures S1 (time-to-appointment) and S2 (wait distribution)." title="" id="41" name="Picture"/>
+            <wp:docPr descr="Supplementary figures S1 (time-to-appointment) and S2 (wait distribution)." title="" id="44" name="Picture"/>
             <a:graphic>
               <a:graphicData uri="http://schemas.openxmlformats.org/drawingml/2006/picture">
                 <pic:pic>
                   <pic:nvPicPr>
-                    <pic:cNvPr descr="model_output/supp/figS2_wait_distribution.png" id="42" name="Picture"/>
+                    <pic:cNvPr descr="model_output/supp/figS2_wait_distribution.png" id="45" name="Picture"/>
                     <pic:cNvPicPr>
                       <a:picLocks noChangeArrowheads="1" noChangeAspect="1"/>
                     </pic:cNvPicPr>
                   </pic:nvPicPr>
                   <pic:blipFill>
-                    <a:blip r:embed="rId40"/>
+                    <a:blip r:embed="rId43"/>
                     <a:stretch>
                       <a:fillRect/>
                     </a:stretch>
@@ -8666,7 +8714,7 @@
         </w:drawing>
       </w:r>
     </w:p>
-    <w:bookmarkEnd w:id="43"/>
+    <w:bookmarkEnd w:id="46"/>
     <w:sectPr>
       <w:footnotePr>
         <w:numRestart w:val="eachSect"/>

--- a/manuscript_output/manuscript.docx
+++ b/manuscript_output/manuscript.docx
@@ -8595,14 +8595,8074 @@
         <w:t xml:space="preserve">Figure 3. Land area within a 30/60/120/180-minute drive of any sampled practice.</w:t>
       </w:r>
     </w:p>
+    <w:p>
+      <w:r>
+        <w:br w:type="page"/>
+      </w:r>
+    </w:p>
     <w:bookmarkEnd w:id="39"/>
-    <w:bookmarkStart w:id="46" w:name="supplementary-material"/>
+    <w:bookmarkStart w:id="60" w:name="supplementary-material"/>
+    <w:p>
+      <w:pPr>
+        <w:pStyle w:val="Heading1"/>
+      </w:pPr>
+      <w:r>
+        <w:t xml:space="preserve">Supplementary Material</w:t>
+      </w:r>
+    </w:p>
+    <w:bookmarkStart w:id="40" w:name="supplementary-tables"/>
     <w:p>
       <w:pPr>
         <w:pStyle w:val="Heading2"/>
       </w:pPr>
       <w:r>
-        <w:t xml:space="preserve">Supplementary material</w:t>
+        <w:t xml:space="preserve">Supplementary Tables</w:t>
+      </w:r>
+    </w:p>
+    <w:p>
+      <w:pPr>
+        <w:pStyle w:val="TableCaption"/>
+      </w:pPr>
+      <w:r>
+        <w:t xml:space="preserve">Table S1. Full access model (all odds ratios).</w:t>
+      </w:r>
+    </w:p>
+    <w:tbl>
+      <w:tblPr>
+        <w:tblStyle w:val="Table"/>
+        <w:tblW w:type="pct" w:w="5000"/>
+        <w:tblLayout w:type="fixed"/>
+        <w:tblLook w:firstRow="1" w:lastRow="0" w:firstColumn="0" w:lastColumn="0" w:noHBand="0" w:noVBand="0" w:val="0020"/>
+        <w:tblCaption w:val="Table S1. Full access model (all odds ratios)."/>
+      </w:tblPr>
+      <w:tblGrid>
+        <w:gridCol w:w="2392"/>
+        <w:gridCol w:w="742"/>
+        <w:gridCol w:w="495"/>
+        <w:gridCol w:w="660"/>
+        <w:gridCol w:w="660"/>
+        <w:gridCol w:w="990"/>
+        <w:gridCol w:w="495"/>
+        <w:gridCol w:w="742"/>
+        <w:gridCol w:w="742"/>
+      </w:tblGrid>
+      <w:tr>
+        <w:trPr>
+          <w:tblHeader w:val="on"/>
+        </w:trPr>
+        <w:tc>
+          <w:tcPr/>
+          <w:p>
+            <w:pPr>
+              <w:pStyle w:val="Compact"/>
+              <w:jc w:val="left"/>
+            </w:pPr>
+            <w:r>
+              <w:t xml:space="preserve">term</w:t>
+            </w:r>
+          </w:p>
+        </w:tc>
+        <w:tc>
+          <w:tcPr/>
+          <w:p>
+            <w:pPr>
+              <w:pStyle w:val="Compact"/>
+              <w:jc w:val="right"/>
+            </w:pPr>
+            <w:r>
+              <w:t xml:space="preserve">estimate</w:t>
+            </w:r>
+          </w:p>
+        </w:tc>
+        <w:tc>
+          <w:tcPr/>
+          <w:p>
+            <w:pPr>
+              <w:pStyle w:val="Compact"/>
+              <w:jc w:val="right"/>
+            </w:pPr>
+            <w:r>
+              <w:t xml:space="preserve">se</w:t>
+            </w:r>
+          </w:p>
+        </w:tc>
+        <w:tc>
+          <w:tcPr/>
+          <w:p>
+            <w:pPr>
+              <w:pStyle w:val="Compact"/>
+              <w:jc w:val="right"/>
+            </w:pPr>
+            <w:r>
+              <w:t xml:space="preserve">z_value</w:t>
+            </w:r>
+          </w:p>
+        </w:tc>
+        <w:tc>
+          <w:tcPr/>
+          <w:p>
+            <w:pPr>
+              <w:pStyle w:val="Compact"/>
+              <w:jc w:val="right"/>
+            </w:pPr>
+            <w:r>
+              <w:t xml:space="preserve">p_value</w:t>
+            </w:r>
+          </w:p>
+        </w:tc>
+        <w:tc>
+          <w:tcPr/>
+          <w:p>
+            <w:pPr>
+              <w:pStyle w:val="Compact"/>
+              <w:jc w:val="left"/>
+            </w:pPr>
+            <w:r>
+              <w:t xml:space="preserve">p_value_fmt</w:t>
+            </w:r>
+          </w:p>
+        </w:tc>
+        <w:tc>
+          <w:tcPr/>
+          <w:p>
+            <w:pPr>
+              <w:pStyle w:val="Compact"/>
+              <w:jc w:val="right"/>
+            </w:pPr>
+            <w:r>
+              <w:t xml:space="preserve">or</w:t>
+            </w:r>
+          </w:p>
+        </w:tc>
+        <w:tc>
+          <w:tcPr/>
+          <w:p>
+            <w:pPr>
+              <w:pStyle w:val="Compact"/>
+              <w:jc w:val="right"/>
+            </w:pPr>
+            <w:r>
+              <w:t xml:space="preserve">ci_lower</w:t>
+            </w:r>
+          </w:p>
+        </w:tc>
+        <w:tc>
+          <w:tcPr/>
+          <w:p>
+            <w:pPr>
+              <w:pStyle w:val="Compact"/>
+              <w:jc w:val="right"/>
+            </w:pPr>
+            <w:r>
+              <w:t xml:space="preserve">ci_upper</w:t>
+            </w:r>
+          </w:p>
+        </w:tc>
+      </w:tr>
+      <w:tr>
+        <w:tc>
+          <w:tcPr/>
+          <w:p>
+            <w:pPr>
+              <w:pStyle w:val="Compact"/>
+              <w:jc w:val="left"/>
+            </w:pPr>
+            <w:r>
+              <w:t xml:space="preserve">(Intercept)</w:t>
+            </w:r>
+          </w:p>
+        </w:tc>
+        <w:tc>
+          <w:tcPr/>
+          <w:p>
+            <w:pPr>
+              <w:pStyle w:val="Compact"/>
+              <w:jc w:val="right"/>
+            </w:pPr>
+            <w:r>
+              <w:t xml:space="preserve">-0.205</w:t>
+            </w:r>
+          </w:p>
+        </w:tc>
+        <w:tc>
+          <w:tcPr/>
+          <w:p>
+            <w:pPr>
+              <w:pStyle w:val="Compact"/>
+              <w:jc w:val="right"/>
+            </w:pPr>
+            <w:r>
+              <w:t xml:space="preserve">0.189</w:t>
+            </w:r>
+          </w:p>
+        </w:tc>
+        <w:tc>
+          <w:tcPr/>
+          <w:p>
+            <w:pPr>
+              <w:pStyle w:val="Compact"/>
+              <w:jc w:val="right"/>
+            </w:pPr>
+            <w:r>
+              <w:t xml:space="preserve">-1.082</w:t>
+            </w:r>
+          </w:p>
+        </w:tc>
+        <w:tc>
+          <w:tcPr/>
+          <w:p>
+            <w:pPr>
+              <w:pStyle w:val="Compact"/>
+              <w:jc w:val="right"/>
+            </w:pPr>
+            <w:r>
+              <w:t xml:space="preserve">0.279</w:t>
+            </w:r>
+          </w:p>
+        </w:tc>
+        <w:tc>
+          <w:tcPr/>
+          <w:p>
+            <w:pPr>
+              <w:pStyle w:val="Compact"/>
+              <w:jc w:val="left"/>
+            </w:pPr>
+            <w:r>
+              <w:t xml:space="preserve">0.279</w:t>
+            </w:r>
+          </w:p>
+        </w:tc>
+        <w:tc>
+          <w:tcPr/>
+          <w:p>
+            <w:pPr>
+              <w:pStyle w:val="Compact"/>
+              <w:jc w:val="right"/>
+            </w:pPr>
+            <w:r>
+              <w:t xml:space="preserve">0.815</w:t>
+            </w:r>
+          </w:p>
+        </w:tc>
+        <w:tc>
+          <w:tcPr/>
+          <w:p>
+            <w:pPr>
+              <w:pStyle w:val="Compact"/>
+              <w:jc w:val="right"/>
+            </w:pPr>
+            <w:r>
+              <w:t xml:space="preserve">0.562</w:t>
+            </w:r>
+          </w:p>
+        </w:tc>
+        <w:tc>
+          <w:tcPr/>
+          <w:p>
+            <w:pPr>
+              <w:pStyle w:val="Compact"/>
+              <w:jc w:val="right"/>
+            </w:pPr>
+            <w:r>
+              <w:t xml:space="preserve">1.181</w:t>
+            </w:r>
+          </w:p>
+        </w:tc>
+      </w:tr>
+      <w:tr>
+        <w:tc>
+          <w:tcPr/>
+          <w:p>
+            <w:pPr>
+              <w:pStyle w:val="Compact"/>
+              <w:jc w:val="left"/>
+            </w:pPr>
+            <w:r>
+              <w:t xml:space="preserve">ent_typeFacial Plastics</w:t>
+            </w:r>
+          </w:p>
+        </w:tc>
+        <w:tc>
+          <w:tcPr/>
+          <w:p>
+            <w:pPr>
+              <w:pStyle w:val="Compact"/>
+              <w:jc w:val="right"/>
+            </w:pPr>
+            <w:r>
+              <w:t xml:space="preserve">-0.104</w:t>
+            </w:r>
+          </w:p>
+        </w:tc>
+        <w:tc>
+          <w:tcPr/>
+          <w:p>
+            <w:pPr>
+              <w:pStyle w:val="Compact"/>
+              <w:jc w:val="right"/>
+            </w:pPr>
+            <w:r>
+              <w:t xml:space="preserve">0.266</w:t>
+            </w:r>
+          </w:p>
+        </w:tc>
+        <w:tc>
+          <w:tcPr/>
+          <w:p>
+            <w:pPr>
+              <w:pStyle w:val="Compact"/>
+              <w:jc w:val="right"/>
+            </w:pPr>
+            <w:r>
+              <w:t xml:space="preserve">-0.391</w:t>
+            </w:r>
+          </w:p>
+        </w:tc>
+        <w:tc>
+          <w:tcPr/>
+          <w:p>
+            <w:pPr>
+              <w:pStyle w:val="Compact"/>
+              <w:jc w:val="right"/>
+            </w:pPr>
+            <w:r>
+              <w:t xml:space="preserve">0.696</w:t>
+            </w:r>
+          </w:p>
+        </w:tc>
+        <w:tc>
+          <w:tcPr/>
+          <w:p>
+            <w:pPr>
+              <w:pStyle w:val="Compact"/>
+              <w:jc w:val="left"/>
+            </w:pPr>
+            <w:r>
+              <w:t xml:space="preserve">0.696</w:t>
+            </w:r>
+          </w:p>
+        </w:tc>
+        <w:tc>
+          <w:tcPr/>
+          <w:p>
+            <w:pPr>
+              <w:pStyle w:val="Compact"/>
+              <w:jc w:val="right"/>
+            </w:pPr>
+            <w:r>
+              <w:t xml:space="preserve">0.901</w:t>
+            </w:r>
+          </w:p>
+        </w:tc>
+        <w:tc>
+          <w:tcPr/>
+          <w:p>
+            <w:pPr>
+              <w:pStyle w:val="Compact"/>
+              <w:jc w:val="right"/>
+            </w:pPr>
+            <w:r>
+              <w:t xml:space="preserve">0.535</w:t>
+            </w:r>
+          </w:p>
+        </w:tc>
+        <w:tc>
+          <w:tcPr/>
+          <w:p>
+            <w:pPr>
+              <w:pStyle w:val="Compact"/>
+              <w:jc w:val="right"/>
+            </w:pPr>
+            <w:r>
+              <w:t xml:space="preserve">1.518</w:t>
+            </w:r>
+          </w:p>
+        </w:tc>
+      </w:tr>
+      <w:tr>
+        <w:tc>
+          <w:tcPr/>
+          <w:p>
+            <w:pPr>
+              <w:pStyle w:val="Compact"/>
+              <w:jc w:val="left"/>
+            </w:pPr>
+            <w:r>
+              <w:t xml:space="preserve">ent_typeHead and Neck Cancer</w:t>
+            </w:r>
+          </w:p>
+        </w:tc>
+        <w:tc>
+          <w:tcPr/>
+          <w:p>
+            <w:pPr>
+              <w:pStyle w:val="Compact"/>
+              <w:jc w:val="right"/>
+            </w:pPr>
+            <w:r>
+              <w:t xml:space="preserve">-0.186</w:t>
+            </w:r>
+          </w:p>
+        </w:tc>
+        <w:tc>
+          <w:tcPr/>
+          <w:p>
+            <w:pPr>
+              <w:pStyle w:val="Compact"/>
+              <w:jc w:val="right"/>
+            </w:pPr>
+            <w:r>
+              <w:t xml:space="preserve">0.426</w:t>
+            </w:r>
+          </w:p>
+        </w:tc>
+        <w:tc>
+          <w:tcPr/>
+          <w:p>
+            <w:pPr>
+              <w:pStyle w:val="Compact"/>
+              <w:jc w:val="right"/>
+            </w:pPr>
+            <w:r>
+              <w:t xml:space="preserve">-0.438</w:t>
+            </w:r>
+          </w:p>
+        </w:tc>
+        <w:tc>
+          <w:tcPr/>
+          <w:p>
+            <w:pPr>
+              <w:pStyle w:val="Compact"/>
+              <w:jc w:val="right"/>
+            </w:pPr>
+            <w:r>
+              <w:t xml:space="preserve">0.661</w:t>
+            </w:r>
+          </w:p>
+        </w:tc>
+        <w:tc>
+          <w:tcPr/>
+          <w:p>
+            <w:pPr>
+              <w:pStyle w:val="Compact"/>
+              <w:jc w:val="left"/>
+            </w:pPr>
+            <w:r>
+              <w:t xml:space="preserve">0.661</w:t>
+            </w:r>
+          </w:p>
+        </w:tc>
+        <w:tc>
+          <w:tcPr/>
+          <w:p>
+            <w:pPr>
+              <w:pStyle w:val="Compact"/>
+              <w:jc w:val="right"/>
+            </w:pPr>
+            <w:r>
+              <w:t xml:space="preserve">0.830</w:t>
+            </w:r>
+          </w:p>
+        </w:tc>
+        <w:tc>
+          <w:tcPr/>
+          <w:p>
+            <w:pPr>
+              <w:pStyle w:val="Compact"/>
+              <w:jc w:val="right"/>
+            </w:pPr>
+            <w:r>
+              <w:t xml:space="preserve">0.360</w:t>
+            </w:r>
+          </w:p>
+        </w:tc>
+        <w:tc>
+          <w:tcPr/>
+          <w:p>
+            <w:pPr>
+              <w:pStyle w:val="Compact"/>
+              <w:jc w:val="right"/>
+            </w:pPr>
+            <w:r>
+              <w:t xml:space="preserve">1.912</w:t>
+            </w:r>
+          </w:p>
+        </w:tc>
+      </w:tr>
+      <w:tr>
+        <w:tc>
+          <w:tcPr/>
+          <w:p>
+            <w:pPr>
+              <w:pStyle w:val="Compact"/>
+              <w:jc w:val="left"/>
+            </w:pPr>
+            <w:r>
+              <w:t xml:space="preserve">ent_typeLaryngology</w:t>
+            </w:r>
+          </w:p>
+        </w:tc>
+        <w:tc>
+          <w:tcPr/>
+          <w:p>
+            <w:pPr>
+              <w:pStyle w:val="Compact"/>
+              <w:jc w:val="right"/>
+            </w:pPr>
+            <w:r>
+              <w:t xml:space="preserve">0.555</w:t>
+            </w:r>
+          </w:p>
+        </w:tc>
+        <w:tc>
+          <w:tcPr/>
+          <w:p>
+            <w:pPr>
+              <w:pStyle w:val="Compact"/>
+              <w:jc w:val="right"/>
+            </w:pPr>
+            <w:r>
+              <w:t xml:space="preserve">0.638</w:t>
+            </w:r>
+          </w:p>
+        </w:tc>
+        <w:tc>
+          <w:tcPr/>
+          <w:p>
+            <w:pPr>
+              <w:pStyle w:val="Compact"/>
+              <w:jc w:val="right"/>
+            </w:pPr>
+            <w:r>
+              <w:t xml:space="preserve">0.869</w:t>
+            </w:r>
+          </w:p>
+        </w:tc>
+        <w:tc>
+          <w:tcPr/>
+          <w:p>
+            <w:pPr>
+              <w:pStyle w:val="Compact"/>
+              <w:jc w:val="right"/>
+            </w:pPr>
+            <w:r>
+              <w:t xml:space="preserve">0.385</w:t>
+            </w:r>
+          </w:p>
+        </w:tc>
+        <w:tc>
+          <w:tcPr/>
+          <w:p>
+            <w:pPr>
+              <w:pStyle w:val="Compact"/>
+              <w:jc w:val="left"/>
+            </w:pPr>
+            <w:r>
+              <w:t xml:space="preserve">0.385</w:t>
+            </w:r>
+          </w:p>
+        </w:tc>
+        <w:tc>
+          <w:tcPr/>
+          <w:p>
+            <w:pPr>
+              <w:pStyle w:val="Compact"/>
+              <w:jc w:val="right"/>
+            </w:pPr>
+            <w:r>
+              <w:t xml:space="preserve">1.741</w:t>
+            </w:r>
+          </w:p>
+        </w:tc>
+        <w:tc>
+          <w:tcPr/>
+          <w:p>
+            <w:pPr>
+              <w:pStyle w:val="Compact"/>
+              <w:jc w:val="right"/>
+            </w:pPr>
+            <w:r>
+              <w:t xml:space="preserve">0.499</w:t>
+            </w:r>
+          </w:p>
+        </w:tc>
+        <w:tc>
+          <w:tcPr/>
+          <w:p>
+            <w:pPr>
+              <w:pStyle w:val="Compact"/>
+              <w:jc w:val="right"/>
+            </w:pPr>
+            <w:r>
+              <w:t xml:space="preserve">6.083</w:t>
+            </w:r>
+          </w:p>
+        </w:tc>
+      </w:tr>
+      <w:tr>
+        <w:tc>
+          <w:tcPr/>
+          <w:p>
+            <w:pPr>
+              <w:pStyle w:val="Compact"/>
+              <w:jc w:val="left"/>
+            </w:pPr>
+            <w:r>
+              <w:t xml:space="preserve">ent_typeOtology/neurotology</w:t>
+            </w:r>
+          </w:p>
+        </w:tc>
+        <w:tc>
+          <w:tcPr/>
+          <w:p>
+            <w:pPr>
+              <w:pStyle w:val="Compact"/>
+              <w:jc w:val="right"/>
+            </w:pPr>
+            <w:r>
+              <w:t xml:space="preserve">-0.704</w:t>
+            </w:r>
+          </w:p>
+        </w:tc>
+        <w:tc>
+          <w:tcPr/>
+          <w:p>
+            <w:pPr>
+              <w:pStyle w:val="Compact"/>
+              <w:jc w:val="right"/>
+            </w:pPr>
+            <w:r>
+              <w:t xml:space="preserve">0.395</w:t>
+            </w:r>
+          </w:p>
+        </w:tc>
+        <w:tc>
+          <w:tcPr/>
+          <w:p>
+            <w:pPr>
+              <w:pStyle w:val="Compact"/>
+              <w:jc w:val="right"/>
+            </w:pPr>
+            <w:r>
+              <w:t xml:space="preserve">-1.784</w:t>
+            </w:r>
+          </w:p>
+        </w:tc>
+        <w:tc>
+          <w:tcPr/>
+          <w:p>
+            <w:pPr>
+              <w:pStyle w:val="Compact"/>
+              <w:jc w:val="right"/>
+            </w:pPr>
+            <w:r>
+              <w:t xml:space="preserve">0.074</w:t>
+            </w:r>
+          </w:p>
+        </w:tc>
+        <w:tc>
+          <w:tcPr/>
+          <w:p>
+            <w:pPr>
+              <w:pStyle w:val="Compact"/>
+              <w:jc w:val="left"/>
+            </w:pPr>
+            <w:r>
+              <w:t xml:space="preserve">0.074</w:t>
+            </w:r>
+          </w:p>
+        </w:tc>
+        <w:tc>
+          <w:tcPr/>
+          <w:p>
+            <w:pPr>
+              <w:pStyle w:val="Compact"/>
+              <w:jc w:val="right"/>
+            </w:pPr>
+            <w:r>
+              <w:t xml:space="preserve">0.495</w:t>
+            </w:r>
+          </w:p>
+        </w:tc>
+        <w:tc>
+          <w:tcPr/>
+          <w:p>
+            <w:pPr>
+              <w:pStyle w:val="Compact"/>
+              <w:jc w:val="right"/>
+            </w:pPr>
+            <w:r>
+              <w:t xml:space="preserve">0.228</w:t>
+            </w:r>
+          </w:p>
+        </w:tc>
+        <w:tc>
+          <w:tcPr/>
+          <w:p>
+            <w:pPr>
+              <w:pStyle w:val="Compact"/>
+              <w:jc w:val="right"/>
+            </w:pPr>
+            <w:r>
+              <w:t xml:space="preserve">1.072</w:t>
+            </w:r>
+          </w:p>
+        </w:tc>
+      </w:tr>
+      <w:tr>
+        <w:tc>
+          <w:tcPr/>
+          <w:p>
+            <w:pPr>
+              <w:pStyle w:val="Compact"/>
+              <w:jc w:val="left"/>
+            </w:pPr>
+            <w:r>
+              <w:t xml:space="preserve">ent_typePediatrics</w:t>
+            </w:r>
+          </w:p>
+        </w:tc>
+        <w:tc>
+          <w:tcPr/>
+          <w:p>
+            <w:pPr>
+              <w:pStyle w:val="Compact"/>
+              <w:jc w:val="right"/>
+            </w:pPr>
+            <w:r>
+              <w:t xml:space="preserve">0.815</w:t>
+            </w:r>
+          </w:p>
+        </w:tc>
+        <w:tc>
+          <w:tcPr/>
+          <w:p>
+            <w:pPr>
+              <w:pStyle w:val="Compact"/>
+              <w:jc w:val="right"/>
+            </w:pPr>
+            <w:r>
+              <w:t xml:space="preserve">0.379</w:t>
+            </w:r>
+          </w:p>
+        </w:tc>
+        <w:tc>
+          <w:tcPr/>
+          <w:p>
+            <w:pPr>
+              <w:pStyle w:val="Compact"/>
+              <w:jc w:val="right"/>
+            </w:pPr>
+            <w:r>
+              <w:t xml:space="preserve">2.154</w:t>
+            </w:r>
+          </w:p>
+        </w:tc>
+        <w:tc>
+          <w:tcPr/>
+          <w:p>
+            <w:pPr>
+              <w:pStyle w:val="Compact"/>
+              <w:jc w:val="right"/>
+            </w:pPr>
+            <w:r>
+              <w:t xml:space="preserve">0.031</w:t>
+            </w:r>
+          </w:p>
+        </w:tc>
+        <w:tc>
+          <w:tcPr/>
+          <w:p>
+            <w:pPr>
+              <w:pStyle w:val="Compact"/>
+              <w:jc w:val="left"/>
+            </w:pPr>
+            <w:r>
+              <w:t xml:space="preserve">0.031</w:t>
+            </w:r>
+          </w:p>
+        </w:tc>
+        <w:tc>
+          <w:tcPr/>
+          <w:p>
+            <w:pPr>
+              <w:pStyle w:val="Compact"/>
+              <w:jc w:val="right"/>
+            </w:pPr>
+            <w:r>
+              <w:t xml:space="preserve">2.260</w:t>
+            </w:r>
+          </w:p>
+        </w:tc>
+        <w:tc>
+          <w:tcPr/>
+          <w:p>
+            <w:pPr>
+              <w:pStyle w:val="Compact"/>
+              <w:jc w:val="right"/>
+            </w:pPr>
+            <w:r>
+              <w:t xml:space="preserve">1.076</w:t>
+            </w:r>
+          </w:p>
+        </w:tc>
+        <w:tc>
+          <w:tcPr/>
+          <w:p>
+            <w:pPr>
+              <w:pStyle w:val="Compact"/>
+              <w:jc w:val="right"/>
+            </w:pPr>
+            <w:r>
+              <w:t xml:space="preserve">4.746</w:t>
+            </w:r>
+          </w:p>
+        </w:tc>
+      </w:tr>
+      <w:tr>
+        <w:tc>
+          <w:tcPr/>
+          <w:p>
+            <w:pPr>
+              <w:pStyle w:val="Compact"/>
+              <w:jc w:val="left"/>
+            </w:pPr>
+            <w:r>
+              <w:t xml:space="preserve">ent_typeRhinology</w:t>
+            </w:r>
+          </w:p>
+        </w:tc>
+        <w:tc>
+          <w:tcPr/>
+          <w:p>
+            <w:pPr>
+              <w:pStyle w:val="Compact"/>
+              <w:jc w:val="right"/>
+            </w:pPr>
+            <w:r>
+              <w:t xml:space="preserve">0.745</w:t>
+            </w:r>
+          </w:p>
+        </w:tc>
+        <w:tc>
+          <w:tcPr/>
+          <w:p>
+            <w:pPr>
+              <w:pStyle w:val="Compact"/>
+              <w:jc w:val="right"/>
+            </w:pPr>
+            <w:r>
+              <w:t xml:space="preserve">0.549</w:t>
+            </w:r>
+          </w:p>
+        </w:tc>
+        <w:tc>
+          <w:tcPr/>
+          <w:p>
+            <w:pPr>
+              <w:pStyle w:val="Compact"/>
+              <w:jc w:val="right"/>
+            </w:pPr>
+            <w:r>
+              <w:t xml:space="preserve">1.358</w:t>
+            </w:r>
+          </w:p>
+        </w:tc>
+        <w:tc>
+          <w:tcPr/>
+          <w:p>
+            <w:pPr>
+              <w:pStyle w:val="Compact"/>
+              <w:jc w:val="right"/>
+            </w:pPr>
+            <w:r>
+              <w:t xml:space="preserve">0.174</w:t>
+            </w:r>
+          </w:p>
+        </w:tc>
+        <w:tc>
+          <w:tcPr/>
+          <w:p>
+            <w:pPr>
+              <w:pStyle w:val="Compact"/>
+              <w:jc w:val="left"/>
+            </w:pPr>
+            <w:r>
+              <w:t xml:space="preserve">0.174</w:t>
+            </w:r>
+          </w:p>
+        </w:tc>
+        <w:tc>
+          <w:tcPr/>
+          <w:p>
+            <w:pPr>
+              <w:pStyle w:val="Compact"/>
+              <w:jc w:val="right"/>
+            </w:pPr>
+            <w:r>
+              <w:t xml:space="preserve">2.107</w:t>
+            </w:r>
+          </w:p>
+        </w:tc>
+        <w:tc>
+          <w:tcPr/>
+          <w:p>
+            <w:pPr>
+              <w:pStyle w:val="Compact"/>
+              <w:jc w:val="right"/>
+            </w:pPr>
+            <w:r>
+              <w:t xml:space="preserve">0.719</w:t>
+            </w:r>
+          </w:p>
+        </w:tc>
+        <w:tc>
+          <w:tcPr/>
+          <w:p>
+            <w:pPr>
+              <w:pStyle w:val="Compact"/>
+              <w:jc w:val="right"/>
+            </w:pPr>
+            <w:r>
+              <w:t xml:space="preserve">6.174</w:t>
+            </w:r>
+          </w:p>
+        </w:tc>
+      </w:tr>
+      <w:tr>
+        <w:tc>
+          <w:tcPr/>
+          <w:p>
+            <w:pPr>
+              <w:pStyle w:val="Compact"/>
+              <w:jc w:val="left"/>
+            </w:pPr>
+            <w:r>
+              <w:t xml:space="preserve">ent_typeSleep</w:t>
+            </w:r>
+          </w:p>
+        </w:tc>
+        <w:tc>
+          <w:tcPr/>
+          <w:p>
+            <w:pPr>
+              <w:pStyle w:val="Compact"/>
+              <w:jc w:val="right"/>
+            </w:pPr>
+            <w:r>
+              <w:t xml:space="preserve">0.506</w:t>
+            </w:r>
+          </w:p>
+        </w:tc>
+        <w:tc>
+          <w:tcPr/>
+          <w:p>
+            <w:pPr>
+              <w:pStyle w:val="Compact"/>
+              <w:jc w:val="right"/>
+            </w:pPr>
+            <w:r>
+              <w:t xml:space="preserve">0.566</w:t>
+            </w:r>
+          </w:p>
+        </w:tc>
+        <w:tc>
+          <w:tcPr/>
+          <w:p>
+            <w:pPr>
+              <w:pStyle w:val="Compact"/>
+              <w:jc w:val="right"/>
+            </w:pPr>
+            <w:r>
+              <w:t xml:space="preserve">0.895</w:t>
+            </w:r>
+          </w:p>
+        </w:tc>
+        <w:tc>
+          <w:tcPr/>
+          <w:p>
+            <w:pPr>
+              <w:pStyle w:val="Compact"/>
+              <w:jc w:val="right"/>
+            </w:pPr>
+            <w:r>
+              <w:t xml:space="preserve">0.371</w:t>
+            </w:r>
+          </w:p>
+        </w:tc>
+        <w:tc>
+          <w:tcPr/>
+          <w:p>
+            <w:pPr>
+              <w:pStyle w:val="Compact"/>
+              <w:jc w:val="left"/>
+            </w:pPr>
+            <w:r>
+              <w:t xml:space="preserve">0.371</w:t>
+            </w:r>
+          </w:p>
+        </w:tc>
+        <w:tc>
+          <w:tcPr/>
+          <w:p>
+            <w:pPr>
+              <w:pStyle w:val="Compact"/>
+              <w:jc w:val="right"/>
+            </w:pPr>
+            <w:r>
+              <w:t xml:space="preserve">1.659</w:t>
+            </w:r>
+          </w:p>
+        </w:tc>
+        <w:tc>
+          <w:tcPr/>
+          <w:p>
+            <w:pPr>
+              <w:pStyle w:val="Compact"/>
+              <w:jc w:val="right"/>
+            </w:pPr>
+            <w:r>
+              <w:t xml:space="preserve">0.547</w:t>
+            </w:r>
+          </w:p>
+        </w:tc>
+        <w:tc>
+          <w:tcPr/>
+          <w:p>
+            <w:pPr>
+              <w:pStyle w:val="Compact"/>
+              <w:jc w:val="right"/>
+            </w:pPr>
+            <w:r>
+              <w:t xml:space="preserve">5.027</w:t>
+            </w:r>
+          </w:p>
+        </w:tc>
+      </w:tr>
+      <w:tr>
+        <w:tc>
+          <w:tcPr/>
+          <w:p>
+            <w:pPr>
+              <w:pStyle w:val="Compact"/>
+              <w:jc w:val="left"/>
+            </w:pPr>
+            <w:r>
+              <w:t xml:space="preserve">ent_per_100k_z</w:t>
+            </w:r>
+          </w:p>
+        </w:tc>
+        <w:tc>
+          <w:tcPr/>
+          <w:p>
+            <w:pPr>
+              <w:pStyle w:val="Compact"/>
+              <w:jc w:val="right"/>
+            </w:pPr>
+            <w:r>
+              <w:t xml:space="preserve">-0.044</w:t>
+            </w:r>
+          </w:p>
+        </w:tc>
+        <w:tc>
+          <w:tcPr/>
+          <w:p>
+            <w:pPr>
+              <w:pStyle w:val="Compact"/>
+              <w:jc w:val="right"/>
+            </w:pPr>
+            <w:r>
+              <w:t xml:space="preserve">0.085</w:t>
+            </w:r>
+          </w:p>
+        </w:tc>
+        <w:tc>
+          <w:tcPr/>
+          <w:p>
+            <w:pPr>
+              <w:pStyle w:val="Compact"/>
+              <w:jc w:val="right"/>
+            </w:pPr>
+            <w:r>
+              <w:t xml:space="preserve">-0.520</w:t>
+            </w:r>
+          </w:p>
+        </w:tc>
+        <w:tc>
+          <w:tcPr/>
+          <w:p>
+            <w:pPr>
+              <w:pStyle w:val="Compact"/>
+              <w:jc w:val="right"/>
+            </w:pPr>
+            <w:r>
+              <w:t xml:space="preserve">0.603</w:t>
+            </w:r>
+          </w:p>
+        </w:tc>
+        <w:tc>
+          <w:tcPr/>
+          <w:p>
+            <w:pPr>
+              <w:pStyle w:val="Compact"/>
+              <w:jc w:val="left"/>
+            </w:pPr>
+            <w:r>
+              <w:t xml:space="preserve">0.603</w:t>
+            </w:r>
+          </w:p>
+        </w:tc>
+        <w:tc>
+          <w:tcPr/>
+          <w:p>
+            <w:pPr>
+              <w:pStyle w:val="Compact"/>
+              <w:jc w:val="right"/>
+            </w:pPr>
+            <w:r>
+              <w:t xml:space="preserve">0.957</w:t>
+            </w:r>
+          </w:p>
+        </w:tc>
+        <w:tc>
+          <w:tcPr/>
+          <w:p>
+            <w:pPr>
+              <w:pStyle w:val="Compact"/>
+              <w:jc w:val="right"/>
+            </w:pPr>
+            <w:r>
+              <w:t xml:space="preserve">0.811</w:t>
+            </w:r>
+          </w:p>
+        </w:tc>
+        <w:tc>
+          <w:tcPr/>
+          <w:p>
+            <w:pPr>
+              <w:pStyle w:val="Compact"/>
+              <w:jc w:val="right"/>
+            </w:pPr>
+            <w:r>
+              <w:t xml:space="preserve">1.129</w:t>
+            </w:r>
+          </w:p>
+        </w:tc>
+      </w:tr>
+      <w:tr>
+        <w:tc>
+          <w:tcPr/>
+          <w:p>
+            <w:pPr>
+              <w:pStyle w:val="Compact"/>
+              <w:jc w:val="left"/>
+            </w:pPr>
+            <w:r>
+              <w:t xml:space="preserve">medicaid_fee_index_z</w:t>
+            </w:r>
+          </w:p>
+        </w:tc>
+        <w:tc>
+          <w:tcPr/>
+          <w:p>
+            <w:pPr>
+              <w:pStyle w:val="Compact"/>
+              <w:jc w:val="right"/>
+            </w:pPr>
+            <w:r>
+              <w:t xml:space="preserve">-0.095</w:t>
+            </w:r>
+          </w:p>
+        </w:tc>
+        <w:tc>
+          <w:tcPr/>
+          <w:p>
+            <w:pPr>
+              <w:pStyle w:val="Compact"/>
+              <w:jc w:val="right"/>
+            </w:pPr>
+            <w:r>
+              <w:t xml:space="preserve">0.082</w:t>
+            </w:r>
+          </w:p>
+        </w:tc>
+        <w:tc>
+          <w:tcPr/>
+          <w:p>
+            <w:pPr>
+              <w:pStyle w:val="Compact"/>
+              <w:jc w:val="right"/>
+            </w:pPr>
+            <w:r>
+              <w:t xml:space="preserve">-1.150</w:t>
+            </w:r>
+          </w:p>
+        </w:tc>
+        <w:tc>
+          <w:tcPr/>
+          <w:p>
+            <w:pPr>
+              <w:pStyle w:val="Compact"/>
+              <w:jc w:val="right"/>
+            </w:pPr>
+            <w:r>
+              <w:t xml:space="preserve">0.250</w:t>
+            </w:r>
+          </w:p>
+        </w:tc>
+        <w:tc>
+          <w:tcPr/>
+          <w:p>
+            <w:pPr>
+              <w:pStyle w:val="Compact"/>
+              <w:jc w:val="left"/>
+            </w:pPr>
+            <w:r>
+              <w:t xml:space="preserve">0.250</w:t>
+            </w:r>
+          </w:p>
+        </w:tc>
+        <w:tc>
+          <w:tcPr/>
+          <w:p>
+            <w:pPr>
+              <w:pStyle w:val="Compact"/>
+              <w:jc w:val="right"/>
+            </w:pPr>
+            <w:r>
+              <w:t xml:space="preserve">0.910</w:t>
+            </w:r>
+          </w:p>
+        </w:tc>
+        <w:tc>
+          <w:tcPr/>
+          <w:p>
+            <w:pPr>
+              <w:pStyle w:val="Compact"/>
+              <w:jc w:val="right"/>
+            </w:pPr>
+            <w:r>
+              <w:t xml:space="preserve">0.774</w:t>
+            </w:r>
+          </w:p>
+        </w:tc>
+        <w:tc>
+          <w:tcPr/>
+          <w:p>
+            <w:pPr>
+              <w:pStyle w:val="Compact"/>
+              <w:jc w:val="right"/>
+            </w:pPr>
+            <w:r>
+              <w:t xml:space="preserve">1.069</w:t>
+            </w:r>
+          </w:p>
+        </w:tc>
+      </w:tr>
+      <w:tr>
+        <w:tc>
+          <w:tcPr/>
+          <w:p>
+            <w:pPr>
+              <w:pStyle w:val="Compact"/>
+              <w:jc w:val="left"/>
+            </w:pPr>
+            <w:r>
+              <w:t xml:space="preserve">svi_overall_z</w:t>
+            </w:r>
+          </w:p>
+        </w:tc>
+        <w:tc>
+          <w:tcPr/>
+          <w:p>
+            <w:pPr>
+              <w:pStyle w:val="Compact"/>
+              <w:jc w:val="right"/>
+            </w:pPr>
+            <w:r>
+              <w:t xml:space="preserve">-0.049</w:t>
+            </w:r>
+          </w:p>
+        </w:tc>
+        <w:tc>
+          <w:tcPr/>
+          <w:p>
+            <w:pPr>
+              <w:pStyle w:val="Compact"/>
+              <w:jc w:val="right"/>
+            </w:pPr>
+            <w:r>
+              <w:t xml:space="preserve">0.089</w:t>
+            </w:r>
+          </w:p>
+        </w:tc>
+        <w:tc>
+          <w:tcPr/>
+          <w:p>
+            <w:pPr>
+              <w:pStyle w:val="Compact"/>
+              <w:jc w:val="right"/>
+            </w:pPr>
+            <w:r>
+              <w:t xml:space="preserve">-0.550</w:t>
+            </w:r>
+          </w:p>
+        </w:tc>
+        <w:tc>
+          <w:tcPr/>
+          <w:p>
+            <w:pPr>
+              <w:pStyle w:val="Compact"/>
+              <w:jc w:val="right"/>
+            </w:pPr>
+            <w:r>
+              <w:t xml:space="preserve">0.583</w:t>
+            </w:r>
+          </w:p>
+        </w:tc>
+        <w:tc>
+          <w:tcPr/>
+          <w:p>
+            <w:pPr>
+              <w:pStyle w:val="Compact"/>
+              <w:jc w:val="left"/>
+            </w:pPr>
+            <w:r>
+              <w:t xml:space="preserve">0.583</w:t>
+            </w:r>
+          </w:p>
+        </w:tc>
+        <w:tc>
+          <w:tcPr/>
+          <w:p>
+            <w:pPr>
+              <w:pStyle w:val="Compact"/>
+              <w:jc w:val="right"/>
+            </w:pPr>
+            <w:r>
+              <w:t xml:space="preserve">0.952</w:t>
+            </w:r>
+          </w:p>
+        </w:tc>
+        <w:tc>
+          <w:tcPr/>
+          <w:p>
+            <w:pPr>
+              <w:pStyle w:val="Compact"/>
+              <w:jc w:val="right"/>
+            </w:pPr>
+            <w:r>
+              <w:t xml:space="preserve">0.800</w:t>
+            </w:r>
+          </w:p>
+        </w:tc>
+        <w:tc>
+          <w:tcPr/>
+          <w:p>
+            <w:pPr>
+              <w:pStyle w:val="Compact"/>
+              <w:jc w:val="right"/>
+            </w:pPr>
+            <w:r>
+              <w:t xml:space="preserve">1.134</w:t>
+            </w:r>
+          </w:p>
+        </w:tc>
+      </w:tr>
+      <w:tr>
+        <w:tc>
+          <w:tcPr/>
+          <w:p>
+            <w:pPr>
+              <w:pStyle w:val="Compact"/>
+              <w:jc w:val="left"/>
+            </w:pPr>
+            <w:r>
+              <w:t xml:space="preserve">dual_pct_z</w:t>
+            </w:r>
+          </w:p>
+        </w:tc>
+        <w:tc>
+          <w:tcPr/>
+          <w:p>
+            <w:pPr>
+              <w:pStyle w:val="Compact"/>
+              <w:jc w:val="right"/>
+            </w:pPr>
+            <w:r>
+              <w:t xml:space="preserve">-0.003</w:t>
+            </w:r>
+          </w:p>
+        </w:tc>
+        <w:tc>
+          <w:tcPr/>
+          <w:p>
+            <w:pPr>
+              <w:pStyle w:val="Compact"/>
+              <w:jc w:val="right"/>
+            </w:pPr>
+            <w:r>
+              <w:t xml:space="preserve">0.092</w:t>
+            </w:r>
+          </w:p>
+        </w:tc>
+        <w:tc>
+          <w:tcPr/>
+          <w:p>
+            <w:pPr>
+              <w:pStyle w:val="Compact"/>
+              <w:jc w:val="right"/>
+            </w:pPr>
+            <w:r>
+              <w:t xml:space="preserve">-0.031</w:t>
+            </w:r>
+          </w:p>
+        </w:tc>
+        <w:tc>
+          <w:tcPr/>
+          <w:p>
+            <w:pPr>
+              <w:pStyle w:val="Compact"/>
+              <w:jc w:val="right"/>
+            </w:pPr>
+            <w:r>
+              <w:t xml:space="preserve">0.975</w:t>
+            </w:r>
+          </w:p>
+        </w:tc>
+        <w:tc>
+          <w:tcPr/>
+          <w:p>
+            <w:pPr>
+              <w:pStyle w:val="Compact"/>
+              <w:jc w:val="left"/>
+            </w:pPr>
+            <w:r>
+              <w:t xml:space="preserve">0.975</w:t>
+            </w:r>
+          </w:p>
+        </w:tc>
+        <w:tc>
+          <w:tcPr/>
+          <w:p>
+            <w:pPr>
+              <w:pStyle w:val="Compact"/>
+              <w:jc w:val="right"/>
+            </w:pPr>
+            <w:r>
+              <w:t xml:space="preserve">0.997</w:t>
+            </w:r>
+          </w:p>
+        </w:tc>
+        <w:tc>
+          <w:tcPr/>
+          <w:p>
+            <w:pPr>
+              <w:pStyle w:val="Compact"/>
+              <w:jc w:val="right"/>
+            </w:pPr>
+            <w:r>
+              <w:t xml:space="preserve">0.832</w:t>
+            </w:r>
+          </w:p>
+        </w:tc>
+        <w:tc>
+          <w:tcPr/>
+          <w:p>
+            <w:pPr>
+              <w:pStyle w:val="Compact"/>
+              <w:jc w:val="right"/>
+            </w:pPr>
+            <w:r>
+              <w:t xml:space="preserve">1.195</w:t>
+            </w:r>
+          </w:p>
+        </w:tc>
+      </w:tr>
+      <w:tr>
+        <w:tc>
+          <w:tcPr/>
+          <w:p>
+            <w:pPr>
+              <w:pStyle w:val="Compact"/>
+              <w:jc w:val="left"/>
+            </w:pPr>
+            <w:r>
+              <w:t xml:space="preserve">ruralRural</w:t>
+            </w:r>
+          </w:p>
+        </w:tc>
+        <w:tc>
+          <w:tcPr/>
+          <w:p>
+            <w:pPr>
+              <w:pStyle w:val="Compact"/>
+              <w:jc w:val="right"/>
+            </w:pPr>
+            <w:r>
+              <w:t xml:space="preserve">-0.072</w:t>
+            </w:r>
+          </w:p>
+        </w:tc>
+        <w:tc>
+          <w:tcPr/>
+          <w:p>
+            <w:pPr>
+              <w:pStyle w:val="Compact"/>
+              <w:jc w:val="right"/>
+            </w:pPr>
+            <w:r>
+              <w:t xml:space="preserve">0.322</w:t>
+            </w:r>
+          </w:p>
+        </w:tc>
+        <w:tc>
+          <w:tcPr/>
+          <w:p>
+            <w:pPr>
+              <w:pStyle w:val="Compact"/>
+              <w:jc w:val="right"/>
+            </w:pPr>
+            <w:r>
+              <w:t xml:space="preserve">-0.224</w:t>
+            </w:r>
+          </w:p>
+        </w:tc>
+        <w:tc>
+          <w:tcPr/>
+          <w:p>
+            <w:pPr>
+              <w:pStyle w:val="Compact"/>
+              <w:jc w:val="right"/>
+            </w:pPr>
+            <w:r>
+              <w:t xml:space="preserve">0.823</w:t>
+            </w:r>
+          </w:p>
+        </w:tc>
+        <w:tc>
+          <w:tcPr/>
+          <w:p>
+            <w:pPr>
+              <w:pStyle w:val="Compact"/>
+              <w:jc w:val="left"/>
+            </w:pPr>
+            <w:r>
+              <w:t xml:space="preserve">0.823</w:t>
+            </w:r>
+          </w:p>
+        </w:tc>
+        <w:tc>
+          <w:tcPr/>
+          <w:p>
+            <w:pPr>
+              <w:pStyle w:val="Compact"/>
+              <w:jc w:val="right"/>
+            </w:pPr>
+            <w:r>
+              <w:t xml:space="preserve">0.930</w:t>
+            </w:r>
+          </w:p>
+        </w:tc>
+        <w:tc>
+          <w:tcPr/>
+          <w:p>
+            <w:pPr>
+              <w:pStyle w:val="Compact"/>
+              <w:jc w:val="right"/>
+            </w:pPr>
+            <w:r>
+              <w:t xml:space="preserve">0.495</w:t>
+            </w:r>
+          </w:p>
+        </w:tc>
+        <w:tc>
+          <w:tcPr/>
+          <w:p>
+            <w:pPr>
+              <w:pStyle w:val="Compact"/>
+              <w:jc w:val="right"/>
+            </w:pPr>
+            <w:r>
+              <w:t xml:space="preserve">1.750</w:t>
+            </w:r>
+          </w:p>
+        </w:tc>
+      </w:tr>
+      <w:tr>
+        <w:tc>
+          <w:tcPr/>
+          <w:p>
+            <w:pPr>
+              <w:pStyle w:val="Compact"/>
+              <w:jc w:val="left"/>
+            </w:pPr>
+            <w:r>
+              <w:t xml:space="preserve">ruralSuburban</w:t>
+            </w:r>
+          </w:p>
+        </w:tc>
+        <w:tc>
+          <w:tcPr/>
+          <w:p>
+            <w:pPr>
+              <w:pStyle w:val="Compact"/>
+              <w:jc w:val="right"/>
+            </w:pPr>
+            <w:r>
+              <w:t xml:space="preserve">0.034</w:t>
+            </w:r>
+          </w:p>
+        </w:tc>
+        <w:tc>
+          <w:tcPr/>
+          <w:p>
+            <w:pPr>
+              <w:pStyle w:val="Compact"/>
+              <w:jc w:val="right"/>
+            </w:pPr>
+            <w:r>
+              <w:t xml:space="preserve">0.189</w:t>
+            </w:r>
+          </w:p>
+        </w:tc>
+        <w:tc>
+          <w:tcPr/>
+          <w:p>
+            <w:pPr>
+              <w:pStyle w:val="Compact"/>
+              <w:jc w:val="right"/>
+            </w:pPr>
+            <w:r>
+              <w:t xml:space="preserve">0.180</w:t>
+            </w:r>
+          </w:p>
+        </w:tc>
+        <w:tc>
+          <w:tcPr/>
+          <w:p>
+            <w:pPr>
+              <w:pStyle w:val="Compact"/>
+              <w:jc w:val="right"/>
+            </w:pPr>
+            <w:r>
+              <w:t xml:space="preserve">0.857</w:t>
+            </w:r>
+          </w:p>
+        </w:tc>
+        <w:tc>
+          <w:tcPr/>
+          <w:p>
+            <w:pPr>
+              <w:pStyle w:val="Compact"/>
+              <w:jc w:val="left"/>
+            </w:pPr>
+            <w:r>
+              <w:t xml:space="preserve">0.857</w:t>
+            </w:r>
+          </w:p>
+        </w:tc>
+        <w:tc>
+          <w:tcPr/>
+          <w:p>
+            <w:pPr>
+              <w:pStyle w:val="Compact"/>
+              <w:jc w:val="right"/>
+            </w:pPr>
+            <w:r>
+              <w:t xml:space="preserve">1.034</w:t>
+            </w:r>
+          </w:p>
+        </w:tc>
+        <w:tc>
+          <w:tcPr/>
+          <w:p>
+            <w:pPr>
+              <w:pStyle w:val="Compact"/>
+              <w:jc w:val="right"/>
+            </w:pPr>
+            <w:r>
+              <w:t xml:space="preserve">0.715</w:t>
+            </w:r>
+          </w:p>
+        </w:tc>
+        <w:tc>
+          <w:tcPr/>
+          <w:p>
+            <w:pPr>
+              <w:pStyle w:val="Compact"/>
+              <w:jc w:val="right"/>
+            </w:pPr>
+            <w:r>
+              <w:t xml:space="preserve">1.497</w:t>
+            </w:r>
+          </w:p>
+        </w:tc>
+      </w:tr>
+      <w:tr>
+        <w:tc>
+          <w:tcPr/>
+          <w:p>
+            <w:pPr>
+              <w:pStyle w:val="Compact"/>
+              <w:jc w:val="left"/>
+            </w:pPr>
+            <w:r>
+              <w:t xml:space="preserve">caller_fDeol</w:t>
+            </w:r>
+          </w:p>
+        </w:tc>
+        <w:tc>
+          <w:tcPr/>
+          <w:p>
+            <w:pPr>
+              <w:pStyle w:val="Compact"/>
+              <w:jc w:val="right"/>
+            </w:pPr>
+            <w:r>
+              <w:t xml:space="preserve">0.851</w:t>
+            </w:r>
+          </w:p>
+        </w:tc>
+        <w:tc>
+          <w:tcPr/>
+          <w:p>
+            <w:pPr>
+              <w:pStyle w:val="Compact"/>
+              <w:jc w:val="right"/>
+            </w:pPr>
+            <w:r>
+              <w:t xml:space="preserve">0.255</w:t>
+            </w:r>
+          </w:p>
+        </w:tc>
+        <w:tc>
+          <w:tcPr/>
+          <w:p>
+            <w:pPr>
+              <w:pStyle w:val="Compact"/>
+              <w:jc w:val="right"/>
+            </w:pPr>
+            <w:r>
+              <w:t xml:space="preserve">3.341</w:t>
+            </w:r>
+          </w:p>
+        </w:tc>
+        <w:tc>
+          <w:tcPr/>
+          <w:p>
+            <w:pPr>
+              <w:pStyle w:val="Compact"/>
+              <w:jc w:val="right"/>
+            </w:pPr>
+            <w:r>
+              <w:t xml:space="preserve">0.001</w:t>
+            </w:r>
+          </w:p>
+        </w:tc>
+        <w:tc>
+          <w:tcPr/>
+          <w:p>
+            <w:pPr>
+              <w:pStyle w:val="Compact"/>
+              <w:jc w:val="left"/>
+            </w:pPr>
+            <w:r>
+              <w:t xml:space="preserve">&lt; 0.001</w:t>
+            </w:r>
+          </w:p>
+        </w:tc>
+        <w:tc>
+          <w:tcPr/>
+          <w:p>
+            <w:pPr>
+              <w:pStyle w:val="Compact"/>
+              <w:jc w:val="right"/>
+            </w:pPr>
+            <w:r>
+              <w:t xml:space="preserve">2.342</w:t>
+            </w:r>
+          </w:p>
+        </w:tc>
+        <w:tc>
+          <w:tcPr/>
+          <w:p>
+            <w:pPr>
+              <w:pStyle w:val="Compact"/>
+              <w:jc w:val="right"/>
+            </w:pPr>
+            <w:r>
+              <w:t xml:space="preserve">1.422</w:t>
+            </w:r>
+          </w:p>
+        </w:tc>
+        <w:tc>
+          <w:tcPr/>
+          <w:p>
+            <w:pPr>
+              <w:pStyle w:val="Compact"/>
+              <w:jc w:val="right"/>
+            </w:pPr>
+            <w:r>
+              <w:t xml:space="preserve">3.858</w:t>
+            </w:r>
+          </w:p>
+        </w:tc>
+      </w:tr>
+      <w:tr>
+        <w:tc>
+          <w:tcPr/>
+          <w:p>
+            <w:pPr>
+              <w:pStyle w:val="Compact"/>
+              <w:jc w:val="left"/>
+            </w:pPr>
+            <w:r>
+              <w:t xml:space="preserve">caller_fFalk</w:t>
+            </w:r>
+          </w:p>
+        </w:tc>
+        <w:tc>
+          <w:tcPr/>
+          <w:p>
+            <w:pPr>
+              <w:pStyle w:val="Compact"/>
+              <w:jc w:val="right"/>
+            </w:pPr>
+            <w:r>
+              <w:t xml:space="preserve">0.693</w:t>
+            </w:r>
+          </w:p>
+        </w:tc>
+        <w:tc>
+          <w:tcPr/>
+          <w:p>
+            <w:pPr>
+              <w:pStyle w:val="Compact"/>
+              <w:jc w:val="right"/>
+            </w:pPr>
+            <w:r>
+              <w:t xml:space="preserve">0.290</w:t>
+            </w:r>
+          </w:p>
+        </w:tc>
+        <w:tc>
+          <w:tcPr/>
+          <w:p>
+            <w:pPr>
+              <w:pStyle w:val="Compact"/>
+              <w:jc w:val="right"/>
+            </w:pPr>
+            <w:r>
+              <w:t xml:space="preserve">2.394</w:t>
+            </w:r>
+          </w:p>
+        </w:tc>
+        <w:tc>
+          <w:tcPr/>
+          <w:p>
+            <w:pPr>
+              <w:pStyle w:val="Compact"/>
+              <w:jc w:val="right"/>
+            </w:pPr>
+            <w:r>
+              <w:t xml:space="preserve">0.017</w:t>
+            </w:r>
+          </w:p>
+        </w:tc>
+        <w:tc>
+          <w:tcPr/>
+          <w:p>
+            <w:pPr>
+              <w:pStyle w:val="Compact"/>
+              <w:jc w:val="left"/>
+            </w:pPr>
+            <w:r>
+              <w:t xml:space="preserve">0.017</w:t>
+            </w:r>
+          </w:p>
+        </w:tc>
+        <w:tc>
+          <w:tcPr/>
+          <w:p>
+            <w:pPr>
+              <w:pStyle w:val="Compact"/>
+              <w:jc w:val="right"/>
+            </w:pPr>
+            <w:r>
+              <w:t xml:space="preserve">2.000</w:t>
+            </w:r>
+          </w:p>
+        </w:tc>
+        <w:tc>
+          <w:tcPr/>
+          <w:p>
+            <w:pPr>
+              <w:pStyle w:val="Compact"/>
+              <w:jc w:val="right"/>
+            </w:pPr>
+            <w:r>
+              <w:t xml:space="preserve">1.134</w:t>
+            </w:r>
+          </w:p>
+        </w:tc>
+        <w:tc>
+          <w:tcPr/>
+          <w:p>
+            <w:pPr>
+              <w:pStyle w:val="Compact"/>
+              <w:jc w:val="right"/>
+            </w:pPr>
+            <w:r>
+              <w:t xml:space="preserve">3.527</w:t>
+            </w:r>
+          </w:p>
+        </w:tc>
+      </w:tr>
+      <w:tr>
+        <w:tc>
+          <w:tcPr/>
+          <w:p>
+            <w:pPr>
+              <w:pStyle w:val="Compact"/>
+              <w:jc w:val="left"/>
+            </w:pPr>
+            <w:r>
+              <w:t xml:space="preserve">caller_fGregg</w:t>
+            </w:r>
+          </w:p>
+        </w:tc>
+        <w:tc>
+          <w:tcPr/>
+          <w:p>
+            <w:pPr>
+              <w:pStyle w:val="Compact"/>
+              <w:jc w:val="right"/>
+            </w:pPr>
+            <w:r>
+              <w:t xml:space="preserve">0.640</w:t>
+            </w:r>
+          </w:p>
+        </w:tc>
+        <w:tc>
+          <w:tcPr/>
+          <w:p>
+            <w:pPr>
+              <w:pStyle w:val="Compact"/>
+              <w:jc w:val="right"/>
+            </w:pPr>
+            <w:r>
+              <w:t xml:space="preserve">0.254</w:t>
+            </w:r>
+          </w:p>
+        </w:tc>
+        <w:tc>
+          <w:tcPr/>
+          <w:p>
+            <w:pPr>
+              <w:pStyle w:val="Compact"/>
+              <w:jc w:val="right"/>
+            </w:pPr>
+            <w:r>
+              <w:t xml:space="preserve">2.516</w:t>
+            </w:r>
+          </w:p>
+        </w:tc>
+        <w:tc>
+          <w:tcPr/>
+          <w:p>
+            <w:pPr>
+              <w:pStyle w:val="Compact"/>
+              <w:jc w:val="right"/>
+            </w:pPr>
+            <w:r>
+              <w:t xml:space="preserve">0.012</w:t>
+            </w:r>
+          </w:p>
+        </w:tc>
+        <w:tc>
+          <w:tcPr/>
+          <w:p>
+            <w:pPr>
+              <w:pStyle w:val="Compact"/>
+              <w:jc w:val="left"/>
+            </w:pPr>
+            <w:r>
+              <w:t xml:space="preserve">0.012</w:t>
+            </w:r>
+          </w:p>
+        </w:tc>
+        <w:tc>
+          <w:tcPr/>
+          <w:p>
+            <w:pPr>
+              <w:pStyle w:val="Compact"/>
+              <w:jc w:val="right"/>
+            </w:pPr>
+            <w:r>
+              <w:t xml:space="preserve">1.896</w:t>
+            </w:r>
+          </w:p>
+        </w:tc>
+        <w:tc>
+          <w:tcPr/>
+          <w:p>
+            <w:pPr>
+              <w:pStyle w:val="Compact"/>
+              <w:jc w:val="right"/>
+            </w:pPr>
+            <w:r>
+              <w:t xml:space="preserve">1.152</w:t>
+            </w:r>
+          </w:p>
+        </w:tc>
+        <w:tc>
+          <w:tcPr/>
+          <w:p>
+            <w:pPr>
+              <w:pStyle w:val="Compact"/>
+              <w:jc w:val="right"/>
+            </w:pPr>
+            <w:r>
+              <w:t xml:space="preserve">3.121</w:t>
+            </w:r>
+          </w:p>
+        </w:tc>
+      </w:tr>
+      <w:tr>
+        <w:tc>
+          <w:tcPr/>
+          <w:p>
+            <w:pPr>
+              <w:pStyle w:val="Compact"/>
+              <w:jc w:val="left"/>
+            </w:pPr>
+            <w:r>
+              <w:t xml:space="preserve">caller_fKim</w:t>
+            </w:r>
+          </w:p>
+        </w:tc>
+        <w:tc>
+          <w:tcPr/>
+          <w:p>
+            <w:pPr>
+              <w:pStyle w:val="Compact"/>
+              <w:jc w:val="right"/>
+            </w:pPr>
+            <w:r>
+              <w:t xml:space="preserve">0.685</w:t>
+            </w:r>
+          </w:p>
+        </w:tc>
+        <w:tc>
+          <w:tcPr/>
+          <w:p>
+            <w:pPr>
+              <w:pStyle w:val="Compact"/>
+              <w:jc w:val="right"/>
+            </w:pPr>
+            <w:r>
+              <w:t xml:space="preserve">0.254</w:t>
+            </w:r>
+          </w:p>
+        </w:tc>
+        <w:tc>
+          <w:tcPr/>
+          <w:p>
+            <w:pPr>
+              <w:pStyle w:val="Compact"/>
+              <w:jc w:val="right"/>
+            </w:pPr>
+            <w:r>
+              <w:t xml:space="preserve">2.691</w:t>
+            </w:r>
+          </w:p>
+        </w:tc>
+        <w:tc>
+          <w:tcPr/>
+          <w:p>
+            <w:pPr>
+              <w:pStyle w:val="Compact"/>
+              <w:jc w:val="right"/>
+            </w:pPr>
+            <w:r>
+              <w:t xml:space="preserve">0.007</w:t>
+            </w:r>
+          </w:p>
+        </w:tc>
+        <w:tc>
+          <w:tcPr/>
+          <w:p>
+            <w:pPr>
+              <w:pStyle w:val="Compact"/>
+              <w:jc w:val="left"/>
+            </w:pPr>
+            <w:r>
+              <w:t xml:space="preserve">0.007</w:t>
+            </w:r>
+          </w:p>
+        </w:tc>
+        <w:tc>
+          <w:tcPr/>
+          <w:p>
+            <w:pPr>
+              <w:pStyle w:val="Compact"/>
+              <w:jc w:val="right"/>
+            </w:pPr>
+            <w:r>
+              <w:t xml:space="preserve">1.983</w:t>
+            </w:r>
+          </w:p>
+        </w:tc>
+        <w:tc>
+          <w:tcPr/>
+          <w:p>
+            <w:pPr>
+              <w:pStyle w:val="Compact"/>
+              <w:jc w:val="right"/>
+            </w:pPr>
+            <w:r>
+              <w:t xml:space="preserve">1.205</w:t>
+            </w:r>
+          </w:p>
+        </w:tc>
+        <w:tc>
+          <w:tcPr/>
+          <w:p>
+            <w:pPr>
+              <w:pStyle w:val="Compact"/>
+              <w:jc w:val="right"/>
+            </w:pPr>
+            <w:r>
+              <w:t xml:space="preserve">3.266</w:t>
+            </w:r>
+          </w:p>
+        </w:tc>
+      </w:tr>
+      <w:tr>
+        <w:tc>
+          <w:tcPr/>
+          <w:p>
+            <w:pPr>
+              <w:pStyle w:val="Compact"/>
+              <w:jc w:val="left"/>
+            </w:pPr>
+            <w:r>
+              <w:t xml:space="preserve">caller_fOther</w:t>
+            </w:r>
+          </w:p>
+        </w:tc>
+        <w:tc>
+          <w:tcPr/>
+          <w:p>
+            <w:pPr>
+              <w:pStyle w:val="Compact"/>
+              <w:jc w:val="right"/>
+            </w:pPr>
+            <w:r>
+              <w:t xml:space="preserve">-0.694</w:t>
+            </w:r>
+          </w:p>
+        </w:tc>
+        <w:tc>
+          <w:tcPr/>
+          <w:p>
+            <w:pPr>
+              <w:pStyle w:val="Compact"/>
+              <w:jc w:val="right"/>
+            </w:pPr>
+            <w:r>
+              <w:t xml:space="preserve">0.634</w:t>
+            </w:r>
+          </w:p>
+        </w:tc>
+        <w:tc>
+          <w:tcPr/>
+          <w:p>
+            <w:pPr>
+              <w:pStyle w:val="Compact"/>
+              <w:jc w:val="right"/>
+            </w:pPr>
+            <w:r>
+              <w:t xml:space="preserve">-1.095</w:t>
+            </w:r>
+          </w:p>
+        </w:tc>
+        <w:tc>
+          <w:tcPr/>
+          <w:p>
+            <w:pPr>
+              <w:pStyle w:val="Compact"/>
+              <w:jc w:val="right"/>
+            </w:pPr>
+            <w:r>
+              <w:t xml:space="preserve">0.274</w:t>
+            </w:r>
+          </w:p>
+        </w:tc>
+        <w:tc>
+          <w:tcPr/>
+          <w:p>
+            <w:pPr>
+              <w:pStyle w:val="Compact"/>
+              <w:jc w:val="left"/>
+            </w:pPr>
+            <w:r>
+              <w:t xml:space="preserve">0.274</w:t>
+            </w:r>
+          </w:p>
+        </w:tc>
+        <w:tc>
+          <w:tcPr/>
+          <w:p>
+            <w:pPr>
+              <w:pStyle w:val="Compact"/>
+              <w:jc w:val="right"/>
+            </w:pPr>
+            <w:r>
+              <w:t xml:space="preserve">0.499</w:t>
+            </w:r>
+          </w:p>
+        </w:tc>
+        <w:tc>
+          <w:tcPr/>
+          <w:p>
+            <w:pPr>
+              <w:pStyle w:val="Compact"/>
+              <w:jc w:val="right"/>
+            </w:pPr>
+            <w:r>
+              <w:t xml:space="preserve">0.144</w:t>
+            </w:r>
+          </w:p>
+        </w:tc>
+        <w:tc>
+          <w:tcPr/>
+          <w:p>
+            <w:pPr>
+              <w:pStyle w:val="Compact"/>
+              <w:jc w:val="right"/>
+            </w:pPr>
+            <w:r>
+              <w:t xml:space="preserve">1.732</w:t>
+            </w:r>
+          </w:p>
+        </w:tc>
+      </w:tr>
+      <w:tr>
+        <w:tc>
+          <w:tcPr/>
+          <w:p>
+            <w:pPr>
+              <w:pStyle w:val="Compact"/>
+              <w:jc w:val="left"/>
+            </w:pPr>
+            <w:r>
+              <w:t xml:space="preserve">caller_fWalsh</w:t>
+            </w:r>
+          </w:p>
+        </w:tc>
+        <w:tc>
+          <w:tcPr/>
+          <w:p>
+            <w:pPr>
+              <w:pStyle w:val="Compact"/>
+              <w:jc w:val="right"/>
+            </w:pPr>
+            <w:r>
+              <w:t xml:space="preserve">0.809</w:t>
+            </w:r>
+          </w:p>
+        </w:tc>
+        <w:tc>
+          <w:tcPr/>
+          <w:p>
+            <w:pPr>
+              <w:pStyle w:val="Compact"/>
+              <w:jc w:val="right"/>
+            </w:pPr>
+            <w:r>
+              <w:t xml:space="preserve">0.250</w:t>
+            </w:r>
+          </w:p>
+        </w:tc>
+        <w:tc>
+          <w:tcPr/>
+          <w:p>
+            <w:pPr>
+              <w:pStyle w:val="Compact"/>
+              <w:jc w:val="right"/>
+            </w:pPr>
+            <w:r>
+              <w:t xml:space="preserve">3.235</w:t>
+            </w:r>
+          </w:p>
+        </w:tc>
+        <w:tc>
+          <w:tcPr/>
+          <w:p>
+            <w:pPr>
+              <w:pStyle w:val="Compact"/>
+              <w:jc w:val="right"/>
+            </w:pPr>
+            <w:r>
+              <w:t xml:space="preserve">0.001</w:t>
+            </w:r>
+          </w:p>
+        </w:tc>
+        <w:tc>
+          <w:tcPr/>
+          <w:p>
+            <w:pPr>
+              <w:pStyle w:val="Compact"/>
+              <w:jc w:val="left"/>
+            </w:pPr>
+            <w:r>
+              <w:t xml:space="preserve">0.001</w:t>
+            </w:r>
+          </w:p>
+        </w:tc>
+        <w:tc>
+          <w:tcPr/>
+          <w:p>
+            <w:pPr>
+              <w:pStyle w:val="Compact"/>
+              <w:jc w:val="right"/>
+            </w:pPr>
+            <w:r>
+              <w:t xml:space="preserve">2.247</w:t>
+            </w:r>
+          </w:p>
+        </w:tc>
+        <w:tc>
+          <w:tcPr/>
+          <w:p>
+            <w:pPr>
+              <w:pStyle w:val="Compact"/>
+              <w:jc w:val="right"/>
+            </w:pPr>
+            <w:r>
+              <w:t xml:space="preserve">1.376</w:t>
+            </w:r>
+          </w:p>
+        </w:tc>
+        <w:tc>
+          <w:tcPr/>
+          <w:p>
+            <w:pPr>
+              <w:pStyle w:val="Compact"/>
+              <w:jc w:val="right"/>
+            </w:pPr>
+            <w:r>
+              <w:t xml:space="preserve">3.669</w:t>
+            </w:r>
+          </w:p>
+        </w:tc>
+      </w:tr>
+    </w:tbl>
+    <w:p/>
+    <w:p>
+      <w:pPr>
+        <w:pStyle w:val="TableCaption"/>
+      </w:pPr>
+      <w:r>
+        <w:t xml:space="preserve">Table S2. Full timeliness model (all rate ratios).</w:t>
+      </w:r>
+    </w:p>
+    <w:tbl>
+      <w:tblPr>
+        <w:tblStyle w:val="Table"/>
+        <w:tblW w:type="auto" w:w="0"/>
+        <w:tblLook w:firstRow="1" w:lastRow="0" w:firstColumn="0" w:lastColumn="0" w:noHBand="0" w:noVBand="0" w:val="0020"/>
+        <w:tblCaption w:val="Table S2. Full timeliness model (all rate ratios)."/>
+      </w:tblPr>
+      <w:tblGrid>
+        <w:gridCol w:w="2640"/>
+        <w:gridCol w:w="2640"/>
+        <w:gridCol w:w="2640"/>
+      </w:tblGrid>
+      <w:tr>
+        <w:trPr>
+          <w:tblHeader w:val="on"/>
+        </w:trPr>
+        <w:tc>
+          <w:tcPr/>
+          <w:p>
+            <w:pPr>
+              <w:pStyle w:val="Compact"/>
+              <w:jc w:val="left"/>
+            </w:pPr>
+            <w:r>
+              <w:t xml:space="preserve">Term</w:t>
+            </w:r>
+          </w:p>
+        </w:tc>
+        <w:tc>
+          <w:tcPr/>
+          <w:p>
+            <w:pPr>
+              <w:pStyle w:val="Compact"/>
+              <w:jc w:val="left"/>
+            </w:pPr>
+            <w:r>
+              <w:t xml:space="preserve">IRR (95% CI)</w:t>
+            </w:r>
+          </w:p>
+        </w:tc>
+        <w:tc>
+          <w:tcPr/>
+          <w:p>
+            <w:pPr>
+              <w:pStyle w:val="Compact"/>
+              <w:jc w:val="right"/>
+            </w:pPr>
+            <w:r>
+              <w:t xml:space="preserve">p-value</w:t>
+            </w:r>
+          </w:p>
+        </w:tc>
+      </w:tr>
+      <w:tr>
+        <w:tc>
+          <w:tcPr/>
+          <w:p>
+            <w:pPr>
+              <w:pStyle w:val="Compact"/>
+              <w:jc w:val="left"/>
+            </w:pPr>
+            <w:r>
+              <w:t xml:space="preserve">ent_typeFacial Plastics</w:t>
+            </w:r>
+          </w:p>
+        </w:tc>
+        <w:tc>
+          <w:tcPr/>
+          <w:p>
+            <w:pPr>
+              <w:pStyle w:val="Compact"/>
+              <w:jc w:val="left"/>
+            </w:pPr>
+            <w:r>
+              <w:t xml:space="preserve">1.04 (0.72-1.50)</w:t>
+            </w:r>
+          </w:p>
+        </w:tc>
+        <w:tc>
+          <w:tcPr/>
+          <w:p>
+            <w:pPr>
+              <w:pStyle w:val="Compact"/>
+              <w:jc w:val="right"/>
+            </w:pPr>
+            <w:r>
+              <w:t xml:space="preserve">0.852</w:t>
+            </w:r>
+          </w:p>
+        </w:tc>
+      </w:tr>
+      <w:tr>
+        <w:tc>
+          <w:tcPr/>
+          <w:p>
+            <w:pPr>
+              <w:pStyle w:val="Compact"/>
+              <w:jc w:val="left"/>
+            </w:pPr>
+            <w:r>
+              <w:t xml:space="preserve">ent_typeHead and Neck Cancer</w:t>
+            </w:r>
+          </w:p>
+        </w:tc>
+        <w:tc>
+          <w:tcPr/>
+          <w:p>
+            <w:pPr>
+              <w:pStyle w:val="Compact"/>
+              <w:jc w:val="left"/>
+            </w:pPr>
+            <w:r>
+              <w:t xml:space="preserve">1.26 (0.72-2.23)</w:t>
+            </w:r>
+          </w:p>
+        </w:tc>
+        <w:tc>
+          <w:tcPr/>
+          <w:p>
+            <w:pPr>
+              <w:pStyle w:val="Compact"/>
+              <w:jc w:val="right"/>
+            </w:pPr>
+            <w:r>
+              <w:t xml:space="preserve">0.421</w:t>
+            </w:r>
+          </w:p>
+        </w:tc>
+      </w:tr>
+      <w:tr>
+        <w:tc>
+          <w:tcPr/>
+          <w:p>
+            <w:pPr>
+              <w:pStyle w:val="Compact"/>
+              <w:jc w:val="left"/>
+            </w:pPr>
+            <w:r>
+              <w:t xml:space="preserve">ent_typeLaryngology</w:t>
+            </w:r>
+          </w:p>
+        </w:tc>
+        <w:tc>
+          <w:tcPr/>
+          <w:p>
+            <w:pPr>
+              <w:pStyle w:val="Compact"/>
+              <w:jc w:val="left"/>
+            </w:pPr>
+            <w:r>
+              <w:t xml:space="preserve">2.25 (1.13-4.46)</w:t>
+            </w:r>
+          </w:p>
+        </w:tc>
+        <w:tc>
+          <w:tcPr/>
+          <w:p>
+            <w:pPr>
+              <w:pStyle w:val="Compact"/>
+              <w:jc w:val="right"/>
+            </w:pPr>
+            <w:r>
+              <w:t xml:space="preserve">0.020</w:t>
+            </w:r>
+          </w:p>
+        </w:tc>
+      </w:tr>
+      <w:tr>
+        <w:tc>
+          <w:tcPr/>
+          <w:p>
+            <w:pPr>
+              <w:pStyle w:val="Compact"/>
+              <w:jc w:val="left"/>
+            </w:pPr>
+            <w:r>
+              <w:t xml:space="preserve">ent_typeOtology/neurotology</w:t>
+            </w:r>
+          </w:p>
+        </w:tc>
+        <w:tc>
+          <w:tcPr/>
+          <w:p>
+            <w:pPr>
+              <w:pStyle w:val="Compact"/>
+              <w:jc w:val="left"/>
+            </w:pPr>
+            <w:r>
+              <w:t xml:space="preserve">1.21 (0.64-2.26)</w:t>
+            </w:r>
+          </w:p>
+        </w:tc>
+        <w:tc>
+          <w:tcPr/>
+          <w:p>
+            <w:pPr>
+              <w:pStyle w:val="Compact"/>
+              <w:jc w:val="right"/>
+            </w:pPr>
+            <w:r>
+              <w:t xml:space="preserve">0.557</w:t>
+            </w:r>
+          </w:p>
+        </w:tc>
+      </w:tr>
+      <w:tr>
+        <w:tc>
+          <w:tcPr/>
+          <w:p>
+            <w:pPr>
+              <w:pStyle w:val="Compact"/>
+              <w:jc w:val="left"/>
+            </w:pPr>
+            <w:r>
+              <w:t xml:space="preserve">ent_typePediatrics</w:t>
+            </w:r>
+          </w:p>
+        </w:tc>
+        <w:tc>
+          <w:tcPr/>
+          <w:p>
+            <w:pPr>
+              <w:pStyle w:val="Compact"/>
+              <w:jc w:val="left"/>
+            </w:pPr>
+            <w:r>
+              <w:t xml:space="preserve">1.54 (1.04-2.28)</w:t>
+            </w:r>
+          </w:p>
+        </w:tc>
+        <w:tc>
+          <w:tcPr/>
+          <w:p>
+            <w:pPr>
+              <w:pStyle w:val="Compact"/>
+              <w:jc w:val="right"/>
+            </w:pPr>
+            <w:r>
+              <w:t xml:space="preserve">0.031</w:t>
+            </w:r>
+          </w:p>
+        </w:tc>
+      </w:tr>
+      <w:tr>
+        <w:tc>
+          <w:tcPr/>
+          <w:p>
+            <w:pPr>
+              <w:pStyle w:val="Compact"/>
+              <w:jc w:val="left"/>
+            </w:pPr>
+            <w:r>
+              <w:t xml:space="preserve">ent_typeRhinology</w:t>
+            </w:r>
+          </w:p>
+        </w:tc>
+        <w:tc>
+          <w:tcPr/>
+          <w:p>
+            <w:pPr>
+              <w:pStyle w:val="Compact"/>
+              <w:jc w:val="left"/>
+            </w:pPr>
+            <w:r>
+              <w:t xml:space="preserve">1.55 (0.89-2.68)</w:t>
+            </w:r>
+          </w:p>
+        </w:tc>
+        <w:tc>
+          <w:tcPr/>
+          <w:p>
+            <w:pPr>
+              <w:pStyle w:val="Compact"/>
+              <w:jc w:val="right"/>
+            </w:pPr>
+            <w:r>
+              <w:t xml:space="preserve">0.121</w:t>
+            </w:r>
+          </w:p>
+        </w:tc>
+      </w:tr>
+      <w:tr>
+        <w:tc>
+          <w:tcPr/>
+          <w:p>
+            <w:pPr>
+              <w:pStyle w:val="Compact"/>
+              <w:jc w:val="left"/>
+            </w:pPr>
+            <w:r>
+              <w:t xml:space="preserve">ent_typeSleep</w:t>
+            </w:r>
+          </w:p>
+        </w:tc>
+        <w:tc>
+          <w:tcPr/>
+          <w:p>
+            <w:pPr>
+              <w:pStyle w:val="Compact"/>
+              <w:jc w:val="left"/>
+            </w:pPr>
+            <w:r>
+              <w:t xml:space="preserve">1.17 (0.61-2.24)</w:t>
+            </w:r>
+          </w:p>
+        </w:tc>
+        <w:tc>
+          <w:tcPr/>
+          <w:p>
+            <w:pPr>
+              <w:pStyle w:val="Compact"/>
+              <w:jc w:val="right"/>
+            </w:pPr>
+            <w:r>
+              <w:t xml:space="preserve">0.646</w:t>
+            </w:r>
+          </w:p>
+        </w:tc>
+      </w:tr>
+      <w:tr>
+        <w:tc>
+          <w:tcPr/>
+          <w:p>
+            <w:pPr>
+              <w:pStyle w:val="Compact"/>
+              <w:jc w:val="left"/>
+            </w:pPr>
+            <w:r>
+              <w:t xml:space="preserve">ent_per_100k_z</w:t>
+            </w:r>
+          </w:p>
+        </w:tc>
+        <w:tc>
+          <w:tcPr/>
+          <w:p>
+            <w:pPr>
+              <w:pStyle w:val="Compact"/>
+              <w:jc w:val="left"/>
+            </w:pPr>
+            <w:r>
+              <w:t xml:space="preserve">0.95 (0.81-1.11)</w:t>
+            </w:r>
+          </w:p>
+        </w:tc>
+        <w:tc>
+          <w:tcPr/>
+          <w:p>
+            <w:pPr>
+              <w:pStyle w:val="Compact"/>
+              <w:jc w:val="right"/>
+            </w:pPr>
+            <w:r>
+              <w:t xml:space="preserve">0.499</w:t>
+            </w:r>
+          </w:p>
+        </w:tc>
+      </w:tr>
+      <w:tr>
+        <w:tc>
+          <w:tcPr/>
+          <w:p>
+            <w:pPr>
+              <w:pStyle w:val="Compact"/>
+              <w:jc w:val="left"/>
+            </w:pPr>
+            <w:r>
+              <w:t xml:space="preserve">medicaid_fee_index_z</w:t>
+            </w:r>
+          </w:p>
+        </w:tc>
+        <w:tc>
+          <w:tcPr/>
+          <w:p>
+            <w:pPr>
+              <w:pStyle w:val="Compact"/>
+              <w:jc w:val="left"/>
+            </w:pPr>
+            <w:r>
+              <w:t xml:space="preserve">0.96 (0.84-1.10)</w:t>
+            </w:r>
+          </w:p>
+        </w:tc>
+        <w:tc>
+          <w:tcPr/>
+          <w:p>
+            <w:pPr>
+              <w:pStyle w:val="Compact"/>
+              <w:jc w:val="right"/>
+            </w:pPr>
+            <w:r>
+              <w:t xml:space="preserve">0.545</w:t>
+            </w:r>
+          </w:p>
+        </w:tc>
+      </w:tr>
+      <w:tr>
+        <w:tc>
+          <w:tcPr/>
+          <w:p>
+            <w:pPr>
+              <w:pStyle w:val="Compact"/>
+              <w:jc w:val="left"/>
+            </w:pPr>
+            <w:r>
+              <w:t xml:space="preserve">svi_overall_z</w:t>
+            </w:r>
+          </w:p>
+        </w:tc>
+        <w:tc>
+          <w:tcPr/>
+          <w:p>
+            <w:pPr>
+              <w:pStyle w:val="Compact"/>
+              <w:jc w:val="left"/>
+            </w:pPr>
+            <w:r>
+              <w:t xml:space="preserve">0.95 (0.84-1.07)</w:t>
+            </w:r>
+          </w:p>
+        </w:tc>
+        <w:tc>
+          <w:tcPr/>
+          <w:p>
+            <w:pPr>
+              <w:pStyle w:val="Compact"/>
+              <w:jc w:val="right"/>
+            </w:pPr>
+            <w:r>
+              <w:t xml:space="preserve">0.423</w:t>
+            </w:r>
+          </w:p>
+        </w:tc>
+      </w:tr>
+      <w:tr>
+        <w:tc>
+          <w:tcPr/>
+          <w:p>
+            <w:pPr>
+              <w:pStyle w:val="Compact"/>
+              <w:jc w:val="left"/>
+            </w:pPr>
+            <w:r>
+              <w:t xml:space="preserve">dual_pct_z</w:t>
+            </w:r>
+          </w:p>
+        </w:tc>
+        <w:tc>
+          <w:tcPr/>
+          <w:p>
+            <w:pPr>
+              <w:pStyle w:val="Compact"/>
+              <w:jc w:val="left"/>
+            </w:pPr>
+            <w:r>
+              <w:t xml:space="preserve">0.98 (0.86-1.12)</w:t>
+            </w:r>
+          </w:p>
+        </w:tc>
+        <w:tc>
+          <w:tcPr/>
+          <w:p>
+            <w:pPr>
+              <w:pStyle w:val="Compact"/>
+              <w:jc w:val="right"/>
+            </w:pPr>
+            <w:r>
+              <w:t xml:space="preserve">0.801</w:t>
+            </w:r>
+          </w:p>
+        </w:tc>
+      </w:tr>
+      <w:tr>
+        <w:tc>
+          <w:tcPr/>
+          <w:p>
+            <w:pPr>
+              <w:pStyle w:val="Compact"/>
+              <w:jc w:val="left"/>
+            </w:pPr>
+            <w:r>
+              <w:t xml:space="preserve">ruralRural</w:t>
+            </w:r>
+          </w:p>
+        </w:tc>
+        <w:tc>
+          <w:tcPr/>
+          <w:p>
+            <w:pPr>
+              <w:pStyle w:val="Compact"/>
+              <w:jc w:val="left"/>
+            </w:pPr>
+            <w:r>
+              <w:t xml:space="preserve">1.14 (0.72-1.81)</w:t>
+            </w:r>
+          </w:p>
+        </w:tc>
+        <w:tc>
+          <w:tcPr/>
+          <w:p>
+            <w:pPr>
+              <w:pStyle w:val="Compact"/>
+              <w:jc w:val="right"/>
+            </w:pPr>
+            <w:r>
+              <w:t xml:space="preserve">0.579</w:t>
+            </w:r>
+          </w:p>
+        </w:tc>
+      </w:tr>
+      <w:tr>
+        <w:tc>
+          <w:tcPr/>
+          <w:p>
+            <w:pPr>
+              <w:pStyle w:val="Compact"/>
+              <w:jc w:val="left"/>
+            </w:pPr>
+            <w:r>
+              <w:t xml:space="preserve">ruralSuburban</w:t>
+            </w:r>
+          </w:p>
+        </w:tc>
+        <w:tc>
+          <w:tcPr/>
+          <w:p>
+            <w:pPr>
+              <w:pStyle w:val="Compact"/>
+              <w:jc w:val="left"/>
+            </w:pPr>
+            <w:r>
+              <w:t xml:space="preserve">1.08 (0.81-1.42)</w:t>
+            </w:r>
+          </w:p>
+        </w:tc>
+        <w:tc>
+          <w:tcPr/>
+          <w:p>
+            <w:pPr>
+              <w:pStyle w:val="Compact"/>
+              <w:jc w:val="right"/>
+            </w:pPr>
+            <w:r>
+              <w:t xml:space="preserve">0.606</w:t>
+            </w:r>
+          </w:p>
+        </w:tc>
+      </w:tr>
+      <w:tr>
+        <w:tc>
+          <w:tcPr/>
+          <w:p>
+            <w:pPr>
+              <w:pStyle w:val="Compact"/>
+              <w:jc w:val="left"/>
+            </w:pPr>
+            <w:r>
+              <w:t xml:space="preserve">caller_fDeol</w:t>
+            </w:r>
+          </w:p>
+        </w:tc>
+        <w:tc>
+          <w:tcPr/>
+          <w:p>
+            <w:pPr>
+              <w:pStyle w:val="Compact"/>
+              <w:jc w:val="left"/>
+            </w:pPr>
+            <w:r>
+              <w:t xml:space="preserve">0.82 (0.59-1.14)</w:t>
+            </w:r>
+          </w:p>
+        </w:tc>
+        <w:tc>
+          <w:tcPr/>
+          <w:p>
+            <w:pPr>
+              <w:pStyle w:val="Compact"/>
+              <w:jc w:val="right"/>
+            </w:pPr>
+            <w:r>
+              <w:t xml:space="preserve">0.235</w:t>
+            </w:r>
+          </w:p>
+        </w:tc>
+      </w:tr>
+      <w:tr>
+        <w:tc>
+          <w:tcPr/>
+          <w:p>
+            <w:pPr>
+              <w:pStyle w:val="Compact"/>
+              <w:jc w:val="left"/>
+            </w:pPr>
+            <w:r>
+              <w:t xml:space="preserve">caller_fFalk</w:t>
+            </w:r>
+          </w:p>
+        </w:tc>
+        <w:tc>
+          <w:tcPr/>
+          <w:p>
+            <w:pPr>
+              <w:pStyle w:val="Compact"/>
+              <w:jc w:val="left"/>
+            </w:pPr>
+            <w:r>
+              <w:t xml:space="preserve">0.61 (0.41-0.91)</w:t>
+            </w:r>
+          </w:p>
+        </w:tc>
+        <w:tc>
+          <w:tcPr/>
+          <w:p>
+            <w:pPr>
+              <w:pStyle w:val="Compact"/>
+              <w:jc w:val="right"/>
+            </w:pPr>
+            <w:r>
+              <w:t xml:space="preserve">0.015</w:t>
+            </w:r>
+          </w:p>
+        </w:tc>
+      </w:tr>
+      <w:tr>
+        <w:tc>
+          <w:tcPr/>
+          <w:p>
+            <w:pPr>
+              <w:pStyle w:val="Compact"/>
+              <w:jc w:val="left"/>
+            </w:pPr>
+            <w:r>
+              <w:t xml:space="preserve">caller_fGregg</w:t>
+            </w:r>
+          </w:p>
+        </w:tc>
+        <w:tc>
+          <w:tcPr/>
+          <w:p>
+            <w:pPr>
+              <w:pStyle w:val="Compact"/>
+              <w:jc w:val="left"/>
+            </w:pPr>
+            <w:r>
+              <w:t xml:space="preserve">1.00 (0.71-1.40)</w:t>
+            </w:r>
+          </w:p>
+        </w:tc>
+        <w:tc>
+          <w:tcPr/>
+          <w:p>
+            <w:pPr>
+              <w:pStyle w:val="Compact"/>
+              <w:jc w:val="right"/>
+            </w:pPr>
+            <w:r>
+              <w:t xml:space="preserve">0.978</w:t>
+            </w:r>
+          </w:p>
+        </w:tc>
+      </w:tr>
+      <w:tr>
+        <w:tc>
+          <w:tcPr/>
+          <w:p>
+            <w:pPr>
+              <w:pStyle w:val="Compact"/>
+              <w:jc w:val="left"/>
+            </w:pPr>
+            <w:r>
+              <w:t xml:space="preserve">caller_fKim</w:t>
+            </w:r>
+          </w:p>
+        </w:tc>
+        <w:tc>
+          <w:tcPr/>
+          <w:p>
+            <w:pPr>
+              <w:pStyle w:val="Compact"/>
+              <w:jc w:val="left"/>
+            </w:pPr>
+            <w:r>
+              <w:t xml:space="preserve">1.00 (0.71-1.42)</w:t>
+            </w:r>
+          </w:p>
+        </w:tc>
+        <w:tc>
+          <w:tcPr/>
+          <w:p>
+            <w:pPr>
+              <w:pStyle w:val="Compact"/>
+              <w:jc w:val="right"/>
+            </w:pPr>
+            <w:r>
+              <w:t xml:space="preserve">0.999</w:t>
+            </w:r>
+          </w:p>
+        </w:tc>
+      </w:tr>
+      <w:tr>
+        <w:tc>
+          <w:tcPr/>
+          <w:p>
+            <w:pPr>
+              <w:pStyle w:val="Compact"/>
+              <w:jc w:val="left"/>
+            </w:pPr>
+            <w:r>
+              <w:t xml:space="preserve">caller_fOther</w:t>
+            </w:r>
+          </w:p>
+        </w:tc>
+        <w:tc>
+          <w:tcPr/>
+          <w:p>
+            <w:pPr>
+              <w:pStyle w:val="Compact"/>
+              <w:jc w:val="left"/>
+            </w:pPr>
+            <w:r>
+              <w:t xml:space="preserve">0.73 (0.26-2.10)</w:t>
+            </w:r>
+          </w:p>
+        </w:tc>
+        <w:tc>
+          <w:tcPr/>
+          <w:p>
+            <w:pPr>
+              <w:pStyle w:val="Compact"/>
+              <w:jc w:val="right"/>
+            </w:pPr>
+            <w:r>
+              <w:t xml:space="preserve">0.565</w:t>
+            </w:r>
+          </w:p>
+        </w:tc>
+      </w:tr>
+      <w:tr>
+        <w:tc>
+          <w:tcPr/>
+          <w:p>
+            <w:pPr>
+              <w:pStyle w:val="Compact"/>
+              <w:jc w:val="left"/>
+            </w:pPr>
+            <w:r>
+              <w:t xml:space="preserve">caller_fWalsh</w:t>
+            </w:r>
+          </w:p>
+        </w:tc>
+        <w:tc>
+          <w:tcPr/>
+          <w:p>
+            <w:pPr>
+              <w:pStyle w:val="Compact"/>
+              <w:jc w:val="left"/>
+            </w:pPr>
+            <w:r>
+              <w:t xml:space="preserve">0.86 (0.62-1.20)</w:t>
+            </w:r>
+          </w:p>
+        </w:tc>
+        <w:tc>
+          <w:tcPr/>
+          <w:p>
+            <w:pPr>
+              <w:pStyle w:val="Compact"/>
+              <w:jc w:val="right"/>
+            </w:pPr>
+            <w:r>
+              <w:t xml:space="preserve">0.379</w:t>
+            </w:r>
+          </w:p>
+        </w:tc>
+      </w:tr>
+    </w:tbl>
+    <w:p/>
+    <w:p>
+      <w:pPr>
+        <w:pStyle w:val="TableCaption"/>
+      </w:pPr>
+      <w:r>
+        <w:t xml:space="preserve">Table S3. Business-day wait by subspecialty.</w:t>
+      </w:r>
+    </w:p>
+    <w:tbl>
+      <w:tblPr>
+        <w:tblStyle w:val="Table"/>
+        <w:tblW w:type="auto" w:w="0"/>
+        <w:tblLook w:firstRow="1" w:lastRow="0" w:firstColumn="0" w:lastColumn="0" w:noHBand="0" w:noVBand="0" w:val="0020"/>
+        <w:tblCaption w:val="Table S3. Business-day wait by subspecialty."/>
+      </w:tblPr>
+      <w:tblGrid>
+        <w:gridCol w:w="1584"/>
+        <w:gridCol w:w="1584"/>
+        <w:gridCol w:w="1584"/>
+        <w:gridCol w:w="1584"/>
+        <w:gridCol w:w="1584"/>
+      </w:tblGrid>
+      <w:tr>
+        <w:trPr>
+          <w:tblHeader w:val="on"/>
+        </w:trPr>
+        <w:tc>
+          <w:tcPr/>
+          <w:p>
+            <w:pPr>
+              <w:pStyle w:val="Compact"/>
+              <w:jc w:val="left"/>
+            </w:pPr>
+            <w:r>
+              <w:t xml:space="preserve">ent_type</w:t>
+            </w:r>
+          </w:p>
+        </w:tc>
+        <w:tc>
+          <w:tcPr/>
+          <w:p>
+            <w:pPr>
+              <w:pStyle w:val="Compact"/>
+              <w:jc w:val="right"/>
+            </w:pPr>
+            <w:r>
+              <w:t xml:space="preserve">median_days</w:t>
+            </w:r>
+          </w:p>
+        </w:tc>
+        <w:tc>
+          <w:tcPr/>
+          <w:p>
+            <w:pPr>
+              <w:pStyle w:val="Compact"/>
+              <w:jc w:val="right"/>
+            </w:pPr>
+            <w:r>
+              <w:t xml:space="preserve">q1</w:t>
+            </w:r>
+          </w:p>
+        </w:tc>
+        <w:tc>
+          <w:tcPr/>
+          <w:p>
+            <w:pPr>
+              <w:pStyle w:val="Compact"/>
+              <w:jc w:val="right"/>
+            </w:pPr>
+            <w:r>
+              <w:t xml:space="preserve">q3</w:t>
+            </w:r>
+          </w:p>
+        </w:tc>
+        <w:tc>
+          <w:tcPr/>
+          <w:p>
+            <w:pPr>
+              <w:pStyle w:val="Compact"/>
+              <w:jc w:val="right"/>
+            </w:pPr>
+            <w:r>
+              <w:t xml:space="preserve">n</w:t>
+            </w:r>
+          </w:p>
+        </w:tc>
+      </w:tr>
+      <w:tr>
+        <w:tc>
+          <w:tcPr/>
+          <w:p>
+            <w:pPr>
+              <w:pStyle w:val="Compact"/>
+              <w:jc w:val="left"/>
+            </w:pPr>
+            <w:r>
+              <w:t xml:space="preserve">General</w:t>
+            </w:r>
+          </w:p>
+        </w:tc>
+        <w:tc>
+          <w:tcPr/>
+          <w:p>
+            <w:pPr>
+              <w:pStyle w:val="Compact"/>
+              <w:jc w:val="right"/>
+            </w:pPr>
+            <w:r>
+              <w:t xml:space="preserve">14.0</w:t>
+            </w:r>
+          </w:p>
+        </w:tc>
+        <w:tc>
+          <w:tcPr/>
+          <w:p>
+            <w:pPr>
+              <w:pStyle w:val="Compact"/>
+              <w:jc w:val="right"/>
+            </w:pPr>
+            <w:r>
+              <w:t xml:space="preserve">5</w:t>
+            </w:r>
+          </w:p>
+        </w:tc>
+        <w:tc>
+          <w:tcPr/>
+          <w:p>
+            <w:pPr>
+              <w:pStyle w:val="Compact"/>
+              <w:jc w:val="right"/>
+            </w:pPr>
+            <w:r>
+              <w:t xml:space="preserve">26</w:t>
+            </w:r>
+          </w:p>
+        </w:tc>
+        <w:tc>
+          <w:tcPr/>
+          <w:p>
+            <w:pPr>
+              <w:pStyle w:val="Compact"/>
+              <w:jc w:val="right"/>
+            </w:pPr>
+            <w:r>
+              <w:t xml:space="preserve">290</w:t>
+            </w:r>
+          </w:p>
+        </w:tc>
+      </w:tr>
+      <w:tr>
+        <w:tc>
+          <w:tcPr/>
+          <w:p>
+            <w:pPr>
+              <w:pStyle w:val="Compact"/>
+              <w:jc w:val="left"/>
+            </w:pPr>
+            <w:r>
+              <w:t xml:space="preserve">Facial Plastics</w:t>
+            </w:r>
+          </w:p>
+        </w:tc>
+        <w:tc>
+          <w:tcPr/>
+          <w:p>
+            <w:pPr>
+              <w:pStyle w:val="Compact"/>
+              <w:jc w:val="right"/>
+            </w:pPr>
+            <w:r>
+              <w:t xml:space="preserve">11.5</w:t>
+            </w:r>
+          </w:p>
+        </w:tc>
+        <w:tc>
+          <w:tcPr/>
+          <w:p>
+            <w:pPr>
+              <w:pStyle w:val="Compact"/>
+              <w:jc w:val="right"/>
+            </w:pPr>
+            <w:r>
+              <w:t xml:space="preserve">5</w:t>
+            </w:r>
+          </w:p>
+        </w:tc>
+        <w:tc>
+          <w:tcPr/>
+          <w:p>
+            <w:pPr>
+              <w:pStyle w:val="Compact"/>
+              <w:jc w:val="right"/>
+            </w:pPr>
+            <w:r>
+              <w:t xml:space="preserve">22</w:t>
+            </w:r>
+          </w:p>
+        </w:tc>
+        <w:tc>
+          <w:tcPr/>
+          <w:p>
+            <w:pPr>
+              <w:pStyle w:val="Compact"/>
+              <w:jc w:val="right"/>
+            </w:pPr>
+            <w:r>
+              <w:t xml:space="preserve">44</w:t>
+            </w:r>
+          </w:p>
+        </w:tc>
+      </w:tr>
+      <w:tr>
+        <w:tc>
+          <w:tcPr/>
+          <w:p>
+            <w:pPr>
+              <w:pStyle w:val="Compact"/>
+              <w:jc w:val="left"/>
+            </w:pPr>
+            <w:r>
+              <w:t xml:space="preserve">Head and Neck Cancer</w:t>
+            </w:r>
+          </w:p>
+        </w:tc>
+        <w:tc>
+          <w:tcPr/>
+          <w:p>
+            <w:pPr>
+              <w:pStyle w:val="Compact"/>
+              <w:jc w:val="right"/>
+            </w:pPr>
+            <w:r>
+              <w:t xml:space="preserve">11.0</w:t>
+            </w:r>
+          </w:p>
+        </w:tc>
+        <w:tc>
+          <w:tcPr/>
+          <w:p>
+            <w:pPr>
+              <w:pStyle w:val="Compact"/>
+              <w:jc w:val="right"/>
+            </w:pPr>
+            <w:r>
+              <w:t xml:space="preserve">6</w:t>
+            </w:r>
+          </w:p>
+        </w:tc>
+        <w:tc>
+          <w:tcPr/>
+          <w:p>
+            <w:pPr>
+              <w:pStyle w:val="Compact"/>
+              <w:jc w:val="right"/>
+            </w:pPr>
+            <w:r>
+              <w:t xml:space="preserve">22</w:t>
+            </w:r>
+          </w:p>
+        </w:tc>
+        <w:tc>
+          <w:tcPr/>
+          <w:p>
+            <w:pPr>
+              <w:pStyle w:val="Compact"/>
+              <w:jc w:val="right"/>
+            </w:pPr>
+            <w:r>
+              <w:t xml:space="preserve">15</w:t>
+            </w:r>
+          </w:p>
+        </w:tc>
+      </w:tr>
+      <w:tr>
+        <w:tc>
+          <w:tcPr/>
+          <w:p>
+            <w:pPr>
+              <w:pStyle w:val="Compact"/>
+              <w:jc w:val="left"/>
+            </w:pPr>
+            <w:r>
+              <w:t xml:space="preserve">Laryngology</w:t>
+            </w:r>
+          </w:p>
+        </w:tc>
+        <w:tc>
+          <w:tcPr/>
+          <w:p>
+            <w:pPr>
+              <w:pStyle w:val="Compact"/>
+              <w:jc w:val="right"/>
+            </w:pPr>
+            <w:r>
+              <w:t xml:space="preserve">32.0</w:t>
+            </w:r>
+          </w:p>
+        </w:tc>
+        <w:tc>
+          <w:tcPr/>
+          <w:p>
+            <w:pPr>
+              <w:pStyle w:val="Compact"/>
+              <w:jc w:val="right"/>
+            </w:pPr>
+            <w:r>
+              <w:t xml:space="preserve">13</w:t>
+            </w:r>
+          </w:p>
+        </w:tc>
+        <w:tc>
+          <w:tcPr/>
+          <w:p>
+            <w:pPr>
+              <w:pStyle w:val="Compact"/>
+              <w:jc w:val="right"/>
+            </w:pPr>
+            <w:r>
+              <w:t xml:space="preserve">41</w:t>
+            </w:r>
+          </w:p>
+        </w:tc>
+        <w:tc>
+          <w:tcPr/>
+          <w:p>
+            <w:pPr>
+              <w:pStyle w:val="Compact"/>
+              <w:jc w:val="right"/>
+            </w:pPr>
+            <w:r>
+              <w:t xml:space="preserve">9</w:t>
+            </w:r>
+          </w:p>
+        </w:tc>
+      </w:tr>
+      <w:tr>
+        <w:tc>
+          <w:tcPr/>
+          <w:p>
+            <w:pPr>
+              <w:pStyle w:val="Compact"/>
+              <w:jc w:val="left"/>
+            </w:pPr>
+            <w:r>
+              <w:t xml:space="preserve">Otology/neurotology</w:t>
+            </w:r>
+          </w:p>
+        </w:tc>
+        <w:tc>
+          <w:tcPr/>
+          <w:p>
+            <w:pPr>
+              <w:pStyle w:val="Compact"/>
+              <w:jc w:val="right"/>
+            </w:pPr>
+            <w:r>
+              <w:t xml:space="preserve">22.0</w:t>
+            </w:r>
+          </w:p>
+        </w:tc>
+        <w:tc>
+          <w:tcPr/>
+          <w:p>
+            <w:pPr>
+              <w:pStyle w:val="Compact"/>
+              <w:jc w:val="right"/>
+            </w:pPr>
+            <w:r>
+              <w:t xml:space="preserve">5</w:t>
+            </w:r>
+          </w:p>
+        </w:tc>
+        <w:tc>
+          <w:tcPr/>
+          <w:p>
+            <w:pPr>
+              <w:pStyle w:val="Compact"/>
+              <w:jc w:val="right"/>
+            </w:pPr>
+            <w:r>
+              <w:t xml:space="preserve">42</w:t>
+            </w:r>
+          </w:p>
+        </w:tc>
+        <w:tc>
+          <w:tcPr/>
+          <w:p>
+            <w:pPr>
+              <w:pStyle w:val="Compact"/>
+              <w:jc w:val="right"/>
+            </w:pPr>
+            <w:r>
+              <w:t xml:space="preserve">13</w:t>
+            </w:r>
+          </w:p>
+        </w:tc>
+      </w:tr>
+      <w:tr>
+        <w:tc>
+          <w:tcPr/>
+          <w:p>
+            <w:pPr>
+              <w:pStyle w:val="Compact"/>
+              <w:jc w:val="left"/>
+            </w:pPr>
+            <w:r>
+              <w:t xml:space="preserve">Pediatrics</w:t>
+            </w:r>
+          </w:p>
+        </w:tc>
+        <w:tc>
+          <w:tcPr/>
+          <w:p>
+            <w:pPr>
+              <w:pStyle w:val="Compact"/>
+              <w:jc w:val="right"/>
+            </w:pPr>
+            <w:r>
+              <w:t xml:space="preserve">25.5</w:t>
+            </w:r>
+          </w:p>
+        </w:tc>
+        <w:tc>
+          <w:tcPr/>
+          <w:p>
+            <w:pPr>
+              <w:pStyle w:val="Compact"/>
+              <w:jc w:val="right"/>
+            </w:pPr>
+            <w:r>
+              <w:t xml:space="preserve">7</w:t>
+            </w:r>
+          </w:p>
+        </w:tc>
+        <w:tc>
+          <w:tcPr/>
+          <w:p>
+            <w:pPr>
+              <w:pStyle w:val="Compact"/>
+              <w:jc w:val="right"/>
+            </w:pPr>
+            <w:r>
+              <w:t xml:space="preserve">46</w:t>
+            </w:r>
+          </w:p>
+        </w:tc>
+        <w:tc>
+          <w:tcPr/>
+          <w:p>
+            <w:pPr>
+              <w:pStyle w:val="Compact"/>
+              <w:jc w:val="right"/>
+            </w:pPr>
+            <w:r>
+              <w:t xml:space="preserve">34</w:t>
+            </w:r>
+          </w:p>
+        </w:tc>
+      </w:tr>
+      <w:tr>
+        <w:tc>
+          <w:tcPr/>
+          <w:p>
+            <w:pPr>
+              <w:pStyle w:val="Compact"/>
+              <w:jc w:val="left"/>
+            </w:pPr>
+            <w:r>
+              <w:t xml:space="preserve">Rhinology</w:t>
+            </w:r>
+          </w:p>
+        </w:tc>
+        <w:tc>
+          <w:tcPr/>
+          <w:p>
+            <w:pPr>
+              <w:pStyle w:val="Compact"/>
+              <w:jc w:val="right"/>
+            </w:pPr>
+            <w:r>
+              <w:t xml:space="preserve">15.5</w:t>
+            </w:r>
+          </w:p>
+        </w:tc>
+        <w:tc>
+          <w:tcPr/>
+          <w:p>
+            <w:pPr>
+              <w:pStyle w:val="Compact"/>
+              <w:jc w:val="right"/>
+            </w:pPr>
+            <w:r>
+              <w:t xml:space="preserve">10</w:t>
+            </w:r>
+          </w:p>
+        </w:tc>
+        <w:tc>
+          <w:tcPr/>
+          <w:p>
+            <w:pPr>
+              <w:pStyle w:val="Compact"/>
+              <w:jc w:val="right"/>
+            </w:pPr>
+            <w:r>
+              <w:t xml:space="preserve">39</w:t>
+            </w:r>
+          </w:p>
+        </w:tc>
+        <w:tc>
+          <w:tcPr/>
+          <w:p>
+            <w:pPr>
+              <w:pStyle w:val="Compact"/>
+              <w:jc w:val="right"/>
+            </w:pPr>
+            <w:r>
+              <w:t xml:space="preserve">14</w:t>
+            </w:r>
+          </w:p>
+        </w:tc>
+      </w:tr>
+      <w:tr>
+        <w:tc>
+          <w:tcPr/>
+          <w:p>
+            <w:pPr>
+              <w:pStyle w:val="Compact"/>
+              <w:jc w:val="left"/>
+            </w:pPr>
+            <w:r>
+              <w:t xml:space="preserve">Sleep</w:t>
+            </w:r>
+          </w:p>
+        </w:tc>
+        <w:tc>
+          <w:tcPr/>
+          <w:p>
+            <w:pPr>
+              <w:pStyle w:val="Compact"/>
+              <w:jc w:val="right"/>
+            </w:pPr>
+            <w:r>
+              <w:t xml:space="preserve">15.0</w:t>
+            </w:r>
+          </w:p>
+        </w:tc>
+        <w:tc>
+          <w:tcPr/>
+          <w:p>
+            <w:pPr>
+              <w:pStyle w:val="Compact"/>
+              <w:jc w:val="right"/>
+            </w:pPr>
+            <w:r>
+              <w:t xml:space="preserve">6</w:t>
+            </w:r>
+          </w:p>
+        </w:tc>
+        <w:tc>
+          <w:tcPr/>
+          <w:p>
+            <w:pPr>
+              <w:pStyle w:val="Compact"/>
+              <w:jc w:val="right"/>
+            </w:pPr>
+            <w:r>
+              <w:t xml:space="preserve">34</w:t>
+            </w:r>
+          </w:p>
+        </w:tc>
+        <w:tc>
+          <w:tcPr/>
+          <w:p>
+            <w:pPr>
+              <w:pStyle w:val="Compact"/>
+              <w:jc w:val="right"/>
+            </w:pPr>
+            <w:r>
+              <w:t xml:space="preserve">11</w:t>
+            </w:r>
+          </w:p>
+        </w:tc>
+      </w:tr>
+    </w:tbl>
+    <w:p/>
+    <w:p>
+      <w:pPr>
+        <w:pStyle w:val="TableCaption"/>
+      </w:pPr>
+      <w:r>
+        <w:t xml:space="preserve">Table S4. Business-day wait by rurality.</w:t>
+      </w:r>
+    </w:p>
+    <w:tbl>
+      <w:tblPr>
+        <w:tblStyle w:val="Table"/>
+        <w:tblW w:type="auto" w:w="0"/>
+        <w:tblLook w:firstRow="1" w:lastRow="0" w:firstColumn="0" w:lastColumn="0" w:noHBand="0" w:noVBand="0" w:val="0020"/>
+        <w:tblCaption w:val="Table S4. Business-day wait by rurality."/>
+      </w:tblPr>
+      <w:tblGrid>
+        <w:gridCol w:w="1584"/>
+        <w:gridCol w:w="1584"/>
+        <w:gridCol w:w="1584"/>
+        <w:gridCol w:w="1584"/>
+        <w:gridCol w:w="1584"/>
+      </w:tblGrid>
+      <w:tr>
+        <w:trPr>
+          <w:tblHeader w:val="on"/>
+        </w:trPr>
+        <w:tc>
+          <w:tcPr/>
+          <w:p>
+            <w:pPr>
+              <w:pStyle w:val="Compact"/>
+              <w:jc w:val="left"/>
+            </w:pPr>
+            <w:r>
+              <w:t xml:space="preserve">rural</w:t>
+            </w:r>
+          </w:p>
+        </w:tc>
+        <w:tc>
+          <w:tcPr/>
+          <w:p>
+            <w:pPr>
+              <w:pStyle w:val="Compact"/>
+              <w:jc w:val="right"/>
+            </w:pPr>
+            <w:r>
+              <w:t xml:space="preserve">median_days</w:t>
+            </w:r>
+          </w:p>
+        </w:tc>
+        <w:tc>
+          <w:tcPr/>
+          <w:p>
+            <w:pPr>
+              <w:pStyle w:val="Compact"/>
+              <w:jc w:val="right"/>
+            </w:pPr>
+            <w:r>
+              <w:t xml:space="preserve">q1</w:t>
+            </w:r>
+          </w:p>
+        </w:tc>
+        <w:tc>
+          <w:tcPr/>
+          <w:p>
+            <w:pPr>
+              <w:pStyle w:val="Compact"/>
+              <w:jc w:val="right"/>
+            </w:pPr>
+            <w:r>
+              <w:t xml:space="preserve">q3</w:t>
+            </w:r>
+          </w:p>
+        </w:tc>
+        <w:tc>
+          <w:tcPr/>
+          <w:p>
+            <w:pPr>
+              <w:pStyle w:val="Compact"/>
+              <w:jc w:val="right"/>
+            </w:pPr>
+            <w:r>
+              <w:t xml:space="preserve">n</w:t>
+            </w:r>
+          </w:p>
+        </w:tc>
+      </w:tr>
+      <w:tr>
+        <w:tc>
+          <w:tcPr/>
+          <w:p>
+            <w:pPr>
+              <w:pStyle w:val="Compact"/>
+              <w:jc w:val="left"/>
+            </w:pPr>
+            <w:r>
+              <w:t xml:space="preserve">Urban</w:t>
+            </w:r>
+          </w:p>
+        </w:tc>
+        <w:tc>
+          <w:tcPr/>
+          <w:p>
+            <w:pPr>
+              <w:pStyle w:val="Compact"/>
+              <w:jc w:val="right"/>
+            </w:pPr>
+            <w:r>
+              <w:t xml:space="preserve">13.0</w:t>
+            </w:r>
+          </w:p>
+        </w:tc>
+        <w:tc>
+          <w:tcPr/>
+          <w:p>
+            <w:pPr>
+              <w:pStyle w:val="Compact"/>
+              <w:jc w:val="right"/>
+            </w:pPr>
+            <w:r>
+              <w:t xml:space="preserve">5</w:t>
+            </w:r>
+          </w:p>
+        </w:tc>
+        <w:tc>
+          <w:tcPr/>
+          <w:p>
+            <w:pPr>
+              <w:pStyle w:val="Compact"/>
+              <w:jc w:val="right"/>
+            </w:pPr>
+            <w:r>
+              <w:t xml:space="preserve">31</w:t>
+            </w:r>
+          </w:p>
+        </w:tc>
+        <w:tc>
+          <w:tcPr/>
+          <w:p>
+            <w:pPr>
+              <w:pStyle w:val="Compact"/>
+              <w:jc w:val="right"/>
+            </w:pPr>
+            <w:r>
+              <w:t xml:space="preserve">218</w:t>
+            </w:r>
+          </w:p>
+        </w:tc>
+      </w:tr>
+      <w:tr>
+        <w:tc>
+          <w:tcPr/>
+          <w:p>
+            <w:pPr>
+              <w:pStyle w:val="Compact"/>
+              <w:jc w:val="left"/>
+            </w:pPr>
+            <w:r>
+              <w:t xml:space="preserve">Rural</w:t>
+            </w:r>
+          </w:p>
+        </w:tc>
+        <w:tc>
+          <w:tcPr/>
+          <w:p>
+            <w:pPr>
+              <w:pStyle w:val="Compact"/>
+              <w:jc w:val="right"/>
+            </w:pPr>
+            <w:r>
+              <w:t xml:space="preserve">20.5</w:t>
+            </w:r>
+          </w:p>
+        </w:tc>
+        <w:tc>
+          <w:tcPr/>
+          <w:p>
+            <w:pPr>
+              <w:pStyle w:val="Compact"/>
+              <w:jc w:val="right"/>
+            </w:pPr>
+            <w:r>
+              <w:t xml:space="preserve">4</w:t>
+            </w:r>
+          </w:p>
+        </w:tc>
+        <w:tc>
+          <w:tcPr/>
+          <w:p>
+            <w:pPr>
+              <w:pStyle w:val="Compact"/>
+              <w:jc w:val="right"/>
+            </w:pPr>
+            <w:r>
+              <w:t xml:space="preserve">40</w:t>
+            </w:r>
+          </w:p>
+        </w:tc>
+        <w:tc>
+          <w:tcPr/>
+          <w:p>
+            <w:pPr>
+              <w:pStyle w:val="Compact"/>
+              <w:jc w:val="right"/>
+            </w:pPr>
+            <w:r>
+              <w:t xml:space="preserve">32</w:t>
+            </w:r>
+          </w:p>
+        </w:tc>
+      </w:tr>
+      <w:tr>
+        <w:tc>
+          <w:tcPr/>
+          <w:p>
+            <w:pPr>
+              <w:pStyle w:val="Compact"/>
+              <w:jc w:val="left"/>
+            </w:pPr>
+            <w:r>
+              <w:t xml:space="preserve">Suburban</w:t>
+            </w:r>
+          </w:p>
+        </w:tc>
+        <w:tc>
+          <w:tcPr/>
+          <w:p>
+            <w:pPr>
+              <w:pStyle w:val="Compact"/>
+              <w:jc w:val="right"/>
+            </w:pPr>
+            <w:r>
+              <w:t xml:space="preserve">14.0</w:t>
+            </w:r>
+          </w:p>
+        </w:tc>
+        <w:tc>
+          <w:tcPr/>
+          <w:p>
+            <w:pPr>
+              <w:pStyle w:val="Compact"/>
+              <w:jc w:val="right"/>
+            </w:pPr>
+            <w:r>
+              <w:t xml:space="preserve">6</w:t>
+            </w:r>
+          </w:p>
+        </w:tc>
+        <w:tc>
+          <w:tcPr/>
+          <w:p>
+            <w:pPr>
+              <w:pStyle w:val="Compact"/>
+              <w:jc w:val="right"/>
+            </w:pPr>
+            <w:r>
+              <w:t xml:space="preserve">26</w:t>
+            </w:r>
+          </w:p>
+        </w:tc>
+        <w:tc>
+          <w:tcPr/>
+          <w:p>
+            <w:pPr>
+              <w:pStyle w:val="Compact"/>
+              <w:jc w:val="right"/>
+            </w:pPr>
+            <w:r>
+              <w:t xml:space="preserve">180</w:t>
+            </w:r>
+          </w:p>
+        </w:tc>
+      </w:tr>
+    </w:tbl>
+    <w:p/>
+    <w:p>
+      <w:pPr>
+        <w:pStyle w:val="TableCaption"/>
+      </w:pPr>
+      <w:r>
+        <w:t xml:space="preserve">Table S5. Business-day wait by AAO-HNS region.</w:t>
+      </w:r>
+    </w:p>
+    <w:tbl>
+      <w:tblPr>
+        <w:tblStyle w:val="Table"/>
+        <w:tblW w:type="auto" w:w="0"/>
+        <w:tblLook w:firstRow="1" w:lastRow="0" w:firstColumn="0" w:lastColumn="0" w:noHBand="0" w:noVBand="0" w:val="0020"/>
+        <w:tblCaption w:val="Table S5. Business-day wait by AAO-HNS region."/>
+      </w:tblPr>
+      <w:tblGrid>
+        <w:gridCol w:w="1584"/>
+        <w:gridCol w:w="1584"/>
+        <w:gridCol w:w="1584"/>
+        <w:gridCol w:w="1584"/>
+        <w:gridCol w:w="1584"/>
+      </w:tblGrid>
+      <w:tr>
+        <w:trPr>
+          <w:tblHeader w:val="on"/>
+        </w:trPr>
+        <w:tc>
+          <w:tcPr/>
+          <w:p>
+            <w:pPr>
+              <w:pStyle w:val="Compact"/>
+              <w:jc w:val="left"/>
+            </w:pPr>
+            <w:r>
+              <w:t xml:space="preserve">aao_hns_region</w:t>
+            </w:r>
+          </w:p>
+        </w:tc>
+        <w:tc>
+          <w:tcPr/>
+          <w:p>
+            <w:pPr>
+              <w:pStyle w:val="Compact"/>
+              <w:jc w:val="right"/>
+            </w:pPr>
+            <w:r>
+              <w:t xml:space="preserve">median_days</w:t>
+            </w:r>
+          </w:p>
+        </w:tc>
+        <w:tc>
+          <w:tcPr/>
+          <w:p>
+            <w:pPr>
+              <w:pStyle w:val="Compact"/>
+              <w:jc w:val="right"/>
+            </w:pPr>
+            <w:r>
+              <w:t xml:space="preserve">q1</w:t>
+            </w:r>
+          </w:p>
+        </w:tc>
+        <w:tc>
+          <w:tcPr/>
+          <w:p>
+            <w:pPr>
+              <w:pStyle w:val="Compact"/>
+              <w:jc w:val="right"/>
+            </w:pPr>
+            <w:r>
+              <w:t xml:space="preserve">q3</w:t>
+            </w:r>
+          </w:p>
+        </w:tc>
+        <w:tc>
+          <w:tcPr/>
+          <w:p>
+            <w:pPr>
+              <w:pStyle w:val="Compact"/>
+              <w:jc w:val="right"/>
+            </w:pPr>
+            <w:r>
+              <w:t xml:space="preserve">n</w:t>
+            </w:r>
+          </w:p>
+        </w:tc>
+      </w:tr>
+      <w:tr>
+        <w:tc>
+          <w:tcPr/>
+          <w:p>
+            <w:pPr>
+              <w:pStyle w:val="Compact"/>
+              <w:jc w:val="left"/>
+            </w:pPr>
+            <w:r>
+              <w:t xml:space="preserve">Central</w:t>
+            </w:r>
+          </w:p>
+        </w:tc>
+        <w:tc>
+          <w:tcPr/>
+          <w:p>
+            <w:pPr>
+              <w:pStyle w:val="Compact"/>
+              <w:jc w:val="right"/>
+            </w:pPr>
+            <w:r>
+              <w:t xml:space="preserve">14.0</w:t>
+            </w:r>
+          </w:p>
+        </w:tc>
+        <w:tc>
+          <w:tcPr/>
+          <w:p>
+            <w:pPr>
+              <w:pStyle w:val="Compact"/>
+              <w:jc w:val="right"/>
+            </w:pPr>
+            <w:r>
+              <w:t xml:space="preserve">5</w:t>
+            </w:r>
+          </w:p>
+        </w:tc>
+        <w:tc>
+          <w:tcPr/>
+          <w:p>
+            <w:pPr>
+              <w:pStyle w:val="Compact"/>
+              <w:jc w:val="right"/>
+            </w:pPr>
+            <w:r>
+              <w:t xml:space="preserve">33</w:t>
+            </w:r>
+          </w:p>
+        </w:tc>
+        <w:tc>
+          <w:tcPr/>
+          <w:p>
+            <w:pPr>
+              <w:pStyle w:val="Compact"/>
+              <w:jc w:val="right"/>
+            </w:pPr>
+            <w:r>
+              <w:t xml:space="preserve">73</w:t>
+            </w:r>
+          </w:p>
+        </w:tc>
+      </w:tr>
+      <w:tr>
+        <w:tc>
+          <w:tcPr/>
+          <w:p>
+            <w:pPr>
+              <w:pStyle w:val="Compact"/>
+              <w:jc w:val="left"/>
+            </w:pPr>
+            <w:r>
+              <w:t xml:space="preserve">Mid-Atlantic/Southeast</w:t>
+            </w:r>
+          </w:p>
+        </w:tc>
+        <w:tc>
+          <w:tcPr/>
+          <w:p>
+            <w:pPr>
+              <w:pStyle w:val="Compact"/>
+              <w:jc w:val="right"/>
+            </w:pPr>
+            <w:r>
+              <w:t xml:space="preserve">12.0</w:t>
+            </w:r>
+          </w:p>
+        </w:tc>
+        <w:tc>
+          <w:tcPr/>
+          <w:p>
+            <w:pPr>
+              <w:pStyle w:val="Compact"/>
+              <w:jc w:val="right"/>
+            </w:pPr>
+            <w:r>
+              <w:t xml:space="preserve">5</w:t>
+            </w:r>
+          </w:p>
+        </w:tc>
+        <w:tc>
+          <w:tcPr/>
+          <w:p>
+            <w:pPr>
+              <w:pStyle w:val="Compact"/>
+              <w:jc w:val="right"/>
+            </w:pPr>
+            <w:r>
+              <w:t xml:space="preserve">24</w:t>
+            </w:r>
+          </w:p>
+        </w:tc>
+        <w:tc>
+          <w:tcPr/>
+          <w:p>
+            <w:pPr>
+              <w:pStyle w:val="Compact"/>
+              <w:jc w:val="right"/>
+            </w:pPr>
+            <w:r>
+              <w:t xml:space="preserve">38</w:t>
+            </w:r>
+          </w:p>
+        </w:tc>
+      </w:tr>
+      <w:tr>
+        <w:tc>
+          <w:tcPr/>
+          <w:p>
+            <w:pPr>
+              <w:pStyle w:val="Compact"/>
+              <w:jc w:val="left"/>
+            </w:pPr>
+            <w:r>
+              <w:t xml:space="preserve">Middle Atlantic</w:t>
+            </w:r>
+          </w:p>
+        </w:tc>
+        <w:tc>
+          <w:tcPr/>
+          <w:p>
+            <w:pPr>
+              <w:pStyle w:val="Compact"/>
+              <w:jc w:val="right"/>
+            </w:pPr>
+            <w:r>
+              <w:t xml:space="preserve">14.5</w:t>
+            </w:r>
+          </w:p>
+        </w:tc>
+        <w:tc>
+          <w:tcPr/>
+          <w:p>
+            <w:pPr>
+              <w:pStyle w:val="Compact"/>
+              <w:jc w:val="right"/>
+            </w:pPr>
+            <w:r>
+              <w:t xml:space="preserve">6</w:t>
+            </w:r>
+          </w:p>
+        </w:tc>
+        <w:tc>
+          <w:tcPr/>
+          <w:p>
+            <w:pPr>
+              <w:pStyle w:val="Compact"/>
+              <w:jc w:val="right"/>
+            </w:pPr>
+            <w:r>
+              <w:t xml:space="preserve">32</w:t>
+            </w:r>
+          </w:p>
+        </w:tc>
+        <w:tc>
+          <w:tcPr/>
+          <w:p>
+            <w:pPr>
+              <w:pStyle w:val="Compact"/>
+              <w:jc w:val="right"/>
+            </w:pPr>
+            <w:r>
+              <w:t xml:space="preserve">44</w:t>
+            </w:r>
+          </w:p>
+        </w:tc>
+      </w:tr>
+      <w:tr>
+        <w:tc>
+          <w:tcPr/>
+          <w:p>
+            <w:pPr>
+              <w:pStyle w:val="Compact"/>
+              <w:jc w:val="left"/>
+            </w:pPr>
+            <w:r>
+              <w:t xml:space="preserve">Midwest</w:t>
+            </w:r>
+          </w:p>
+        </w:tc>
+        <w:tc>
+          <w:tcPr/>
+          <w:p>
+            <w:pPr>
+              <w:pStyle w:val="Compact"/>
+              <w:jc w:val="right"/>
+            </w:pPr>
+            <w:r>
+              <w:t xml:space="preserve">16.0</w:t>
+            </w:r>
+          </w:p>
+        </w:tc>
+        <w:tc>
+          <w:tcPr/>
+          <w:p>
+            <w:pPr>
+              <w:pStyle w:val="Compact"/>
+              <w:jc w:val="right"/>
+            </w:pPr>
+            <w:r>
+              <w:t xml:space="preserve">10</w:t>
+            </w:r>
+          </w:p>
+        </w:tc>
+        <w:tc>
+          <w:tcPr/>
+          <w:p>
+            <w:pPr>
+              <w:pStyle w:val="Compact"/>
+              <w:jc w:val="right"/>
+            </w:pPr>
+            <w:r>
+              <w:t xml:space="preserve">32</w:t>
+            </w:r>
+          </w:p>
+        </w:tc>
+        <w:tc>
+          <w:tcPr/>
+          <w:p>
+            <w:pPr>
+              <w:pStyle w:val="Compact"/>
+              <w:jc w:val="right"/>
+            </w:pPr>
+            <w:r>
+              <w:t xml:space="preserve">97</w:t>
+            </w:r>
+          </w:p>
+        </w:tc>
+      </w:tr>
+      <w:tr>
+        <w:tc>
+          <w:tcPr/>
+          <w:p>
+            <w:pPr>
+              <w:pStyle w:val="Compact"/>
+              <w:jc w:val="left"/>
+            </w:pPr>
+            <w:r>
+              <w:t xml:space="preserve">Mountain/Southwest</w:t>
+            </w:r>
+          </w:p>
+        </w:tc>
+        <w:tc>
+          <w:tcPr/>
+          <w:p>
+            <w:pPr>
+              <w:pStyle w:val="Compact"/>
+              <w:jc w:val="right"/>
+            </w:pPr>
+            <w:r>
+              <w:t xml:space="preserve">14.0</w:t>
+            </w:r>
+          </w:p>
+        </w:tc>
+        <w:tc>
+          <w:tcPr/>
+          <w:p>
+            <w:pPr>
+              <w:pStyle w:val="Compact"/>
+              <w:jc w:val="right"/>
+            </w:pPr>
+            <w:r>
+              <w:t xml:space="preserve">12</w:t>
+            </w:r>
+          </w:p>
+        </w:tc>
+        <w:tc>
+          <w:tcPr/>
+          <w:p>
+            <w:pPr>
+              <w:pStyle w:val="Compact"/>
+              <w:jc w:val="right"/>
+            </w:pPr>
+            <w:r>
+              <w:t xml:space="preserve">20</w:t>
+            </w:r>
+          </w:p>
+        </w:tc>
+        <w:tc>
+          <w:tcPr/>
+          <w:p>
+            <w:pPr>
+              <w:pStyle w:val="Compact"/>
+              <w:jc w:val="right"/>
+            </w:pPr>
+            <w:r>
+              <w:t xml:space="preserve">21</w:t>
+            </w:r>
+          </w:p>
+        </w:tc>
+      </w:tr>
+      <w:tr>
+        <w:tc>
+          <w:tcPr/>
+          <w:p>
+            <w:pPr>
+              <w:pStyle w:val="Compact"/>
+              <w:jc w:val="left"/>
+            </w:pPr>
+            <w:r>
+              <w:t xml:space="preserve">New England</w:t>
+            </w:r>
+          </w:p>
+        </w:tc>
+        <w:tc>
+          <w:tcPr/>
+          <w:p>
+            <w:pPr>
+              <w:pStyle w:val="Compact"/>
+              <w:jc w:val="right"/>
+            </w:pPr>
+            <w:r>
+              <w:t xml:space="preserve">29.0</w:t>
+            </w:r>
+          </w:p>
+        </w:tc>
+        <w:tc>
+          <w:tcPr/>
+          <w:p>
+            <w:pPr>
+              <w:pStyle w:val="Compact"/>
+              <w:jc w:val="right"/>
+            </w:pPr>
+            <w:r>
+              <w:t xml:space="preserve">12</w:t>
+            </w:r>
+          </w:p>
+        </w:tc>
+        <w:tc>
+          <w:tcPr/>
+          <w:p>
+            <w:pPr>
+              <w:pStyle w:val="Compact"/>
+              <w:jc w:val="right"/>
+            </w:pPr>
+            <w:r>
+              <w:t xml:space="preserve">50</w:t>
+            </w:r>
+          </w:p>
+        </w:tc>
+        <w:tc>
+          <w:tcPr/>
+          <w:p>
+            <w:pPr>
+              <w:pStyle w:val="Compact"/>
+              <w:jc w:val="right"/>
+            </w:pPr>
+            <w:r>
+              <w:t xml:space="preserve">27</w:t>
+            </w:r>
+          </w:p>
+        </w:tc>
+      </w:tr>
+      <w:tr>
+        <w:tc>
+          <w:tcPr/>
+          <w:p>
+            <w:pPr>
+              <w:pStyle w:val="Compact"/>
+              <w:jc w:val="left"/>
+            </w:pPr>
+            <w:r>
+              <w:t xml:space="preserve">Pacific</w:t>
+            </w:r>
+          </w:p>
+        </w:tc>
+        <w:tc>
+          <w:tcPr/>
+          <w:p>
+            <w:pPr>
+              <w:pStyle w:val="Compact"/>
+              <w:jc w:val="right"/>
+            </w:pPr>
+            <w:r>
+              <w:t xml:space="preserve">14.0</w:t>
+            </w:r>
+          </w:p>
+        </w:tc>
+        <w:tc>
+          <w:tcPr/>
+          <w:p>
+            <w:pPr>
+              <w:pStyle w:val="Compact"/>
+              <w:jc w:val="right"/>
+            </w:pPr>
+            <w:r>
+              <w:t xml:space="preserve">5</w:t>
+            </w:r>
+          </w:p>
+        </w:tc>
+        <w:tc>
+          <w:tcPr/>
+          <w:p>
+            <w:pPr>
+              <w:pStyle w:val="Compact"/>
+              <w:jc w:val="right"/>
+            </w:pPr>
+            <w:r>
+              <w:t xml:space="preserve">28</w:t>
+            </w:r>
+          </w:p>
+        </w:tc>
+        <w:tc>
+          <w:tcPr/>
+          <w:p>
+            <w:pPr>
+              <w:pStyle w:val="Compact"/>
+              <w:jc w:val="right"/>
+            </w:pPr>
+            <w:r>
+              <w:t xml:space="preserve">49</w:t>
+            </w:r>
+          </w:p>
+        </w:tc>
+      </w:tr>
+      <w:tr>
+        <w:tc>
+          <w:tcPr/>
+          <w:p>
+            <w:pPr>
+              <w:pStyle w:val="Compact"/>
+              <w:jc w:val="left"/>
+            </w:pPr>
+            <w:r>
+              <w:t xml:space="preserve">Southeast</w:t>
+            </w:r>
+          </w:p>
+        </w:tc>
+        <w:tc>
+          <w:tcPr/>
+          <w:p>
+            <w:pPr>
+              <w:pStyle w:val="Compact"/>
+              <w:jc w:val="right"/>
+            </w:pPr>
+            <w:r>
+              <w:t xml:space="preserve">9.0</w:t>
+            </w:r>
+          </w:p>
+        </w:tc>
+        <w:tc>
+          <w:tcPr/>
+          <w:p>
+            <w:pPr>
+              <w:pStyle w:val="Compact"/>
+              <w:jc w:val="right"/>
+            </w:pPr>
+            <w:r>
+              <w:t xml:space="preserve">4</w:t>
+            </w:r>
+          </w:p>
+        </w:tc>
+        <w:tc>
+          <w:tcPr/>
+          <w:p>
+            <w:pPr>
+              <w:pStyle w:val="Compact"/>
+              <w:jc w:val="right"/>
+            </w:pPr>
+            <w:r>
+              <w:t xml:space="preserve">20</w:t>
+            </w:r>
+          </w:p>
+        </w:tc>
+        <w:tc>
+          <w:tcPr/>
+          <w:p>
+            <w:pPr>
+              <w:pStyle w:val="Compact"/>
+              <w:jc w:val="right"/>
+            </w:pPr>
+            <w:r>
+              <w:t xml:space="preserve">81</w:t>
+            </w:r>
+          </w:p>
+        </w:tc>
+      </w:tr>
+    </w:tbl>
+    <w:p/>
+    <w:p>
+      <w:pPr>
+        <w:pStyle w:val="TableCaption"/>
+      </w:pPr>
+      <w:r>
+        <w:t xml:space="preserve">Table S6. Appointment offer-rate disparities by region.</w:t>
+      </w:r>
+    </w:p>
+    <w:tbl>
+      <w:tblPr>
+        <w:tblStyle w:val="Table"/>
+        <w:tblW w:type="pct" w:w="5000"/>
+        <w:tblLayout w:type="fixed"/>
+        <w:tblLook w:firstRow="1" w:lastRow="0" w:firstColumn="0" w:lastColumn="0" w:noHBand="0" w:noVBand="0" w:val="0020"/>
+        <w:tblCaption w:val="Table S6. Appointment offer-rate disparities by region."/>
+      </w:tblPr>
+      <w:tblGrid>
+        <w:gridCol w:w="1543"/>
+        <w:gridCol w:w="268"/>
+        <w:gridCol w:w="738"/>
+        <w:gridCol w:w="402"/>
+        <w:gridCol w:w="604"/>
+        <w:gridCol w:w="604"/>
+        <w:gridCol w:w="604"/>
+        <w:gridCol w:w="604"/>
+        <w:gridCol w:w="604"/>
+        <w:gridCol w:w="604"/>
+        <w:gridCol w:w="536"/>
+        <w:gridCol w:w="805"/>
+      </w:tblGrid>
+      <w:tr>
+        <w:trPr>
+          <w:tblHeader w:val="on"/>
+        </w:trPr>
+        <w:tc>
+          <w:tcPr/>
+          <w:p>
+            <w:pPr>
+              <w:pStyle w:val="Compact"/>
+              <w:jc w:val="left"/>
+            </w:pPr>
+            <w:r>
+              <w:t xml:space="preserve">group</w:t>
+            </w:r>
+          </w:p>
+        </w:tc>
+        <w:tc>
+          <w:tcPr/>
+          <w:p>
+            <w:pPr>
+              <w:pStyle w:val="Compact"/>
+              <w:jc w:val="right"/>
+            </w:pPr>
+            <w:r>
+              <w:t xml:space="preserve">n</w:t>
+            </w:r>
+          </w:p>
+        </w:tc>
+        <w:tc>
+          <w:tcPr/>
+          <w:p>
+            <w:pPr>
+              <w:pStyle w:val="Compact"/>
+              <w:jc w:val="right"/>
+            </w:pPr>
+            <w:r>
+              <w:t xml:space="preserve">n_accepted</w:t>
+            </w:r>
+          </w:p>
+        </w:tc>
+        <w:tc>
+          <w:tcPr/>
+          <w:p>
+            <w:pPr>
+              <w:pStyle w:val="Compact"/>
+              <w:jc w:val="right"/>
+            </w:pPr>
+            <w:r>
+              <w:t xml:space="preserve">rate</w:t>
+            </w:r>
+          </w:p>
+        </w:tc>
+        <w:tc>
+          <w:tcPr/>
+          <w:p>
+            <w:pPr>
+              <w:pStyle w:val="Compact"/>
+              <w:jc w:val="right"/>
+            </w:pPr>
+            <w:r>
+              <w:t xml:space="preserve">lower_ci</w:t>
+            </w:r>
+          </w:p>
+        </w:tc>
+        <w:tc>
+          <w:tcPr/>
+          <w:p>
+            <w:pPr>
+              <w:pStyle w:val="Compact"/>
+              <w:jc w:val="right"/>
+            </w:pPr>
+            <w:r>
+              <w:t xml:space="preserve">upper_ci</w:t>
+            </w:r>
+          </w:p>
+        </w:tc>
+        <w:tc>
+          <w:tcPr/>
+          <w:p>
+            <w:pPr>
+              <w:pStyle w:val="Compact"/>
+              <w:jc w:val="right"/>
+            </w:pPr>
+            <w:r>
+              <w:t xml:space="preserve">abs_diff</w:t>
+            </w:r>
+          </w:p>
+        </w:tc>
+        <w:tc>
+          <w:tcPr/>
+          <w:p>
+            <w:pPr>
+              <w:pStyle w:val="Compact"/>
+              <w:jc w:val="right"/>
+            </w:pPr>
+            <w:r>
+              <w:t xml:space="preserve">rel_risk</w:t>
+            </w:r>
+          </w:p>
+        </w:tc>
+        <w:tc>
+          <w:tcPr/>
+          <w:p>
+            <w:pPr>
+              <w:pStyle w:val="Compact"/>
+              <w:jc w:val="right"/>
+            </w:pPr>
+            <w:r>
+              <w:t xml:space="preserve">rr_lower</w:t>
+            </w:r>
+          </w:p>
+        </w:tc>
+        <w:tc>
+          <w:tcPr/>
+          <w:p>
+            <w:pPr>
+              <w:pStyle w:val="Compact"/>
+              <w:jc w:val="right"/>
+            </w:pPr>
+            <w:r>
+              <w:t xml:space="preserve">rr_upper</w:t>
+            </w:r>
+          </w:p>
+        </w:tc>
+        <w:tc>
+          <w:tcPr/>
+          <w:p>
+            <w:pPr>
+              <w:pStyle w:val="Compact"/>
+              <w:jc w:val="right"/>
+            </w:pPr>
+            <w:r>
+              <w:t xml:space="preserve">p_value</w:t>
+            </w:r>
+          </w:p>
+        </w:tc>
+        <w:tc>
+          <w:tcPr/>
+          <w:p>
+            <w:pPr>
+              <w:pStyle w:val="Compact"/>
+              <w:jc w:val="left"/>
+            </w:pPr>
+            <w:r>
+              <w:t xml:space="preserve">p_value_fmt</w:t>
+            </w:r>
+          </w:p>
+        </w:tc>
+      </w:tr>
+      <w:tr>
+        <w:tc>
+          <w:tcPr/>
+          <w:p>
+            <w:pPr>
+              <w:pStyle w:val="Compact"/>
+              <w:jc w:val="left"/>
+            </w:pPr>
+            <w:r>
+              <w:t xml:space="preserve">New England</w:t>
+            </w:r>
+          </w:p>
+        </w:tc>
+        <w:tc>
+          <w:tcPr/>
+          <w:p>
+            <w:pPr>
+              <w:pStyle w:val="Compact"/>
+              <w:jc w:val="right"/>
+            </w:pPr>
+            <w:r>
+              <w:t xml:space="preserve">48</w:t>
+            </w:r>
+          </w:p>
+        </w:tc>
+        <w:tc>
+          <w:tcPr/>
+          <w:p>
+            <w:pPr>
+              <w:pStyle w:val="Compact"/>
+              <w:jc w:val="right"/>
+            </w:pPr>
+            <w:r>
+              <w:t xml:space="preserve">27</w:t>
+            </w:r>
+          </w:p>
+        </w:tc>
+        <w:tc>
+          <w:tcPr/>
+          <w:p>
+            <w:pPr>
+              <w:pStyle w:val="Compact"/>
+              <w:jc w:val="right"/>
+            </w:pPr>
+            <w:r>
+              <w:t xml:space="preserve">0.562</w:t>
+            </w:r>
+          </w:p>
+        </w:tc>
+        <w:tc>
+          <w:tcPr/>
+          <w:p>
+            <w:pPr>
+              <w:pStyle w:val="Compact"/>
+              <w:jc w:val="right"/>
+            </w:pPr>
+            <w:r>
+              <w:t xml:space="preserve">0.423</w:t>
+            </w:r>
+          </w:p>
+        </w:tc>
+        <w:tc>
+          <w:tcPr/>
+          <w:p>
+            <w:pPr>
+              <w:pStyle w:val="Compact"/>
+              <w:jc w:val="right"/>
+            </w:pPr>
+            <w:r>
+              <w:t xml:space="preserve">0.693</w:t>
+            </w:r>
+          </w:p>
+        </w:tc>
+        <w:tc>
+          <w:tcPr/>
+          <w:p>
+            <w:pPr>
+              <w:pStyle w:val="Compact"/>
+              <w:jc w:val="right"/>
+            </w:pPr>
+            <w:r>
+              <w:t xml:space="preserve">0.000</w:t>
+            </w:r>
+          </w:p>
+        </w:tc>
+        <w:tc>
+          <w:tcPr/>
+          <w:p>
+            <w:pPr>
+              <w:pStyle w:val="Compact"/>
+              <w:jc w:val="right"/>
+            </w:pPr>
+            <w:r>
+              <w:t xml:space="preserve">1.000</w:t>
+            </w:r>
+          </w:p>
+        </w:tc>
+        <w:tc>
+          <w:tcPr/>
+          <w:p>
+            <w:pPr>
+              <w:pStyle w:val="Compact"/>
+              <w:jc w:val="right"/>
+            </w:pPr>
+            <w:r>
+              <w:t xml:space="preserve">NA</w:t>
+            </w:r>
+          </w:p>
+        </w:tc>
+        <w:tc>
+          <w:tcPr/>
+          <w:p>
+            <w:pPr>
+              <w:pStyle w:val="Compact"/>
+              <w:jc w:val="right"/>
+            </w:pPr>
+            <w:r>
+              <w:t xml:space="preserve">NA</w:t>
+            </w:r>
+          </w:p>
+        </w:tc>
+        <w:tc>
+          <w:tcPr/>
+          <w:p>
+            <w:pPr>
+              <w:pStyle w:val="Compact"/>
+              <w:jc w:val="right"/>
+            </w:pPr>
+            <w:r>
+              <w:t xml:space="preserve">NA</w:t>
+            </w:r>
+          </w:p>
+        </w:tc>
+        <w:tc>
+          <w:tcPr/>
+          <w:p>
+            <w:pPr>
+              <w:pStyle w:val="Compact"/>
+              <w:jc w:val="left"/>
+            </w:pPr>
+            <w:r>
+              <w:t xml:space="preserve">NA</w:t>
+            </w:r>
+          </w:p>
+        </w:tc>
+      </w:tr>
+      <w:tr>
+        <w:tc>
+          <w:tcPr/>
+          <w:p>
+            <w:pPr>
+              <w:pStyle w:val="Compact"/>
+              <w:jc w:val="left"/>
+            </w:pPr>
+            <w:r>
+              <w:t xml:space="preserve">Central</w:t>
+            </w:r>
+          </w:p>
+        </w:tc>
+        <w:tc>
+          <w:tcPr/>
+          <w:p>
+            <w:pPr>
+              <w:pStyle w:val="Compact"/>
+              <w:jc w:val="right"/>
+            </w:pPr>
+            <w:r>
+              <w:t xml:space="preserve">109</w:t>
+            </w:r>
+          </w:p>
+        </w:tc>
+        <w:tc>
+          <w:tcPr/>
+          <w:p>
+            <w:pPr>
+              <w:pStyle w:val="Compact"/>
+              <w:jc w:val="right"/>
+            </w:pPr>
+            <w:r>
+              <w:t xml:space="preserve">74</w:t>
+            </w:r>
+          </w:p>
+        </w:tc>
+        <w:tc>
+          <w:tcPr/>
+          <w:p>
+            <w:pPr>
+              <w:pStyle w:val="Compact"/>
+              <w:jc w:val="right"/>
+            </w:pPr>
+            <w:r>
+              <w:t xml:space="preserve">0.679</w:t>
+            </w:r>
+          </w:p>
+        </w:tc>
+        <w:tc>
+          <w:tcPr/>
+          <w:p>
+            <w:pPr>
+              <w:pStyle w:val="Compact"/>
+              <w:jc w:val="right"/>
+            </w:pPr>
+            <w:r>
+              <w:t xml:space="preserve">0.586</w:t>
+            </w:r>
+          </w:p>
+        </w:tc>
+        <w:tc>
+          <w:tcPr/>
+          <w:p>
+            <w:pPr>
+              <w:pStyle w:val="Compact"/>
+              <w:jc w:val="right"/>
+            </w:pPr>
+            <w:r>
+              <w:t xml:space="preserve">0.759</w:t>
+            </w:r>
+          </w:p>
+        </w:tc>
+        <w:tc>
+          <w:tcPr/>
+          <w:p>
+            <w:pPr>
+              <w:pStyle w:val="Compact"/>
+              <w:jc w:val="right"/>
+            </w:pPr>
+            <w:r>
+              <w:t xml:space="preserve">11.640</w:t>
+            </w:r>
+          </w:p>
+        </w:tc>
+        <w:tc>
+          <w:tcPr/>
+          <w:p>
+            <w:pPr>
+              <w:pStyle w:val="Compact"/>
+              <w:jc w:val="right"/>
+            </w:pPr>
+            <w:r>
+              <w:t xml:space="preserve">1.207</w:t>
+            </w:r>
+          </w:p>
+        </w:tc>
+        <w:tc>
+          <w:tcPr/>
+          <w:p>
+            <w:pPr>
+              <w:pStyle w:val="Compact"/>
+              <w:jc w:val="right"/>
+            </w:pPr>
+            <w:r>
+              <w:t xml:space="preserve">0.911</w:t>
+            </w:r>
+          </w:p>
+        </w:tc>
+        <w:tc>
+          <w:tcPr/>
+          <w:p>
+            <w:pPr>
+              <w:pStyle w:val="Compact"/>
+              <w:jc w:val="right"/>
+            </w:pPr>
+            <w:r>
+              <w:t xml:space="preserve">1.598</w:t>
+            </w:r>
+          </w:p>
+        </w:tc>
+        <w:tc>
+          <w:tcPr/>
+          <w:p>
+            <w:pPr>
+              <w:pStyle w:val="Compact"/>
+              <w:jc w:val="right"/>
+            </w:pPr>
+            <w:r>
+              <w:t xml:space="preserve">0.161</w:t>
+            </w:r>
+          </w:p>
+        </w:tc>
+        <w:tc>
+          <w:tcPr/>
+          <w:p>
+            <w:pPr>
+              <w:pStyle w:val="Compact"/>
+              <w:jc w:val="left"/>
+            </w:pPr>
+            <w:r>
+              <w:t xml:space="preserve">p = 0.161</w:t>
+            </w:r>
+          </w:p>
+        </w:tc>
+      </w:tr>
+      <w:tr>
+        <w:tc>
+          <w:tcPr/>
+          <w:p>
+            <w:pPr>
+              <w:pStyle w:val="Compact"/>
+              <w:jc w:val="left"/>
+            </w:pPr>
+            <w:r>
+              <w:t xml:space="preserve">Midwest</w:t>
+            </w:r>
+          </w:p>
+        </w:tc>
+        <w:tc>
+          <w:tcPr/>
+          <w:p>
+            <w:pPr>
+              <w:pStyle w:val="Compact"/>
+              <w:jc w:val="right"/>
+            </w:pPr>
+            <w:r>
+              <w:t xml:space="preserve">154</w:t>
+            </w:r>
+          </w:p>
+        </w:tc>
+        <w:tc>
+          <w:tcPr/>
+          <w:p>
+            <w:pPr>
+              <w:pStyle w:val="Compact"/>
+              <w:jc w:val="right"/>
+            </w:pPr>
+            <w:r>
+              <w:t xml:space="preserve">98</w:t>
+            </w:r>
+          </w:p>
+        </w:tc>
+        <w:tc>
+          <w:tcPr/>
+          <w:p>
+            <w:pPr>
+              <w:pStyle w:val="Compact"/>
+              <w:jc w:val="right"/>
+            </w:pPr>
+            <w:r>
+              <w:t xml:space="preserve">0.636</w:t>
+            </w:r>
+          </w:p>
+        </w:tc>
+        <w:tc>
+          <w:tcPr/>
+          <w:p>
+            <w:pPr>
+              <w:pStyle w:val="Compact"/>
+              <w:jc w:val="right"/>
+            </w:pPr>
+            <w:r>
+              <w:t xml:space="preserve">0.558</w:t>
+            </w:r>
+          </w:p>
+        </w:tc>
+        <w:tc>
+          <w:tcPr/>
+          <w:p>
+            <w:pPr>
+              <w:pStyle w:val="Compact"/>
+              <w:jc w:val="right"/>
+            </w:pPr>
+            <w:r>
+              <w:t xml:space="preserve">0.708</w:t>
+            </w:r>
+          </w:p>
+        </w:tc>
+        <w:tc>
+          <w:tcPr/>
+          <w:p>
+            <w:pPr>
+              <w:pStyle w:val="Compact"/>
+              <w:jc w:val="right"/>
+            </w:pPr>
+            <w:r>
+              <w:t xml:space="preserve">7.386</w:t>
+            </w:r>
+          </w:p>
+        </w:tc>
+        <w:tc>
+          <w:tcPr/>
+          <w:p>
+            <w:pPr>
+              <w:pStyle w:val="Compact"/>
+              <w:jc w:val="right"/>
+            </w:pPr>
+            <w:r>
+              <w:t xml:space="preserve">1.131</w:t>
+            </w:r>
+          </w:p>
+        </w:tc>
+        <w:tc>
+          <w:tcPr/>
+          <w:p>
+            <w:pPr>
+              <w:pStyle w:val="Compact"/>
+              <w:jc w:val="right"/>
+            </w:pPr>
+            <w:r>
+              <w:t xml:space="preserve">0.858</w:t>
+            </w:r>
+          </w:p>
+        </w:tc>
+        <w:tc>
+          <w:tcPr/>
+          <w:p>
+            <w:pPr>
+              <w:pStyle w:val="Compact"/>
+              <w:jc w:val="right"/>
+            </w:pPr>
+            <w:r>
+              <w:t xml:space="preserve">1.492</w:t>
+            </w:r>
+          </w:p>
+        </w:tc>
+        <w:tc>
+          <w:tcPr/>
+          <w:p>
+            <w:pPr>
+              <w:pStyle w:val="Compact"/>
+              <w:jc w:val="right"/>
+            </w:pPr>
+            <w:r>
+              <w:t xml:space="preserve">0.358</w:t>
+            </w:r>
+          </w:p>
+        </w:tc>
+        <w:tc>
+          <w:tcPr/>
+          <w:p>
+            <w:pPr>
+              <w:pStyle w:val="Compact"/>
+              <w:jc w:val="left"/>
+            </w:pPr>
+            <w:r>
+              <w:t xml:space="preserve">p = 0.358</w:t>
+            </w:r>
+          </w:p>
+        </w:tc>
+      </w:tr>
+      <w:tr>
+        <w:tc>
+          <w:tcPr/>
+          <w:p>
+            <w:pPr>
+              <w:pStyle w:val="Compact"/>
+              <w:jc w:val="left"/>
+            </w:pPr>
+            <w:r>
+              <w:t xml:space="preserve">Southeast</w:t>
+            </w:r>
+          </w:p>
+        </w:tc>
+        <w:tc>
+          <w:tcPr/>
+          <w:p>
+            <w:pPr>
+              <w:pStyle w:val="Compact"/>
+              <w:jc w:val="right"/>
+            </w:pPr>
+            <w:r>
+              <w:t xml:space="preserve">129</w:t>
+            </w:r>
+          </w:p>
+        </w:tc>
+        <w:tc>
+          <w:tcPr/>
+          <w:p>
+            <w:pPr>
+              <w:pStyle w:val="Compact"/>
+              <w:jc w:val="right"/>
+            </w:pPr>
+            <w:r>
+              <w:t xml:space="preserve">81</w:t>
+            </w:r>
+          </w:p>
+        </w:tc>
+        <w:tc>
+          <w:tcPr/>
+          <w:p>
+            <w:pPr>
+              <w:pStyle w:val="Compact"/>
+              <w:jc w:val="right"/>
+            </w:pPr>
+            <w:r>
+              <w:t xml:space="preserve">0.628</w:t>
+            </w:r>
+          </w:p>
+        </w:tc>
+        <w:tc>
+          <w:tcPr/>
+          <w:p>
+            <w:pPr>
+              <w:pStyle w:val="Compact"/>
+              <w:jc w:val="right"/>
+            </w:pPr>
+            <w:r>
+              <w:t xml:space="preserve">0.542</w:t>
+            </w:r>
+          </w:p>
+        </w:tc>
+        <w:tc>
+          <w:tcPr/>
+          <w:p>
+            <w:pPr>
+              <w:pStyle w:val="Compact"/>
+              <w:jc w:val="right"/>
+            </w:pPr>
+            <w:r>
+              <w:t xml:space="preserve">0.706</w:t>
+            </w:r>
+          </w:p>
+        </w:tc>
+        <w:tc>
+          <w:tcPr/>
+          <w:p>
+            <w:pPr>
+              <w:pStyle w:val="Compact"/>
+              <w:jc w:val="right"/>
+            </w:pPr>
+            <w:r>
+              <w:t xml:space="preserve">6.541</w:t>
+            </w:r>
+          </w:p>
+        </w:tc>
+        <w:tc>
+          <w:tcPr/>
+          <w:p>
+            <w:pPr>
+              <w:pStyle w:val="Compact"/>
+              <w:jc w:val="right"/>
+            </w:pPr>
+            <w:r>
+              <w:t xml:space="preserve">1.116</w:t>
+            </w:r>
+          </w:p>
+        </w:tc>
+        <w:tc>
+          <w:tcPr/>
+          <w:p>
+            <w:pPr>
+              <w:pStyle w:val="Compact"/>
+              <w:jc w:val="right"/>
+            </w:pPr>
+            <w:r>
+              <w:t xml:space="preserve">0.841</w:t>
+            </w:r>
+          </w:p>
+        </w:tc>
+        <w:tc>
+          <w:tcPr/>
+          <w:p>
+            <w:pPr>
+              <w:pStyle w:val="Compact"/>
+              <w:jc w:val="right"/>
+            </w:pPr>
+            <w:r>
+              <w:t xml:space="preserve">1.481</w:t>
+            </w:r>
+          </w:p>
+        </w:tc>
+        <w:tc>
+          <w:tcPr/>
+          <w:p>
+            <w:pPr>
+              <w:pStyle w:val="Compact"/>
+              <w:jc w:val="right"/>
+            </w:pPr>
+            <w:r>
+              <w:t xml:space="preserve">0.428</w:t>
+            </w:r>
+          </w:p>
+        </w:tc>
+        <w:tc>
+          <w:tcPr/>
+          <w:p>
+            <w:pPr>
+              <w:pStyle w:val="Compact"/>
+              <w:jc w:val="left"/>
+            </w:pPr>
+            <w:r>
+              <w:t xml:space="preserve">p = 0.428</w:t>
+            </w:r>
+          </w:p>
+        </w:tc>
+      </w:tr>
+      <w:tr>
+        <w:tc>
+          <w:tcPr/>
+          <w:p>
+            <w:pPr>
+              <w:pStyle w:val="Compact"/>
+              <w:jc w:val="left"/>
+            </w:pPr>
+            <w:r>
+              <w:t xml:space="preserve">Pacific</w:t>
+            </w:r>
+          </w:p>
+        </w:tc>
+        <w:tc>
+          <w:tcPr/>
+          <w:p>
+            <w:pPr>
+              <w:pStyle w:val="Compact"/>
+              <w:jc w:val="right"/>
+            </w:pPr>
+            <w:r>
+              <w:t xml:space="preserve">88</w:t>
+            </w:r>
+          </w:p>
+        </w:tc>
+        <w:tc>
+          <w:tcPr/>
+          <w:p>
+            <w:pPr>
+              <w:pStyle w:val="Compact"/>
+              <w:jc w:val="right"/>
+            </w:pPr>
+            <w:r>
+              <w:t xml:space="preserve">50</w:t>
+            </w:r>
+          </w:p>
+        </w:tc>
+        <w:tc>
+          <w:tcPr/>
+          <w:p>
+            <w:pPr>
+              <w:pStyle w:val="Compact"/>
+              <w:jc w:val="right"/>
+            </w:pPr>
+            <w:r>
+              <w:t xml:space="preserve">0.568</w:t>
+            </w:r>
+          </w:p>
+        </w:tc>
+        <w:tc>
+          <w:tcPr/>
+          <w:p>
+            <w:pPr>
+              <w:pStyle w:val="Compact"/>
+              <w:jc w:val="right"/>
+            </w:pPr>
+            <w:r>
+              <w:t xml:space="preserve">0.464</w:t>
+            </w:r>
+          </w:p>
+        </w:tc>
+        <w:tc>
+          <w:tcPr/>
+          <w:p>
+            <w:pPr>
+              <w:pStyle w:val="Compact"/>
+              <w:jc w:val="right"/>
+            </w:pPr>
+            <w:r>
+              <w:t xml:space="preserve">0.667</w:t>
+            </w:r>
+          </w:p>
+        </w:tc>
+        <w:tc>
+          <w:tcPr/>
+          <w:p>
+            <w:pPr>
+              <w:pStyle w:val="Compact"/>
+              <w:jc w:val="right"/>
+            </w:pPr>
+            <w:r>
+              <w:t xml:space="preserve">0.568</w:t>
+            </w:r>
+          </w:p>
+        </w:tc>
+        <w:tc>
+          <w:tcPr/>
+          <w:p>
+            <w:pPr>
+              <w:pStyle w:val="Compact"/>
+              <w:jc w:val="right"/>
+            </w:pPr>
+            <w:r>
+              <w:t xml:space="preserve">1.010</w:t>
+            </w:r>
+          </w:p>
+        </w:tc>
+        <w:tc>
+          <w:tcPr/>
+          <w:p>
+            <w:pPr>
+              <w:pStyle w:val="Compact"/>
+              <w:jc w:val="right"/>
+            </w:pPr>
+            <w:r>
+              <w:t xml:space="preserve">0.742</w:t>
+            </w:r>
+          </w:p>
+        </w:tc>
+        <w:tc>
+          <w:tcPr/>
+          <w:p>
+            <w:pPr>
+              <w:pStyle w:val="Compact"/>
+              <w:jc w:val="right"/>
+            </w:pPr>
+            <w:r>
+              <w:t xml:space="preserve">1.376</w:t>
+            </w:r>
+          </w:p>
+        </w:tc>
+        <w:tc>
+          <w:tcPr/>
+          <w:p>
+            <w:pPr>
+              <w:pStyle w:val="Compact"/>
+              <w:jc w:val="right"/>
+            </w:pPr>
+            <w:r>
+              <w:t xml:space="preserve">0.949</w:t>
+            </w:r>
+          </w:p>
+        </w:tc>
+        <w:tc>
+          <w:tcPr/>
+          <w:p>
+            <w:pPr>
+              <w:pStyle w:val="Compact"/>
+              <w:jc w:val="left"/>
+            </w:pPr>
+            <w:r>
+              <w:t xml:space="preserve">p = 0.949</w:t>
+            </w:r>
+          </w:p>
+        </w:tc>
+      </w:tr>
+      <w:tr>
+        <w:tc>
+          <w:tcPr/>
+          <w:p>
+            <w:pPr>
+              <w:pStyle w:val="Compact"/>
+              <w:jc w:val="left"/>
+            </w:pPr>
+            <w:r>
+              <w:t xml:space="preserve">Mid-Atlantic/Southeast</w:t>
+            </w:r>
+          </w:p>
+        </w:tc>
+        <w:tc>
+          <w:tcPr/>
+          <w:p>
+            <w:pPr>
+              <w:pStyle w:val="Compact"/>
+              <w:jc w:val="right"/>
+            </w:pPr>
+            <w:r>
+              <w:t xml:space="preserve">67</w:t>
+            </w:r>
+          </w:p>
+        </w:tc>
+        <w:tc>
+          <w:tcPr/>
+          <w:p>
+            <w:pPr>
+              <w:pStyle w:val="Compact"/>
+              <w:jc w:val="right"/>
+            </w:pPr>
+            <w:r>
+              <w:t xml:space="preserve">38</w:t>
+            </w:r>
+          </w:p>
+        </w:tc>
+        <w:tc>
+          <w:tcPr/>
+          <w:p>
+            <w:pPr>
+              <w:pStyle w:val="Compact"/>
+              <w:jc w:val="right"/>
+            </w:pPr>
+            <w:r>
+              <w:t xml:space="preserve">0.567</w:t>
+            </w:r>
+          </w:p>
+        </w:tc>
+        <w:tc>
+          <w:tcPr/>
+          <w:p>
+            <w:pPr>
+              <w:pStyle w:val="Compact"/>
+              <w:jc w:val="right"/>
+            </w:pPr>
+            <w:r>
+              <w:t xml:space="preserve">0.448</w:t>
+            </w:r>
+          </w:p>
+        </w:tc>
+        <w:tc>
+          <w:tcPr/>
+          <w:p>
+            <w:pPr>
+              <w:pStyle w:val="Compact"/>
+              <w:jc w:val="right"/>
+            </w:pPr>
+            <w:r>
+              <w:t xml:space="preserve">0.679</w:t>
+            </w:r>
+          </w:p>
+        </w:tc>
+        <w:tc>
+          <w:tcPr/>
+          <w:p>
+            <w:pPr>
+              <w:pStyle w:val="Compact"/>
+              <w:jc w:val="right"/>
+            </w:pPr>
+            <w:r>
+              <w:t xml:space="preserve">0.466</w:t>
+            </w:r>
+          </w:p>
+        </w:tc>
+        <w:tc>
+          <w:tcPr/>
+          <w:p>
+            <w:pPr>
+              <w:pStyle w:val="Compact"/>
+              <w:jc w:val="right"/>
+            </w:pPr>
+            <w:r>
+              <w:t xml:space="preserve">1.008</w:t>
+            </w:r>
+          </w:p>
+        </w:tc>
+        <w:tc>
+          <w:tcPr/>
+          <w:p>
+            <w:pPr>
+              <w:pStyle w:val="Compact"/>
+              <w:jc w:val="right"/>
+            </w:pPr>
+            <w:r>
+              <w:t xml:space="preserve">0.728</w:t>
+            </w:r>
+          </w:p>
+        </w:tc>
+        <w:tc>
+          <w:tcPr/>
+          <w:p>
+            <w:pPr>
+              <w:pStyle w:val="Compact"/>
+              <w:jc w:val="right"/>
+            </w:pPr>
+            <w:r>
+              <w:t xml:space="preserve">1.396</w:t>
+            </w:r>
+          </w:p>
+        </w:tc>
+        <w:tc>
+          <w:tcPr/>
+          <w:p>
+            <w:pPr>
+              <w:pStyle w:val="Compact"/>
+              <w:jc w:val="right"/>
+            </w:pPr>
+            <w:r>
+              <w:t xml:space="preserve">0.960</w:t>
+            </w:r>
+          </w:p>
+        </w:tc>
+        <w:tc>
+          <w:tcPr/>
+          <w:p>
+            <w:pPr>
+              <w:pStyle w:val="Compact"/>
+              <w:jc w:val="left"/>
+            </w:pPr>
+            <w:r>
+              <w:t xml:space="preserve">p = 0.960</w:t>
+            </w:r>
+          </w:p>
+        </w:tc>
+      </w:tr>
+      <w:tr>
+        <w:tc>
+          <w:tcPr/>
+          <w:p>
+            <w:pPr>
+              <w:pStyle w:val="Compact"/>
+              <w:jc w:val="left"/>
+            </w:pPr>
+            <w:r>
+              <w:t xml:space="preserve">Middle Atlantic</w:t>
+            </w:r>
+          </w:p>
+        </w:tc>
+        <w:tc>
+          <w:tcPr/>
+          <w:p>
+            <w:pPr>
+              <w:pStyle w:val="Compact"/>
+              <w:jc w:val="right"/>
+            </w:pPr>
+            <w:r>
+              <w:t xml:space="preserve">91</w:t>
+            </w:r>
+          </w:p>
+        </w:tc>
+        <w:tc>
+          <w:tcPr/>
+          <w:p>
+            <w:pPr>
+              <w:pStyle w:val="Compact"/>
+              <w:jc w:val="right"/>
+            </w:pPr>
+            <w:r>
+              <w:t xml:space="preserve">44</w:t>
+            </w:r>
+          </w:p>
+        </w:tc>
+        <w:tc>
+          <w:tcPr/>
+          <w:p>
+            <w:pPr>
+              <w:pStyle w:val="Compact"/>
+              <w:jc w:val="right"/>
+            </w:pPr>
+            <w:r>
+              <w:t xml:space="preserve">0.484</w:t>
+            </w:r>
+          </w:p>
+        </w:tc>
+        <w:tc>
+          <w:tcPr/>
+          <w:p>
+            <w:pPr>
+              <w:pStyle w:val="Compact"/>
+              <w:jc w:val="right"/>
+            </w:pPr>
+            <w:r>
+              <w:t xml:space="preserve">0.384</w:t>
+            </w:r>
+          </w:p>
+        </w:tc>
+        <w:tc>
+          <w:tcPr/>
+          <w:p>
+            <w:pPr>
+              <w:pStyle w:val="Compact"/>
+              <w:jc w:val="right"/>
+            </w:pPr>
+            <w:r>
+              <w:t xml:space="preserve">0.585</w:t>
+            </w:r>
+          </w:p>
+        </w:tc>
+        <w:tc>
+          <w:tcPr/>
+          <w:p>
+            <w:pPr>
+              <w:pStyle w:val="Compact"/>
+              <w:jc w:val="right"/>
+            </w:pPr>
+            <w:r>
+              <w:t xml:space="preserve">-7.898</w:t>
+            </w:r>
+          </w:p>
+        </w:tc>
+        <w:tc>
+          <w:tcPr/>
+          <w:p>
+            <w:pPr>
+              <w:pStyle w:val="Compact"/>
+              <w:jc w:val="right"/>
+            </w:pPr>
+            <w:r>
+              <w:t xml:space="preserve">0.860</w:t>
+            </w:r>
+          </w:p>
+        </w:tc>
+        <w:tc>
+          <w:tcPr/>
+          <w:p>
+            <w:pPr>
+              <w:pStyle w:val="Compact"/>
+              <w:jc w:val="right"/>
+            </w:pPr>
+            <w:r>
+              <w:t xml:space="preserve">0.619</w:t>
+            </w:r>
+          </w:p>
+        </w:tc>
+        <w:tc>
+          <w:tcPr/>
+          <w:p>
+            <w:pPr>
+              <w:pStyle w:val="Compact"/>
+              <w:jc w:val="right"/>
+            </w:pPr>
+            <w:r>
+              <w:t xml:space="preserve">1.193</w:t>
+            </w:r>
+          </w:p>
+        </w:tc>
+        <w:tc>
+          <w:tcPr/>
+          <w:p>
+            <w:pPr>
+              <w:pStyle w:val="Compact"/>
+              <w:jc w:val="right"/>
+            </w:pPr>
+            <w:r>
+              <w:t xml:space="preserve">0.376</w:t>
+            </w:r>
+          </w:p>
+        </w:tc>
+        <w:tc>
+          <w:tcPr/>
+          <w:p>
+            <w:pPr>
+              <w:pStyle w:val="Compact"/>
+              <w:jc w:val="left"/>
+            </w:pPr>
+            <w:r>
+              <w:t xml:space="preserve">p = 0.376</w:t>
+            </w:r>
+          </w:p>
+        </w:tc>
+      </w:tr>
+      <w:tr>
+        <w:tc>
+          <w:tcPr/>
+          <w:p>
+            <w:pPr>
+              <w:pStyle w:val="Compact"/>
+              <w:jc w:val="left"/>
+            </w:pPr>
+            <w:r>
+              <w:t xml:space="preserve">Mountain/Southwest</w:t>
+            </w:r>
+          </w:p>
+        </w:tc>
+        <w:tc>
+          <w:tcPr/>
+          <w:p>
+            <w:pPr>
+              <w:pStyle w:val="Compact"/>
+              <w:jc w:val="right"/>
+            </w:pPr>
+            <w:r>
+              <w:t xml:space="preserve">45</w:t>
+            </w:r>
+          </w:p>
+        </w:tc>
+        <w:tc>
+          <w:tcPr/>
+          <w:p>
+            <w:pPr>
+              <w:pStyle w:val="Compact"/>
+              <w:jc w:val="right"/>
+            </w:pPr>
+            <w:r>
+              <w:t xml:space="preserve">21</w:t>
+            </w:r>
+          </w:p>
+        </w:tc>
+        <w:tc>
+          <w:tcPr/>
+          <w:p>
+            <w:pPr>
+              <w:pStyle w:val="Compact"/>
+              <w:jc w:val="right"/>
+            </w:pPr>
+            <w:r>
+              <w:t xml:space="preserve">0.467</w:t>
+            </w:r>
+          </w:p>
+        </w:tc>
+        <w:tc>
+          <w:tcPr/>
+          <w:p>
+            <w:pPr>
+              <w:pStyle w:val="Compact"/>
+              <w:jc w:val="right"/>
+            </w:pPr>
+            <w:r>
+              <w:t xml:space="preserve">0.329</w:t>
+            </w:r>
+          </w:p>
+        </w:tc>
+        <w:tc>
+          <w:tcPr/>
+          <w:p>
+            <w:pPr>
+              <w:pStyle w:val="Compact"/>
+              <w:jc w:val="right"/>
+            </w:pPr>
+            <w:r>
+              <w:t xml:space="preserve">0.609</w:t>
+            </w:r>
+          </w:p>
+        </w:tc>
+        <w:tc>
+          <w:tcPr/>
+          <w:p>
+            <w:pPr>
+              <w:pStyle w:val="Compact"/>
+              <w:jc w:val="right"/>
+            </w:pPr>
+            <w:r>
+              <w:t xml:space="preserve">-9.583</w:t>
+            </w:r>
+          </w:p>
+        </w:tc>
+        <w:tc>
+          <w:tcPr/>
+          <w:p>
+            <w:pPr>
+              <w:pStyle w:val="Compact"/>
+              <w:jc w:val="right"/>
+            </w:pPr>
+            <w:r>
+              <w:t xml:space="preserve">0.830</w:t>
+            </w:r>
+          </w:p>
+        </w:tc>
+        <w:tc>
+          <w:tcPr/>
+          <w:p>
+            <w:pPr>
+              <w:pStyle w:val="Compact"/>
+              <w:jc w:val="right"/>
+            </w:pPr>
+            <w:r>
+              <w:t xml:space="preserve">0.556</w:t>
+            </w:r>
+          </w:p>
+        </w:tc>
+        <w:tc>
+          <w:tcPr/>
+          <w:p>
+            <w:pPr>
+              <w:pStyle w:val="Compact"/>
+              <w:jc w:val="right"/>
+            </w:pPr>
+            <w:r>
+              <w:t xml:space="preserve">1.237</w:t>
+            </w:r>
+          </w:p>
+        </w:tc>
+        <w:tc>
+          <w:tcPr/>
+          <w:p>
+            <w:pPr>
+              <w:pStyle w:val="Compact"/>
+              <w:jc w:val="right"/>
+            </w:pPr>
+            <w:r>
+              <w:t xml:space="preserve">0.355</w:t>
+            </w:r>
+          </w:p>
+        </w:tc>
+        <w:tc>
+          <w:tcPr/>
+          <w:p>
+            <w:pPr>
+              <w:pStyle w:val="Compact"/>
+              <w:jc w:val="left"/>
+            </w:pPr>
+            <w:r>
+              <w:t xml:space="preserve">p = 0.355</w:t>
+            </w:r>
+          </w:p>
+        </w:tc>
+      </w:tr>
+    </w:tbl>
+    <w:p/>
+    <w:p>
+      <w:pPr>
+        <w:pStyle w:val="TableCaption"/>
+      </w:pPr>
+      <w:r>
+        <w:t xml:space="preserve">Table S7. Access vs. timeliness models, side by side.</w:t>
+      </w:r>
+    </w:p>
+    <w:tbl>
+      <w:tblPr>
+        <w:tblStyle w:val="Table"/>
+        <w:tblW w:type="pct" w:w="5000"/>
+        <w:tblLayout w:type="fixed"/>
+        <w:tblLook w:firstRow="1" w:lastRow="0" w:firstColumn="0" w:lastColumn="0" w:noHBand="0" w:noVBand="0" w:val="0020"/>
+        <w:tblCaption w:val="Table S7. Access vs. timeliness models, side by side."/>
+      </w:tblPr>
+      <w:tblGrid>
+        <w:gridCol w:w="2907"/>
+        <w:gridCol w:w="2606"/>
+        <w:gridCol w:w="2406"/>
+      </w:tblGrid>
+      <w:tr>
+        <w:trPr>
+          <w:tblHeader w:val="on"/>
+        </w:trPr>
+        <w:tc>
+          <w:tcPr/>
+          <w:p>
+            <w:pPr>
+              <w:pStyle w:val="Compact"/>
+              <w:jc w:val="left"/>
+            </w:pPr>
+            <w:r>
+              <w:t xml:space="preserve">Term</w:t>
+            </w:r>
+          </w:p>
+        </w:tc>
+        <w:tc>
+          <w:tcPr/>
+          <w:p>
+            <w:pPr>
+              <w:pStyle w:val="Compact"/>
+              <w:jc w:val="left"/>
+            </w:pPr>
+            <w:r>
+              <w:t xml:space="preserve">Access [Logistic]</w:t>
+            </w:r>
+          </w:p>
+        </w:tc>
+        <w:tc>
+          <w:tcPr/>
+          <w:p>
+            <w:pPr>
+              <w:pStyle w:val="Compact"/>
+              <w:jc w:val="left"/>
+            </w:pPr>
+            <w:r>
+              <w:t xml:space="preserve">Timeliness [NB]</w:t>
+            </w:r>
+          </w:p>
+        </w:tc>
+      </w:tr>
+      <w:tr>
+        <w:tc>
+          <w:tcPr/>
+          <w:p>
+            <w:pPr>
+              <w:pStyle w:val="Compact"/>
+              <w:jc w:val="left"/>
+            </w:pPr>
+            <w:r>
+              <w:t xml:space="preserve">ent_typeGeneral</w:t>
+            </w:r>
+          </w:p>
+        </w:tc>
+        <w:tc>
+          <w:tcPr/>
+          <w:p>
+            <w:pPr>
+              <w:pStyle w:val="Compact"/>
+              <w:jc w:val="left"/>
+            </w:pPr>
+            <w:r>
+              <w:t xml:space="preserve">Ref.</w:t>
+            </w:r>
+          </w:p>
+        </w:tc>
+        <w:tc>
+          <w:tcPr/>
+          <w:p>
+            <w:pPr>
+              <w:pStyle w:val="Compact"/>
+              <w:jc w:val="left"/>
+            </w:pPr>
+            <w:r>
+              <w:t xml:space="preserve">Ref.</w:t>
+            </w:r>
+          </w:p>
+        </w:tc>
+      </w:tr>
+      <w:tr>
+        <w:tc>
+          <w:tcPr/>
+          <w:p>
+            <w:pPr>
+              <w:pStyle w:val="Compact"/>
+              <w:jc w:val="left"/>
+            </w:pPr>
+            <w:r>
+              <w:t xml:space="preserve">ent_typeFacial Plastics</w:t>
+            </w:r>
+          </w:p>
+        </w:tc>
+        <w:tc>
+          <w:tcPr/>
+          <w:p>
+            <w:pPr>
+              <w:pStyle w:val="Compact"/>
+              <w:jc w:val="left"/>
+            </w:pPr>
+            <w:r>
+              <w:t xml:space="preserve">0.90 (0.54-1.52)</w:t>
+            </w:r>
+          </w:p>
+        </w:tc>
+        <w:tc>
+          <w:tcPr/>
+          <w:p>
+            <w:pPr>
+              <w:pStyle w:val="Compact"/>
+            </w:pPr>
+          </w:p>
+        </w:tc>
+      </w:tr>
+      <w:tr>
+        <w:tc>
+          <w:tcPr/>
+          <w:p>
+            <w:pPr>
+              <w:pStyle w:val="Compact"/>
+              <w:jc w:val="left"/>
+            </w:pPr>
+            <w:r>
+              <w:t xml:space="preserve">p=0.696</w:t>
+            </w:r>
+          </w:p>
+        </w:tc>
+        <w:tc>
+          <w:tcPr/>
+          <w:p>
+            <w:pPr>
+              <w:pStyle w:val="Compact"/>
+              <w:jc w:val="left"/>
+            </w:pPr>
+            <w:r>
+              <w:t xml:space="preserve">1.04 (0.72-1.50)</w:t>
+            </w:r>
+          </w:p>
+        </w:tc>
+        <w:tc>
+          <w:tcPr/>
+          <w:p>
+            <w:pPr>
+              <w:pStyle w:val="Compact"/>
+            </w:pPr>
+          </w:p>
+        </w:tc>
+      </w:tr>
+      <w:tr>
+        <w:tc>
+          <w:tcPr/>
+          <w:p>
+            <w:pPr>
+              <w:pStyle w:val="Compact"/>
+              <w:jc w:val="left"/>
+            </w:pPr>
+            <w:r>
+              <w:t xml:space="preserve">p=0.852</w:t>
+            </w:r>
+          </w:p>
+        </w:tc>
+        <w:tc>
+          <w:tcPr/>
+          <w:p>
+            <w:pPr>
+              <w:pStyle w:val="Compact"/>
+            </w:pPr>
+          </w:p>
+        </w:tc>
+        <w:tc>
+          <w:tcPr/>
+          <w:p>
+            <w:pPr>
+              <w:pStyle w:val="Compact"/>
+            </w:pPr>
+          </w:p>
+        </w:tc>
+      </w:tr>
+      <w:tr>
+        <w:tc>
+          <w:tcPr/>
+          <w:p>
+            <w:pPr>
+              <w:pStyle w:val="Compact"/>
+              <w:jc w:val="left"/>
+            </w:pPr>
+            <w:r>
+              <w:t xml:space="preserve">ent_typeHead and Neck Cancer</w:t>
+            </w:r>
+          </w:p>
+        </w:tc>
+        <w:tc>
+          <w:tcPr/>
+          <w:p>
+            <w:pPr>
+              <w:pStyle w:val="Compact"/>
+              <w:jc w:val="left"/>
+            </w:pPr>
+            <w:r>
+              <w:t xml:space="preserve">0.83 (0.36-1.91)</w:t>
+            </w:r>
+          </w:p>
+        </w:tc>
+        <w:tc>
+          <w:tcPr/>
+          <w:p>
+            <w:pPr>
+              <w:pStyle w:val="Compact"/>
+            </w:pPr>
+          </w:p>
+        </w:tc>
+      </w:tr>
+      <w:tr>
+        <w:tc>
+          <w:tcPr/>
+          <w:p>
+            <w:pPr>
+              <w:pStyle w:val="Compact"/>
+              <w:jc w:val="left"/>
+            </w:pPr>
+            <w:r>
+              <w:t xml:space="preserve">p=0.661</w:t>
+            </w:r>
+          </w:p>
+        </w:tc>
+        <w:tc>
+          <w:tcPr/>
+          <w:p>
+            <w:pPr>
+              <w:pStyle w:val="Compact"/>
+              <w:jc w:val="left"/>
+            </w:pPr>
+            <w:r>
+              <w:t xml:space="preserve">1.26 (0.72-2.23)</w:t>
+            </w:r>
+          </w:p>
+        </w:tc>
+        <w:tc>
+          <w:tcPr/>
+          <w:p>
+            <w:pPr>
+              <w:pStyle w:val="Compact"/>
+            </w:pPr>
+          </w:p>
+        </w:tc>
+      </w:tr>
+      <w:tr>
+        <w:tc>
+          <w:tcPr/>
+          <w:p>
+            <w:pPr>
+              <w:pStyle w:val="Compact"/>
+              <w:jc w:val="left"/>
+            </w:pPr>
+            <w:r>
+              <w:t xml:space="preserve">p=0.421</w:t>
+            </w:r>
+          </w:p>
+        </w:tc>
+        <w:tc>
+          <w:tcPr/>
+          <w:p>
+            <w:pPr>
+              <w:pStyle w:val="Compact"/>
+            </w:pPr>
+          </w:p>
+        </w:tc>
+        <w:tc>
+          <w:tcPr/>
+          <w:p>
+            <w:pPr>
+              <w:pStyle w:val="Compact"/>
+            </w:pPr>
+          </w:p>
+        </w:tc>
+      </w:tr>
+      <w:tr>
+        <w:tc>
+          <w:tcPr/>
+          <w:p>
+            <w:pPr>
+              <w:pStyle w:val="Compact"/>
+              <w:jc w:val="left"/>
+            </w:pPr>
+            <w:r>
+              <w:t xml:space="preserve">ent_typeLaryngology</w:t>
+            </w:r>
+          </w:p>
+        </w:tc>
+        <w:tc>
+          <w:tcPr/>
+          <w:p>
+            <w:pPr>
+              <w:pStyle w:val="Compact"/>
+              <w:jc w:val="left"/>
+            </w:pPr>
+            <w:r>
+              <w:t xml:space="preserve">1.74 (0.50-6.08)</w:t>
+            </w:r>
+          </w:p>
+        </w:tc>
+        <w:tc>
+          <w:tcPr/>
+          <w:p>
+            <w:pPr>
+              <w:pStyle w:val="Compact"/>
+            </w:pPr>
+          </w:p>
+        </w:tc>
+      </w:tr>
+      <w:tr>
+        <w:tc>
+          <w:tcPr/>
+          <w:p>
+            <w:pPr>
+              <w:pStyle w:val="Compact"/>
+              <w:jc w:val="left"/>
+            </w:pPr>
+            <w:r>
+              <w:t xml:space="preserve">p=0.385</w:t>
+            </w:r>
+          </w:p>
+        </w:tc>
+        <w:tc>
+          <w:tcPr/>
+          <w:p>
+            <w:pPr>
+              <w:pStyle w:val="Compact"/>
+              <w:jc w:val="left"/>
+            </w:pPr>
+            <w:r>
+              <w:t xml:space="preserve">2.25 (1.13-4.46)</w:t>
+            </w:r>
+          </w:p>
+        </w:tc>
+        <w:tc>
+          <w:tcPr/>
+          <w:p>
+            <w:pPr>
+              <w:pStyle w:val="Compact"/>
+            </w:pPr>
+          </w:p>
+        </w:tc>
+      </w:tr>
+      <w:tr>
+        <w:tc>
+          <w:tcPr/>
+          <w:p>
+            <w:pPr>
+              <w:pStyle w:val="Compact"/>
+              <w:jc w:val="left"/>
+            </w:pPr>
+            <w:r>
+              <w:t xml:space="preserve">p=0.020</w:t>
+            </w:r>
+          </w:p>
+        </w:tc>
+        <w:tc>
+          <w:tcPr/>
+          <w:p>
+            <w:pPr>
+              <w:pStyle w:val="Compact"/>
+            </w:pPr>
+          </w:p>
+        </w:tc>
+        <w:tc>
+          <w:tcPr/>
+          <w:p>
+            <w:pPr>
+              <w:pStyle w:val="Compact"/>
+            </w:pPr>
+          </w:p>
+        </w:tc>
+      </w:tr>
+      <w:tr>
+        <w:tc>
+          <w:tcPr/>
+          <w:p>
+            <w:pPr>
+              <w:pStyle w:val="Compact"/>
+              <w:jc w:val="left"/>
+            </w:pPr>
+            <w:r>
+              <w:t xml:space="preserve">ent_typeOtology/neurotology</w:t>
+            </w:r>
+          </w:p>
+        </w:tc>
+        <w:tc>
+          <w:tcPr/>
+          <w:p>
+            <w:pPr>
+              <w:pStyle w:val="Compact"/>
+              <w:jc w:val="left"/>
+            </w:pPr>
+            <w:r>
+              <w:t xml:space="preserve">0.49 (0.23-1.07)</w:t>
+            </w:r>
+          </w:p>
+        </w:tc>
+        <w:tc>
+          <w:tcPr/>
+          <w:p>
+            <w:pPr>
+              <w:pStyle w:val="Compact"/>
+            </w:pPr>
+          </w:p>
+        </w:tc>
+      </w:tr>
+      <w:tr>
+        <w:tc>
+          <w:tcPr/>
+          <w:p>
+            <w:pPr>
+              <w:pStyle w:val="Compact"/>
+              <w:jc w:val="left"/>
+            </w:pPr>
+            <w:r>
+              <w:t xml:space="preserve">p=0.074</w:t>
+            </w:r>
+          </w:p>
+        </w:tc>
+        <w:tc>
+          <w:tcPr/>
+          <w:p>
+            <w:pPr>
+              <w:pStyle w:val="Compact"/>
+              <w:jc w:val="left"/>
+            </w:pPr>
+            <w:r>
+              <w:t xml:space="preserve">1.21 (0.64-2.26)</w:t>
+            </w:r>
+          </w:p>
+        </w:tc>
+        <w:tc>
+          <w:tcPr/>
+          <w:p>
+            <w:pPr>
+              <w:pStyle w:val="Compact"/>
+            </w:pPr>
+          </w:p>
+        </w:tc>
+      </w:tr>
+      <w:tr>
+        <w:tc>
+          <w:tcPr/>
+          <w:p>
+            <w:pPr>
+              <w:pStyle w:val="Compact"/>
+              <w:jc w:val="left"/>
+            </w:pPr>
+            <w:r>
+              <w:t xml:space="preserve">p=0.557</w:t>
+            </w:r>
+          </w:p>
+        </w:tc>
+        <w:tc>
+          <w:tcPr/>
+          <w:p>
+            <w:pPr>
+              <w:pStyle w:val="Compact"/>
+            </w:pPr>
+          </w:p>
+        </w:tc>
+        <w:tc>
+          <w:tcPr/>
+          <w:p>
+            <w:pPr>
+              <w:pStyle w:val="Compact"/>
+            </w:pPr>
+          </w:p>
+        </w:tc>
+      </w:tr>
+      <w:tr>
+        <w:tc>
+          <w:tcPr/>
+          <w:p>
+            <w:pPr>
+              <w:pStyle w:val="Compact"/>
+              <w:jc w:val="left"/>
+            </w:pPr>
+            <w:r>
+              <w:t xml:space="preserve">ent_typePediatrics</w:t>
+            </w:r>
+          </w:p>
+        </w:tc>
+        <w:tc>
+          <w:tcPr/>
+          <w:p>
+            <w:pPr>
+              <w:pStyle w:val="Compact"/>
+              <w:jc w:val="left"/>
+            </w:pPr>
+            <w:r>
+              <w:t xml:space="preserve">2.26 (1.08-4.75)</w:t>
+            </w:r>
+          </w:p>
+        </w:tc>
+        <w:tc>
+          <w:tcPr/>
+          <w:p>
+            <w:pPr>
+              <w:pStyle w:val="Compact"/>
+            </w:pPr>
+          </w:p>
+        </w:tc>
+      </w:tr>
+      <w:tr>
+        <w:tc>
+          <w:tcPr/>
+          <w:p>
+            <w:pPr>
+              <w:pStyle w:val="Compact"/>
+              <w:jc w:val="left"/>
+            </w:pPr>
+            <w:r>
+              <w:t xml:space="preserve">p=0.031</w:t>
+            </w:r>
+          </w:p>
+        </w:tc>
+        <w:tc>
+          <w:tcPr/>
+          <w:p>
+            <w:pPr>
+              <w:pStyle w:val="Compact"/>
+              <w:jc w:val="left"/>
+            </w:pPr>
+            <w:r>
+              <w:t xml:space="preserve">1.54 (1.04-2.28)</w:t>
+            </w:r>
+          </w:p>
+        </w:tc>
+        <w:tc>
+          <w:tcPr/>
+          <w:p>
+            <w:pPr>
+              <w:pStyle w:val="Compact"/>
+            </w:pPr>
+          </w:p>
+        </w:tc>
+      </w:tr>
+      <w:tr>
+        <w:tc>
+          <w:tcPr/>
+          <w:p>
+            <w:pPr>
+              <w:pStyle w:val="Compact"/>
+              <w:jc w:val="left"/>
+            </w:pPr>
+            <w:r>
+              <w:t xml:space="preserve">p=0.031</w:t>
+            </w:r>
+          </w:p>
+        </w:tc>
+        <w:tc>
+          <w:tcPr/>
+          <w:p>
+            <w:pPr>
+              <w:pStyle w:val="Compact"/>
+            </w:pPr>
+          </w:p>
+        </w:tc>
+        <w:tc>
+          <w:tcPr/>
+          <w:p>
+            <w:pPr>
+              <w:pStyle w:val="Compact"/>
+            </w:pPr>
+          </w:p>
+        </w:tc>
+      </w:tr>
+      <w:tr>
+        <w:tc>
+          <w:tcPr/>
+          <w:p>
+            <w:pPr>
+              <w:pStyle w:val="Compact"/>
+              <w:jc w:val="left"/>
+            </w:pPr>
+            <w:r>
+              <w:t xml:space="preserve">ent_typeRhinology</w:t>
+            </w:r>
+          </w:p>
+        </w:tc>
+        <w:tc>
+          <w:tcPr/>
+          <w:p>
+            <w:pPr>
+              <w:pStyle w:val="Compact"/>
+              <w:jc w:val="left"/>
+            </w:pPr>
+            <w:r>
+              <w:t xml:space="preserve">2.11 (0.72-6.17)</w:t>
+            </w:r>
+          </w:p>
+        </w:tc>
+        <w:tc>
+          <w:tcPr/>
+          <w:p>
+            <w:pPr>
+              <w:pStyle w:val="Compact"/>
+            </w:pPr>
+          </w:p>
+        </w:tc>
+      </w:tr>
+      <w:tr>
+        <w:tc>
+          <w:tcPr/>
+          <w:p>
+            <w:pPr>
+              <w:pStyle w:val="Compact"/>
+              <w:jc w:val="left"/>
+            </w:pPr>
+            <w:r>
+              <w:t xml:space="preserve">p=0.174</w:t>
+            </w:r>
+          </w:p>
+        </w:tc>
+        <w:tc>
+          <w:tcPr/>
+          <w:p>
+            <w:pPr>
+              <w:pStyle w:val="Compact"/>
+              <w:jc w:val="left"/>
+            </w:pPr>
+            <w:r>
+              <w:t xml:space="preserve">1.55 (0.89-2.68)</w:t>
+            </w:r>
+          </w:p>
+        </w:tc>
+        <w:tc>
+          <w:tcPr/>
+          <w:p>
+            <w:pPr>
+              <w:pStyle w:val="Compact"/>
+            </w:pPr>
+          </w:p>
+        </w:tc>
+      </w:tr>
+      <w:tr>
+        <w:tc>
+          <w:tcPr/>
+          <w:p>
+            <w:pPr>
+              <w:pStyle w:val="Compact"/>
+              <w:jc w:val="left"/>
+            </w:pPr>
+            <w:r>
+              <w:t xml:space="preserve">p=0.121</w:t>
+            </w:r>
+          </w:p>
+        </w:tc>
+        <w:tc>
+          <w:tcPr/>
+          <w:p>
+            <w:pPr>
+              <w:pStyle w:val="Compact"/>
+            </w:pPr>
+          </w:p>
+        </w:tc>
+        <w:tc>
+          <w:tcPr/>
+          <w:p>
+            <w:pPr>
+              <w:pStyle w:val="Compact"/>
+            </w:pPr>
+          </w:p>
+        </w:tc>
+      </w:tr>
+      <w:tr>
+        <w:tc>
+          <w:tcPr/>
+          <w:p>
+            <w:pPr>
+              <w:pStyle w:val="Compact"/>
+              <w:jc w:val="left"/>
+            </w:pPr>
+            <w:r>
+              <w:t xml:space="preserve">ent_typeSleep</w:t>
+            </w:r>
+          </w:p>
+        </w:tc>
+        <w:tc>
+          <w:tcPr/>
+          <w:p>
+            <w:pPr>
+              <w:pStyle w:val="Compact"/>
+              <w:jc w:val="left"/>
+            </w:pPr>
+            <w:r>
+              <w:t xml:space="preserve">1.66 (0.55-5.03)</w:t>
+            </w:r>
+          </w:p>
+        </w:tc>
+        <w:tc>
+          <w:tcPr/>
+          <w:p>
+            <w:pPr>
+              <w:pStyle w:val="Compact"/>
+            </w:pPr>
+          </w:p>
+        </w:tc>
+      </w:tr>
+      <w:tr>
+        <w:tc>
+          <w:tcPr/>
+          <w:p>
+            <w:pPr>
+              <w:pStyle w:val="Compact"/>
+              <w:jc w:val="left"/>
+            </w:pPr>
+            <w:r>
+              <w:t xml:space="preserve">p=0.371</w:t>
+            </w:r>
+          </w:p>
+        </w:tc>
+        <w:tc>
+          <w:tcPr/>
+          <w:p>
+            <w:pPr>
+              <w:pStyle w:val="Compact"/>
+              <w:jc w:val="left"/>
+            </w:pPr>
+            <w:r>
+              <w:t xml:space="preserve">1.17 (0.61-2.24)</w:t>
+            </w:r>
+          </w:p>
+        </w:tc>
+        <w:tc>
+          <w:tcPr/>
+          <w:p>
+            <w:pPr>
+              <w:pStyle w:val="Compact"/>
+            </w:pPr>
+          </w:p>
+        </w:tc>
+      </w:tr>
+      <w:tr>
+        <w:tc>
+          <w:tcPr/>
+          <w:p>
+            <w:pPr>
+              <w:pStyle w:val="Compact"/>
+              <w:jc w:val="left"/>
+            </w:pPr>
+            <w:r>
+              <w:t xml:space="preserve">p=0.646</w:t>
+            </w:r>
+          </w:p>
+        </w:tc>
+        <w:tc>
+          <w:tcPr/>
+          <w:p>
+            <w:pPr>
+              <w:pStyle w:val="Compact"/>
+            </w:pPr>
+          </w:p>
+        </w:tc>
+        <w:tc>
+          <w:tcPr/>
+          <w:p>
+            <w:pPr>
+              <w:pStyle w:val="Compact"/>
+            </w:pPr>
+          </w:p>
+        </w:tc>
+      </w:tr>
+      <w:tr>
+        <w:tc>
+          <w:tcPr/>
+          <w:p>
+            <w:pPr>
+              <w:pStyle w:val="Compact"/>
+              <w:jc w:val="left"/>
+            </w:pPr>
+            <w:r>
+              <w:t xml:space="preserve">ent_per_100k_z</w:t>
+            </w:r>
+          </w:p>
+        </w:tc>
+        <w:tc>
+          <w:tcPr/>
+          <w:p>
+            <w:pPr>
+              <w:pStyle w:val="Compact"/>
+              <w:jc w:val="left"/>
+            </w:pPr>
+            <w:r>
+              <w:t xml:space="preserve">0.96 (0.81-1.13)</w:t>
+            </w:r>
+          </w:p>
+        </w:tc>
+        <w:tc>
+          <w:tcPr/>
+          <w:p>
+            <w:pPr>
+              <w:pStyle w:val="Compact"/>
+            </w:pPr>
+          </w:p>
+        </w:tc>
+      </w:tr>
+      <w:tr>
+        <w:tc>
+          <w:tcPr/>
+          <w:p>
+            <w:pPr>
+              <w:pStyle w:val="Compact"/>
+              <w:jc w:val="left"/>
+            </w:pPr>
+            <w:r>
+              <w:t xml:space="preserve">p=0.603</w:t>
+            </w:r>
+          </w:p>
+        </w:tc>
+        <w:tc>
+          <w:tcPr/>
+          <w:p>
+            <w:pPr>
+              <w:pStyle w:val="Compact"/>
+              <w:jc w:val="left"/>
+            </w:pPr>
+            <w:r>
+              <w:t xml:space="preserve">0.95 (0.81-1.11)</w:t>
+            </w:r>
+          </w:p>
+        </w:tc>
+        <w:tc>
+          <w:tcPr/>
+          <w:p>
+            <w:pPr>
+              <w:pStyle w:val="Compact"/>
+            </w:pPr>
+          </w:p>
+        </w:tc>
+      </w:tr>
+      <w:tr>
+        <w:tc>
+          <w:tcPr/>
+          <w:p>
+            <w:pPr>
+              <w:pStyle w:val="Compact"/>
+              <w:jc w:val="left"/>
+            </w:pPr>
+            <w:r>
+              <w:t xml:space="preserve">p=0.499</w:t>
+            </w:r>
+          </w:p>
+        </w:tc>
+        <w:tc>
+          <w:tcPr/>
+          <w:p>
+            <w:pPr>
+              <w:pStyle w:val="Compact"/>
+            </w:pPr>
+          </w:p>
+        </w:tc>
+        <w:tc>
+          <w:tcPr/>
+          <w:p>
+            <w:pPr>
+              <w:pStyle w:val="Compact"/>
+            </w:pPr>
+          </w:p>
+        </w:tc>
+      </w:tr>
+      <w:tr>
+        <w:tc>
+          <w:tcPr/>
+          <w:p>
+            <w:pPr>
+              <w:pStyle w:val="Compact"/>
+              <w:jc w:val="left"/>
+            </w:pPr>
+            <w:r>
+              <w:t xml:space="preserve">medicaid_fee_index_z</w:t>
+            </w:r>
+          </w:p>
+        </w:tc>
+        <w:tc>
+          <w:tcPr/>
+          <w:p>
+            <w:pPr>
+              <w:pStyle w:val="Compact"/>
+              <w:jc w:val="left"/>
+            </w:pPr>
+            <w:r>
+              <w:t xml:space="preserve">0.91 (0.77-1.07)</w:t>
+            </w:r>
+          </w:p>
+        </w:tc>
+        <w:tc>
+          <w:tcPr/>
+          <w:p>
+            <w:pPr>
+              <w:pStyle w:val="Compact"/>
+            </w:pPr>
+          </w:p>
+        </w:tc>
+      </w:tr>
+      <w:tr>
+        <w:tc>
+          <w:tcPr/>
+          <w:p>
+            <w:pPr>
+              <w:pStyle w:val="Compact"/>
+              <w:jc w:val="left"/>
+            </w:pPr>
+            <w:r>
+              <w:t xml:space="preserve">p=0.250</w:t>
+            </w:r>
+          </w:p>
+        </w:tc>
+        <w:tc>
+          <w:tcPr/>
+          <w:p>
+            <w:pPr>
+              <w:pStyle w:val="Compact"/>
+              <w:jc w:val="left"/>
+            </w:pPr>
+            <w:r>
+              <w:t xml:space="preserve">0.96 (0.84-1.10)</w:t>
+            </w:r>
+          </w:p>
+        </w:tc>
+        <w:tc>
+          <w:tcPr/>
+          <w:p>
+            <w:pPr>
+              <w:pStyle w:val="Compact"/>
+            </w:pPr>
+          </w:p>
+        </w:tc>
+      </w:tr>
+      <w:tr>
+        <w:tc>
+          <w:tcPr/>
+          <w:p>
+            <w:pPr>
+              <w:pStyle w:val="Compact"/>
+              <w:jc w:val="left"/>
+            </w:pPr>
+            <w:r>
+              <w:t xml:space="preserve">p=0.545</w:t>
+            </w:r>
+          </w:p>
+        </w:tc>
+        <w:tc>
+          <w:tcPr/>
+          <w:p>
+            <w:pPr>
+              <w:pStyle w:val="Compact"/>
+            </w:pPr>
+          </w:p>
+        </w:tc>
+        <w:tc>
+          <w:tcPr/>
+          <w:p>
+            <w:pPr>
+              <w:pStyle w:val="Compact"/>
+            </w:pPr>
+          </w:p>
+        </w:tc>
+      </w:tr>
+      <w:tr>
+        <w:tc>
+          <w:tcPr/>
+          <w:p>
+            <w:pPr>
+              <w:pStyle w:val="Compact"/>
+              <w:jc w:val="left"/>
+            </w:pPr>
+            <w:r>
+              <w:t xml:space="preserve">svi_overall_z</w:t>
+            </w:r>
+          </w:p>
+        </w:tc>
+        <w:tc>
+          <w:tcPr/>
+          <w:p>
+            <w:pPr>
+              <w:pStyle w:val="Compact"/>
+              <w:jc w:val="left"/>
+            </w:pPr>
+            <w:r>
+              <w:t xml:space="preserve">0.95 (0.80-1.13)</w:t>
+            </w:r>
+          </w:p>
+        </w:tc>
+        <w:tc>
+          <w:tcPr/>
+          <w:p>
+            <w:pPr>
+              <w:pStyle w:val="Compact"/>
+            </w:pPr>
+          </w:p>
+        </w:tc>
+      </w:tr>
+      <w:tr>
+        <w:tc>
+          <w:tcPr/>
+          <w:p>
+            <w:pPr>
+              <w:pStyle w:val="Compact"/>
+              <w:jc w:val="left"/>
+            </w:pPr>
+            <w:r>
+              <w:t xml:space="preserve">p=0.583</w:t>
+            </w:r>
+          </w:p>
+        </w:tc>
+        <w:tc>
+          <w:tcPr/>
+          <w:p>
+            <w:pPr>
+              <w:pStyle w:val="Compact"/>
+              <w:jc w:val="left"/>
+            </w:pPr>
+            <w:r>
+              <w:t xml:space="preserve">0.95 (0.84-1.07)</w:t>
+            </w:r>
+          </w:p>
+        </w:tc>
+        <w:tc>
+          <w:tcPr/>
+          <w:p>
+            <w:pPr>
+              <w:pStyle w:val="Compact"/>
+            </w:pPr>
+          </w:p>
+        </w:tc>
+      </w:tr>
+      <w:tr>
+        <w:tc>
+          <w:tcPr/>
+          <w:p>
+            <w:pPr>
+              <w:pStyle w:val="Compact"/>
+              <w:jc w:val="left"/>
+            </w:pPr>
+            <w:r>
+              <w:t xml:space="preserve">p=0.423</w:t>
+            </w:r>
+          </w:p>
+        </w:tc>
+        <w:tc>
+          <w:tcPr/>
+          <w:p>
+            <w:pPr>
+              <w:pStyle w:val="Compact"/>
+            </w:pPr>
+          </w:p>
+        </w:tc>
+        <w:tc>
+          <w:tcPr/>
+          <w:p>
+            <w:pPr>
+              <w:pStyle w:val="Compact"/>
+            </w:pPr>
+          </w:p>
+        </w:tc>
+      </w:tr>
+      <w:tr>
+        <w:tc>
+          <w:tcPr/>
+          <w:p>
+            <w:pPr>
+              <w:pStyle w:val="Compact"/>
+              <w:jc w:val="left"/>
+            </w:pPr>
+            <w:r>
+              <w:t xml:space="preserve">dual_pct_z</w:t>
+            </w:r>
+          </w:p>
+        </w:tc>
+        <w:tc>
+          <w:tcPr/>
+          <w:p>
+            <w:pPr>
+              <w:pStyle w:val="Compact"/>
+              <w:jc w:val="left"/>
+            </w:pPr>
+            <w:r>
+              <w:t xml:space="preserve">1.00 (0.83-1.20)</w:t>
+            </w:r>
+          </w:p>
+        </w:tc>
+        <w:tc>
+          <w:tcPr/>
+          <w:p>
+            <w:pPr>
+              <w:pStyle w:val="Compact"/>
+            </w:pPr>
+          </w:p>
+        </w:tc>
+      </w:tr>
+      <w:tr>
+        <w:tc>
+          <w:tcPr/>
+          <w:p>
+            <w:pPr>
+              <w:pStyle w:val="Compact"/>
+              <w:jc w:val="left"/>
+            </w:pPr>
+            <w:r>
+              <w:t xml:space="preserve">p=0.975</w:t>
+            </w:r>
+          </w:p>
+        </w:tc>
+        <w:tc>
+          <w:tcPr/>
+          <w:p>
+            <w:pPr>
+              <w:pStyle w:val="Compact"/>
+              <w:jc w:val="left"/>
+            </w:pPr>
+            <w:r>
+              <w:t xml:space="preserve">0.98 (0.86-1.12)</w:t>
+            </w:r>
+          </w:p>
+        </w:tc>
+        <w:tc>
+          <w:tcPr/>
+          <w:p>
+            <w:pPr>
+              <w:pStyle w:val="Compact"/>
+            </w:pPr>
+          </w:p>
+        </w:tc>
+      </w:tr>
+      <w:tr>
+        <w:tc>
+          <w:tcPr/>
+          <w:p>
+            <w:pPr>
+              <w:pStyle w:val="Compact"/>
+              <w:jc w:val="left"/>
+            </w:pPr>
+            <w:r>
+              <w:t xml:space="preserve">p=0.801</w:t>
+            </w:r>
+          </w:p>
+        </w:tc>
+        <w:tc>
+          <w:tcPr/>
+          <w:p>
+            <w:pPr>
+              <w:pStyle w:val="Compact"/>
+            </w:pPr>
+          </w:p>
+        </w:tc>
+        <w:tc>
+          <w:tcPr/>
+          <w:p>
+            <w:pPr>
+              <w:pStyle w:val="Compact"/>
+            </w:pPr>
+          </w:p>
+        </w:tc>
+      </w:tr>
+      <w:tr>
+        <w:tc>
+          <w:tcPr/>
+          <w:p>
+            <w:pPr>
+              <w:pStyle w:val="Compact"/>
+              <w:jc w:val="left"/>
+            </w:pPr>
+            <w:r>
+              <w:t xml:space="preserve">ruralUrban</w:t>
+            </w:r>
+          </w:p>
+        </w:tc>
+        <w:tc>
+          <w:tcPr/>
+          <w:p>
+            <w:pPr>
+              <w:pStyle w:val="Compact"/>
+              <w:jc w:val="left"/>
+            </w:pPr>
+            <w:r>
+              <w:t xml:space="preserve">Ref.</w:t>
+            </w:r>
+          </w:p>
+        </w:tc>
+        <w:tc>
+          <w:tcPr/>
+          <w:p>
+            <w:pPr>
+              <w:pStyle w:val="Compact"/>
+              <w:jc w:val="left"/>
+            </w:pPr>
+            <w:r>
+              <w:t xml:space="preserve">Ref.</w:t>
+            </w:r>
+          </w:p>
+        </w:tc>
+      </w:tr>
+      <w:tr>
+        <w:tc>
+          <w:tcPr/>
+          <w:p>
+            <w:pPr>
+              <w:pStyle w:val="Compact"/>
+              <w:jc w:val="left"/>
+            </w:pPr>
+            <w:r>
+              <w:t xml:space="preserve">ruralRural</w:t>
+            </w:r>
+          </w:p>
+        </w:tc>
+        <w:tc>
+          <w:tcPr/>
+          <w:p>
+            <w:pPr>
+              <w:pStyle w:val="Compact"/>
+              <w:jc w:val="left"/>
+            </w:pPr>
+            <w:r>
+              <w:t xml:space="preserve">0.93 (0.49-1.75)</w:t>
+            </w:r>
+          </w:p>
+        </w:tc>
+        <w:tc>
+          <w:tcPr/>
+          <w:p>
+            <w:pPr>
+              <w:pStyle w:val="Compact"/>
+            </w:pPr>
+          </w:p>
+        </w:tc>
+      </w:tr>
+      <w:tr>
+        <w:tc>
+          <w:tcPr/>
+          <w:p>
+            <w:pPr>
+              <w:pStyle w:val="Compact"/>
+              <w:jc w:val="left"/>
+            </w:pPr>
+            <w:r>
+              <w:t xml:space="preserve">p=0.823</w:t>
+            </w:r>
+          </w:p>
+        </w:tc>
+        <w:tc>
+          <w:tcPr/>
+          <w:p>
+            <w:pPr>
+              <w:pStyle w:val="Compact"/>
+              <w:jc w:val="left"/>
+            </w:pPr>
+            <w:r>
+              <w:t xml:space="preserve">1.14 (0.72-1.81)</w:t>
+            </w:r>
+          </w:p>
+        </w:tc>
+        <w:tc>
+          <w:tcPr/>
+          <w:p>
+            <w:pPr>
+              <w:pStyle w:val="Compact"/>
+            </w:pPr>
+          </w:p>
+        </w:tc>
+      </w:tr>
+      <w:tr>
+        <w:tc>
+          <w:tcPr/>
+          <w:p>
+            <w:pPr>
+              <w:pStyle w:val="Compact"/>
+              <w:jc w:val="left"/>
+            </w:pPr>
+            <w:r>
+              <w:t xml:space="preserve">p=0.579</w:t>
+            </w:r>
+          </w:p>
+        </w:tc>
+        <w:tc>
+          <w:tcPr/>
+          <w:p>
+            <w:pPr>
+              <w:pStyle w:val="Compact"/>
+            </w:pPr>
+          </w:p>
+        </w:tc>
+        <w:tc>
+          <w:tcPr/>
+          <w:p>
+            <w:pPr>
+              <w:pStyle w:val="Compact"/>
+            </w:pPr>
+          </w:p>
+        </w:tc>
+      </w:tr>
+      <w:tr>
+        <w:tc>
+          <w:tcPr/>
+          <w:p>
+            <w:pPr>
+              <w:pStyle w:val="Compact"/>
+              <w:jc w:val="left"/>
+            </w:pPr>
+            <w:r>
+              <w:t xml:space="preserve">ruralSuburban</w:t>
+            </w:r>
+          </w:p>
+        </w:tc>
+        <w:tc>
+          <w:tcPr/>
+          <w:p>
+            <w:pPr>
+              <w:pStyle w:val="Compact"/>
+              <w:jc w:val="left"/>
+            </w:pPr>
+            <w:r>
+              <w:t xml:space="preserve">1.03 (0.71-1.50)</w:t>
+            </w:r>
+          </w:p>
+        </w:tc>
+        <w:tc>
+          <w:tcPr/>
+          <w:p>
+            <w:pPr>
+              <w:pStyle w:val="Compact"/>
+            </w:pPr>
+          </w:p>
+        </w:tc>
+      </w:tr>
+      <w:tr>
+        <w:tc>
+          <w:tcPr/>
+          <w:p>
+            <w:pPr>
+              <w:pStyle w:val="Compact"/>
+              <w:jc w:val="left"/>
+            </w:pPr>
+            <w:r>
+              <w:t xml:space="preserve">p=0.857</w:t>
+            </w:r>
+          </w:p>
+        </w:tc>
+        <w:tc>
+          <w:tcPr/>
+          <w:p>
+            <w:pPr>
+              <w:pStyle w:val="Compact"/>
+              <w:jc w:val="left"/>
+            </w:pPr>
+            <w:r>
+              <w:t xml:space="preserve">1.08 (0.81-1.42)</w:t>
+            </w:r>
+          </w:p>
+        </w:tc>
+        <w:tc>
+          <w:tcPr/>
+          <w:p>
+            <w:pPr>
+              <w:pStyle w:val="Compact"/>
+            </w:pPr>
+          </w:p>
+        </w:tc>
+      </w:tr>
+      <w:tr>
+        <w:tc>
+          <w:tcPr/>
+          <w:p>
+            <w:pPr>
+              <w:pStyle w:val="Compact"/>
+              <w:jc w:val="left"/>
+            </w:pPr>
+            <w:r>
+              <w:t xml:space="preserve">p=0.606</w:t>
+            </w:r>
+          </w:p>
+        </w:tc>
+        <w:tc>
+          <w:tcPr/>
+          <w:p>
+            <w:pPr>
+              <w:pStyle w:val="Compact"/>
+            </w:pPr>
+          </w:p>
+        </w:tc>
+        <w:tc>
+          <w:tcPr/>
+          <w:p>
+            <w:pPr>
+              <w:pStyle w:val="Compact"/>
+            </w:pPr>
+          </w:p>
+        </w:tc>
+      </w:tr>
+      <w:tr>
+        <w:tc>
+          <w:tcPr/>
+          <w:p>
+            <w:pPr>
+              <w:pStyle w:val="Compact"/>
+              <w:jc w:val="left"/>
+            </w:pPr>
+            <w:r>
+              <w:t xml:space="preserve">caller_fRoesch</w:t>
+            </w:r>
+          </w:p>
+        </w:tc>
+        <w:tc>
+          <w:tcPr/>
+          <w:p>
+            <w:pPr>
+              <w:pStyle w:val="Compact"/>
+              <w:jc w:val="left"/>
+            </w:pPr>
+            <w:r>
+              <w:t xml:space="preserve">Ref.</w:t>
+            </w:r>
+          </w:p>
+        </w:tc>
+        <w:tc>
+          <w:tcPr/>
+          <w:p>
+            <w:pPr>
+              <w:pStyle w:val="Compact"/>
+              <w:jc w:val="left"/>
+            </w:pPr>
+            <w:r>
+              <w:t xml:space="preserve">Ref.</w:t>
+            </w:r>
+          </w:p>
+        </w:tc>
+      </w:tr>
+      <w:tr>
+        <w:tc>
+          <w:tcPr/>
+          <w:p>
+            <w:pPr>
+              <w:pStyle w:val="Compact"/>
+              <w:jc w:val="left"/>
+            </w:pPr>
+            <w:r>
+              <w:t xml:space="preserve">caller_fDeol</w:t>
+            </w:r>
+          </w:p>
+        </w:tc>
+        <w:tc>
+          <w:tcPr/>
+          <w:p>
+            <w:pPr>
+              <w:pStyle w:val="Compact"/>
+              <w:jc w:val="left"/>
+            </w:pPr>
+            <w:r>
+              <w:t xml:space="preserve">2.34 (1.42-3.86)</w:t>
+            </w:r>
+          </w:p>
+        </w:tc>
+        <w:tc>
+          <w:tcPr/>
+          <w:p>
+            <w:pPr>
+              <w:pStyle w:val="Compact"/>
+            </w:pPr>
+          </w:p>
+        </w:tc>
+      </w:tr>
+      <w:tr>
+        <w:tc>
+          <w:tcPr/>
+          <w:p>
+            <w:pPr>
+              <w:pStyle w:val="Compact"/>
+              <w:jc w:val="left"/>
+            </w:pPr>
+            <w:r>
+              <w:t xml:space="preserve">p=&lt; 0.001</w:t>
+            </w:r>
+          </w:p>
+        </w:tc>
+        <w:tc>
+          <w:tcPr/>
+          <w:p>
+            <w:pPr>
+              <w:pStyle w:val="Compact"/>
+              <w:jc w:val="left"/>
+            </w:pPr>
+            <w:r>
+              <w:t xml:space="preserve">0.82 (0.59-1.14)</w:t>
+            </w:r>
+          </w:p>
+        </w:tc>
+        <w:tc>
+          <w:tcPr/>
+          <w:p>
+            <w:pPr>
+              <w:pStyle w:val="Compact"/>
+            </w:pPr>
+          </w:p>
+        </w:tc>
+      </w:tr>
+      <w:tr>
+        <w:tc>
+          <w:tcPr/>
+          <w:p>
+            <w:pPr>
+              <w:pStyle w:val="Compact"/>
+              <w:jc w:val="left"/>
+            </w:pPr>
+            <w:r>
+              <w:t xml:space="preserve">p=0.235</w:t>
+            </w:r>
+          </w:p>
+        </w:tc>
+        <w:tc>
+          <w:tcPr/>
+          <w:p>
+            <w:pPr>
+              <w:pStyle w:val="Compact"/>
+            </w:pPr>
+          </w:p>
+        </w:tc>
+        <w:tc>
+          <w:tcPr/>
+          <w:p>
+            <w:pPr>
+              <w:pStyle w:val="Compact"/>
+            </w:pPr>
+          </w:p>
+        </w:tc>
+      </w:tr>
+      <w:tr>
+        <w:tc>
+          <w:tcPr/>
+          <w:p>
+            <w:pPr>
+              <w:pStyle w:val="Compact"/>
+              <w:jc w:val="left"/>
+            </w:pPr>
+            <w:r>
+              <w:t xml:space="preserve">caller_fFalk</w:t>
+            </w:r>
+          </w:p>
+        </w:tc>
+        <w:tc>
+          <w:tcPr/>
+          <w:p>
+            <w:pPr>
+              <w:pStyle w:val="Compact"/>
+              <w:jc w:val="left"/>
+            </w:pPr>
+            <w:r>
+              <w:t xml:space="preserve">2.00 (1.13-3.53)</w:t>
+            </w:r>
+          </w:p>
+        </w:tc>
+        <w:tc>
+          <w:tcPr/>
+          <w:p>
+            <w:pPr>
+              <w:pStyle w:val="Compact"/>
+            </w:pPr>
+          </w:p>
+        </w:tc>
+      </w:tr>
+      <w:tr>
+        <w:tc>
+          <w:tcPr/>
+          <w:p>
+            <w:pPr>
+              <w:pStyle w:val="Compact"/>
+              <w:jc w:val="left"/>
+            </w:pPr>
+            <w:r>
+              <w:t xml:space="preserve">p=0.017</w:t>
+            </w:r>
+          </w:p>
+        </w:tc>
+        <w:tc>
+          <w:tcPr/>
+          <w:p>
+            <w:pPr>
+              <w:pStyle w:val="Compact"/>
+              <w:jc w:val="left"/>
+            </w:pPr>
+            <w:r>
+              <w:t xml:space="preserve">0.61 (0.41-0.91)</w:t>
+            </w:r>
+          </w:p>
+        </w:tc>
+        <w:tc>
+          <w:tcPr/>
+          <w:p>
+            <w:pPr>
+              <w:pStyle w:val="Compact"/>
+            </w:pPr>
+          </w:p>
+        </w:tc>
+      </w:tr>
+      <w:tr>
+        <w:tc>
+          <w:tcPr/>
+          <w:p>
+            <w:pPr>
+              <w:pStyle w:val="Compact"/>
+              <w:jc w:val="left"/>
+            </w:pPr>
+            <w:r>
+              <w:t xml:space="preserve">p=0.015</w:t>
+            </w:r>
+          </w:p>
+        </w:tc>
+        <w:tc>
+          <w:tcPr/>
+          <w:p>
+            <w:pPr>
+              <w:pStyle w:val="Compact"/>
+            </w:pPr>
+          </w:p>
+        </w:tc>
+        <w:tc>
+          <w:tcPr/>
+          <w:p>
+            <w:pPr>
+              <w:pStyle w:val="Compact"/>
+            </w:pPr>
+          </w:p>
+        </w:tc>
+      </w:tr>
+      <w:tr>
+        <w:tc>
+          <w:tcPr/>
+          <w:p>
+            <w:pPr>
+              <w:pStyle w:val="Compact"/>
+              <w:jc w:val="left"/>
+            </w:pPr>
+            <w:r>
+              <w:t xml:space="preserve">caller_fGregg</w:t>
+            </w:r>
+          </w:p>
+        </w:tc>
+        <w:tc>
+          <w:tcPr/>
+          <w:p>
+            <w:pPr>
+              <w:pStyle w:val="Compact"/>
+              <w:jc w:val="left"/>
+            </w:pPr>
+            <w:r>
+              <w:t xml:space="preserve">1.90 (1.15-3.12)</w:t>
+            </w:r>
+          </w:p>
+        </w:tc>
+        <w:tc>
+          <w:tcPr/>
+          <w:p>
+            <w:pPr>
+              <w:pStyle w:val="Compact"/>
+            </w:pPr>
+          </w:p>
+        </w:tc>
+      </w:tr>
+      <w:tr>
+        <w:tc>
+          <w:tcPr/>
+          <w:p>
+            <w:pPr>
+              <w:pStyle w:val="Compact"/>
+              <w:jc w:val="left"/>
+            </w:pPr>
+            <w:r>
+              <w:t xml:space="preserve">p=0.012</w:t>
+            </w:r>
+          </w:p>
+        </w:tc>
+        <w:tc>
+          <w:tcPr/>
+          <w:p>
+            <w:pPr>
+              <w:pStyle w:val="Compact"/>
+              <w:jc w:val="left"/>
+            </w:pPr>
+            <w:r>
+              <w:t xml:space="preserve">1.00 (0.71-1.40)</w:t>
+            </w:r>
+          </w:p>
+        </w:tc>
+        <w:tc>
+          <w:tcPr/>
+          <w:p>
+            <w:pPr>
+              <w:pStyle w:val="Compact"/>
+            </w:pPr>
+          </w:p>
+        </w:tc>
+      </w:tr>
+      <w:tr>
+        <w:tc>
+          <w:tcPr/>
+          <w:p>
+            <w:pPr>
+              <w:pStyle w:val="Compact"/>
+              <w:jc w:val="left"/>
+            </w:pPr>
+            <w:r>
+              <w:t xml:space="preserve">p=0.978</w:t>
+            </w:r>
+          </w:p>
+        </w:tc>
+        <w:tc>
+          <w:tcPr/>
+          <w:p>
+            <w:pPr>
+              <w:pStyle w:val="Compact"/>
+            </w:pPr>
+          </w:p>
+        </w:tc>
+        <w:tc>
+          <w:tcPr/>
+          <w:p>
+            <w:pPr>
+              <w:pStyle w:val="Compact"/>
+            </w:pPr>
+          </w:p>
+        </w:tc>
+      </w:tr>
+      <w:tr>
+        <w:tc>
+          <w:tcPr/>
+          <w:p>
+            <w:pPr>
+              <w:pStyle w:val="Compact"/>
+              <w:jc w:val="left"/>
+            </w:pPr>
+            <w:r>
+              <w:t xml:space="preserve">caller_fKim</w:t>
+            </w:r>
+          </w:p>
+        </w:tc>
+        <w:tc>
+          <w:tcPr/>
+          <w:p>
+            <w:pPr>
+              <w:pStyle w:val="Compact"/>
+              <w:jc w:val="left"/>
+            </w:pPr>
+            <w:r>
+              <w:t xml:space="preserve">1.98 (1.20-3.27)</w:t>
+            </w:r>
+          </w:p>
+        </w:tc>
+        <w:tc>
+          <w:tcPr/>
+          <w:p>
+            <w:pPr>
+              <w:pStyle w:val="Compact"/>
+            </w:pPr>
+          </w:p>
+        </w:tc>
+      </w:tr>
+      <w:tr>
+        <w:tc>
+          <w:tcPr/>
+          <w:p>
+            <w:pPr>
+              <w:pStyle w:val="Compact"/>
+              <w:jc w:val="left"/>
+            </w:pPr>
+            <w:r>
+              <w:t xml:space="preserve">p=0.007</w:t>
+            </w:r>
+          </w:p>
+        </w:tc>
+        <w:tc>
+          <w:tcPr/>
+          <w:p>
+            <w:pPr>
+              <w:pStyle w:val="Compact"/>
+              <w:jc w:val="left"/>
+            </w:pPr>
+            <w:r>
+              <w:t xml:space="preserve">1.00 (0.71-1.42)</w:t>
+            </w:r>
+          </w:p>
+        </w:tc>
+        <w:tc>
+          <w:tcPr/>
+          <w:p>
+            <w:pPr>
+              <w:pStyle w:val="Compact"/>
+            </w:pPr>
+          </w:p>
+        </w:tc>
+      </w:tr>
+      <w:tr>
+        <w:tc>
+          <w:tcPr/>
+          <w:p>
+            <w:pPr>
+              <w:pStyle w:val="Compact"/>
+              <w:jc w:val="left"/>
+            </w:pPr>
+            <w:r>
+              <w:t xml:space="preserve">p=0.999</w:t>
+            </w:r>
+          </w:p>
+        </w:tc>
+        <w:tc>
+          <w:tcPr/>
+          <w:p>
+            <w:pPr>
+              <w:pStyle w:val="Compact"/>
+            </w:pPr>
+          </w:p>
+        </w:tc>
+        <w:tc>
+          <w:tcPr/>
+          <w:p>
+            <w:pPr>
+              <w:pStyle w:val="Compact"/>
+            </w:pPr>
+          </w:p>
+        </w:tc>
+      </w:tr>
+      <w:tr>
+        <w:tc>
+          <w:tcPr/>
+          <w:p>
+            <w:pPr>
+              <w:pStyle w:val="Compact"/>
+              <w:jc w:val="left"/>
+            </w:pPr>
+            <w:r>
+              <w:t xml:space="preserve">caller_fOther</w:t>
+            </w:r>
+          </w:p>
+        </w:tc>
+        <w:tc>
+          <w:tcPr/>
+          <w:p>
+            <w:pPr>
+              <w:pStyle w:val="Compact"/>
+              <w:jc w:val="left"/>
+            </w:pPr>
+            <w:r>
+              <w:t xml:space="preserve">0.50 (0.14-1.73)</w:t>
+            </w:r>
+          </w:p>
+        </w:tc>
+        <w:tc>
+          <w:tcPr/>
+          <w:p>
+            <w:pPr>
+              <w:pStyle w:val="Compact"/>
+            </w:pPr>
+          </w:p>
+        </w:tc>
+      </w:tr>
+      <w:tr>
+        <w:tc>
+          <w:tcPr/>
+          <w:p>
+            <w:pPr>
+              <w:pStyle w:val="Compact"/>
+              <w:jc w:val="left"/>
+            </w:pPr>
+            <w:r>
+              <w:t xml:space="preserve">p=0.274</w:t>
+            </w:r>
+          </w:p>
+        </w:tc>
+        <w:tc>
+          <w:tcPr/>
+          <w:p>
+            <w:pPr>
+              <w:pStyle w:val="Compact"/>
+              <w:jc w:val="left"/>
+            </w:pPr>
+            <w:r>
+              <w:t xml:space="preserve">0.73 (0.26-2.10)</w:t>
+            </w:r>
+          </w:p>
+        </w:tc>
+        <w:tc>
+          <w:tcPr/>
+          <w:p>
+            <w:pPr>
+              <w:pStyle w:val="Compact"/>
+            </w:pPr>
+          </w:p>
+        </w:tc>
+      </w:tr>
+      <w:tr>
+        <w:tc>
+          <w:tcPr/>
+          <w:p>
+            <w:pPr>
+              <w:pStyle w:val="Compact"/>
+              <w:jc w:val="left"/>
+            </w:pPr>
+            <w:r>
+              <w:t xml:space="preserve">p=0.565</w:t>
+            </w:r>
+          </w:p>
+        </w:tc>
+        <w:tc>
+          <w:tcPr/>
+          <w:p>
+            <w:pPr>
+              <w:pStyle w:val="Compact"/>
+            </w:pPr>
+          </w:p>
+        </w:tc>
+        <w:tc>
+          <w:tcPr/>
+          <w:p>
+            <w:pPr>
+              <w:pStyle w:val="Compact"/>
+            </w:pPr>
+          </w:p>
+        </w:tc>
+      </w:tr>
+      <w:tr>
+        <w:tc>
+          <w:tcPr/>
+          <w:p>
+            <w:pPr>
+              <w:pStyle w:val="Compact"/>
+              <w:jc w:val="left"/>
+            </w:pPr>
+            <w:r>
+              <w:t xml:space="preserve">caller_fWalsh</w:t>
+            </w:r>
+          </w:p>
+        </w:tc>
+        <w:tc>
+          <w:tcPr/>
+          <w:p>
+            <w:pPr>
+              <w:pStyle w:val="Compact"/>
+              <w:jc w:val="left"/>
+            </w:pPr>
+            <w:r>
+              <w:t xml:space="preserve">2.25 (1.38-3.67)</w:t>
+            </w:r>
+          </w:p>
+        </w:tc>
+        <w:tc>
+          <w:tcPr/>
+          <w:p>
+            <w:pPr>
+              <w:pStyle w:val="Compact"/>
+            </w:pPr>
+          </w:p>
+        </w:tc>
+      </w:tr>
+      <w:tr>
+        <w:tc>
+          <w:tcPr/>
+          <w:p>
+            <w:pPr>
+              <w:pStyle w:val="Compact"/>
+              <w:jc w:val="left"/>
+            </w:pPr>
+            <w:r>
+              <w:t xml:space="preserve">p=0.001</w:t>
+            </w:r>
+          </w:p>
+        </w:tc>
+        <w:tc>
+          <w:tcPr/>
+          <w:p>
+            <w:pPr>
+              <w:pStyle w:val="Compact"/>
+              <w:jc w:val="left"/>
+            </w:pPr>
+            <w:r>
+              <w:t xml:space="preserve">0.86 (0.62-1.20)</w:t>
+            </w:r>
+          </w:p>
+        </w:tc>
+        <w:tc>
+          <w:tcPr/>
+          <w:p>
+            <w:pPr>
+              <w:pStyle w:val="Compact"/>
+            </w:pPr>
+          </w:p>
+        </w:tc>
+      </w:tr>
+      <w:tr>
+        <w:tc>
+          <w:tcPr/>
+          <w:p>
+            <w:pPr>
+              <w:pStyle w:val="Compact"/>
+              <w:jc w:val="left"/>
+            </w:pPr>
+            <w:r>
+              <w:t xml:space="preserve">p=0.379</w:t>
+            </w:r>
+          </w:p>
+        </w:tc>
+        <w:tc>
+          <w:tcPr/>
+          <w:p>
+            <w:pPr>
+              <w:pStyle w:val="Compact"/>
+            </w:pPr>
+          </w:p>
+        </w:tc>
+        <w:tc>
+          <w:tcPr/>
+          <w:p>
+            <w:pPr>
+              <w:pStyle w:val="Compact"/>
+            </w:pPr>
+          </w:p>
+        </w:tc>
+      </w:tr>
+      <w:tr>
+        <w:tc>
+          <w:tcPr/>
+          <w:p>
+            <w:pPr>
+              <w:pStyle w:val="Compact"/>
+              <w:jc w:val="left"/>
+            </w:pPr>
+            <w:r>
+              <w:t xml:space="preserve">N</w:t>
+            </w:r>
+          </w:p>
+        </w:tc>
+        <w:tc>
+          <w:tcPr/>
+          <w:p>
+            <w:pPr>
+              <w:pStyle w:val="Compact"/>
+              <w:jc w:val="left"/>
+            </w:pPr>
+            <w:r>
+              <w:t xml:space="preserve">731</w:t>
+            </w:r>
+          </w:p>
+        </w:tc>
+        <w:tc>
+          <w:tcPr/>
+          <w:p>
+            <w:pPr>
+              <w:pStyle w:val="Compact"/>
+              <w:jc w:val="left"/>
+            </w:pPr>
+            <w:r>
+              <w:t xml:space="preserve">430</w:t>
+            </w:r>
+          </w:p>
+        </w:tc>
+      </w:tr>
+      <w:tr>
+        <w:tc>
+          <w:tcPr/>
+          <w:p>
+            <w:pPr>
+              <w:pStyle w:val="Compact"/>
+              <w:jc w:val="left"/>
+            </w:pPr>
+            <w:r>
+              <w:t xml:space="preserve">AIC</w:t>
+            </w:r>
+          </w:p>
+        </w:tc>
+        <w:tc>
+          <w:tcPr/>
+          <w:p>
+            <w:pPr>
+              <w:pStyle w:val="Compact"/>
+              <w:jc w:val="left"/>
+            </w:pPr>
+            <w:r>
+              <w:t xml:space="preserve">991.2</w:t>
+            </w:r>
+          </w:p>
+        </w:tc>
+        <w:tc>
+          <w:tcPr/>
+          <w:p>
+            <w:pPr>
+              <w:pStyle w:val="Compact"/>
+              <w:jc w:val="left"/>
+            </w:pPr>
+            <w:r>
+              <w:t xml:space="preserve">3572.6</w:t>
+            </w:r>
+          </w:p>
+        </w:tc>
+      </w:tr>
+    </w:tbl>
+    <w:bookmarkEnd w:id="40"/>
+    <w:bookmarkStart w:id="59" w:name="supplementary-figures"/>
+    <w:p>
+      <w:pPr>
+        <w:pStyle w:val="Heading2"/>
+      </w:pPr>
+      <w:r>
+        <w:t xml:space="preserve">Supplementary Figures</w:t>
       </w:r>
     </w:p>
     <w:p>
@@ -8610,19 +16670,11 @@
         <w:pStyle w:val="FirstParagraph"/>
       </w:pPr>
       <w:r>
-        <w:t xml:space="preserve">Supplementary tables S1–S7 (full models; wait time by subspecialty, rurality, and region; offer-rate disparities) and figures S1–S6 (Kaplan–Meier time-to-appointment, wait-time distribution, model diagnostics, and geographic choropleths) are provided; legends are in</w:t>
-      </w:r>
-      <w:r>
-        <w:t xml:space="preserve"> </w:t>
-      </w:r>
-      <w:r>
         <w:rPr>
-          <w:rStyle w:val="VerbatimChar"/>
+          <w:b/>
+          <w:bCs/>
         </w:rPr>
-        <w:t xml:space="preserve">docs/supplementary_legends.md</w:t>
-      </w:r>
-      <w:r>
-        <w:t xml:space="preserve">.</w:t>
+        <w:t xml:space="preserve">Figure S1. Kaplan–Meier time to secured appointment, by subspecialty.</w:t>
       </w:r>
     </w:p>
     <w:p>
@@ -8632,20 +16684,20 @@
       <w:r>
         <w:drawing>
           <wp:inline>
-            <wp:extent cx="2613660" cy="2032846"/>
+            <wp:extent cx="5334000" cy="4148666"/>
             <wp:effectExtent b="0" l="0" r="0" t="0"/>
-            <wp:docPr descr="Supplementary figures S1 (time-to-appointment) and S2 (wait distribution)." title="" id="41" name="Picture"/>
+            <wp:docPr descr="" title="" id="42" name="Picture"/>
             <a:graphic>
               <a:graphicData uri="http://schemas.openxmlformats.org/drawingml/2006/picture">
                 <pic:pic>
                   <pic:nvPicPr>
-                    <pic:cNvPr descr="model_output/supp/figS1_km_time_to_appointment.png" id="42" name="Picture"/>
+                    <pic:cNvPr descr="model_output/supp/figS1_km_time_to_appointment.png" id="43" name="Picture"/>
                     <pic:cNvPicPr>
                       <a:picLocks noChangeArrowheads="1" noChangeAspect="1"/>
                     </pic:cNvPicPr>
                   </pic:nvPicPr>
                   <pic:blipFill>
-                    <a:blip r:embed="rId40"/>
+                    <a:blip r:embed="rId41"/>
                     <a:stretch>
                       <a:fillRect/>
                     </a:stretch>
@@ -8653,49 +16705,7 @@
                   <pic:spPr bwMode="auto">
                     <a:xfrm>
                       <a:off x="0" y="0"/>
-                      <a:ext cx="2613660" cy="2032846"/>
-                    </a:xfrm>
-                    <a:prstGeom prst="rect">
-                      <a:avLst/>
-                    </a:prstGeom>
-                    <a:noFill/>
-                    <a:ln w="9525">
-                      <a:noFill/>
-                      <a:headEnd/>
-                      <a:tailEnd/>
-                    </a:ln>
-                  </pic:spPr>
-                </pic:pic>
-              </a:graphicData>
-            </a:graphic>
-          </wp:inline>
-        </w:drawing>
-      </w:r>
-      <w:r>
-        <w:drawing>
-          <wp:inline>
-            <wp:extent cx="2613660" cy="1633537"/>
-            <wp:effectExtent b="0" l="0" r="0" t="0"/>
-            <wp:docPr descr="Supplementary figures S1 (time-to-appointment) and S2 (wait distribution)." title="" id="44" name="Picture"/>
-            <a:graphic>
-              <a:graphicData uri="http://schemas.openxmlformats.org/drawingml/2006/picture">
-                <pic:pic>
-                  <pic:nvPicPr>
-                    <pic:cNvPr descr="model_output/supp/figS2_wait_distribution.png" id="45" name="Picture"/>
-                    <pic:cNvPicPr>
-                      <a:picLocks noChangeArrowheads="1" noChangeAspect="1"/>
-                    </pic:cNvPicPr>
-                  </pic:nvPicPr>
-                  <pic:blipFill>
-                    <a:blip r:embed="rId43"/>
-                    <a:stretch>
-                      <a:fillRect/>
-                    </a:stretch>
-                  </pic:blipFill>
-                  <pic:spPr bwMode="auto">
-                    <a:xfrm>
-                      <a:off x="0" y="0"/>
-                      <a:ext cx="2613660" cy="1633537"/>
+                      <a:ext cx="5334000" cy="4148666"/>
                     </a:xfrm>
                     <a:prstGeom prst="rect">
                       <a:avLst/>
@@ -8714,7 +16724,337 @@
         </w:drawing>
       </w:r>
     </w:p>
-    <w:bookmarkEnd w:id="46"/>
+    <w:p>
+      <w:pPr>
+        <w:pStyle w:val="BodyText"/>
+      </w:pPr>
+      <w:r>
+        <w:rPr>
+          <w:b/>
+          <w:bCs/>
+        </w:rPr>
+        <w:t xml:space="preserve">Figure S2. Business-day wait-time distribution by subspecialty.</w:t>
+      </w:r>
+    </w:p>
+    <w:p>
+      <w:pPr>
+        <w:pStyle w:val="BodyText"/>
+      </w:pPr>
+      <w:r>
+        <w:drawing>
+          <wp:inline>
+            <wp:extent cx="5334000" cy="3333750"/>
+            <wp:effectExtent b="0" l="0" r="0" t="0"/>
+            <wp:docPr descr="" title="" id="45" name="Picture"/>
+            <a:graphic>
+              <a:graphicData uri="http://schemas.openxmlformats.org/drawingml/2006/picture">
+                <pic:pic>
+                  <pic:nvPicPr>
+                    <pic:cNvPr descr="model_output/supp/figS2_wait_distribution.png" id="46" name="Picture"/>
+                    <pic:cNvPicPr>
+                      <a:picLocks noChangeArrowheads="1" noChangeAspect="1"/>
+                    </pic:cNvPicPr>
+                  </pic:nvPicPr>
+                  <pic:blipFill>
+                    <a:blip r:embed="rId44"/>
+                    <a:stretch>
+                      <a:fillRect/>
+                    </a:stretch>
+                  </pic:blipFill>
+                  <pic:spPr bwMode="auto">
+                    <a:xfrm>
+                      <a:off x="0" y="0"/>
+                      <a:ext cx="5334000" cy="3333750"/>
+                    </a:xfrm>
+                    <a:prstGeom prst="rect">
+                      <a:avLst/>
+                    </a:prstGeom>
+                    <a:noFill/>
+                    <a:ln w="9525">
+                      <a:noFill/>
+                      <a:headEnd/>
+                      <a:tailEnd/>
+                    </a:ln>
+                  </pic:spPr>
+                </pic:pic>
+              </a:graphicData>
+            </a:graphic>
+          </wp:inline>
+        </w:drawing>
+      </w:r>
+    </w:p>
+    <w:p>
+      <w:pPr>
+        <w:pStyle w:val="BodyText"/>
+      </w:pPr>
+      <w:r>
+        <w:rPr>
+          <w:b/>
+          <w:bCs/>
+        </w:rPr>
+        <w:t xml:space="preserve">Figure S3. Negative binomial model diagnostics (DHARMa).</w:t>
+      </w:r>
+    </w:p>
+    <w:p>
+      <w:pPr>
+        <w:pStyle w:val="BodyText"/>
+      </w:pPr>
+      <w:r>
+        <w:drawing>
+          <wp:inline>
+            <wp:extent cx="5334000" cy="2667000"/>
+            <wp:effectExtent b="0" l="0" r="0" t="0"/>
+            <wp:docPr descr="" title="" id="48" name="Picture"/>
+            <a:graphic>
+              <a:graphicData uri="http://schemas.openxmlformats.org/drawingml/2006/picture">
+                <pic:pic>
+                  <pic:nvPicPr>
+                    <pic:cNvPr descr="model_output/supp/figS3_nb_diagnostics.png" id="49" name="Picture"/>
+                    <pic:cNvPicPr>
+                      <a:picLocks noChangeArrowheads="1" noChangeAspect="1"/>
+                    </pic:cNvPicPr>
+                  </pic:nvPicPr>
+                  <pic:blipFill>
+                    <a:blip r:embed="rId47"/>
+                    <a:stretch>
+                      <a:fillRect/>
+                    </a:stretch>
+                  </pic:blipFill>
+                  <pic:spPr bwMode="auto">
+                    <a:xfrm>
+                      <a:off x="0" y="0"/>
+                      <a:ext cx="5334000" cy="2667000"/>
+                    </a:xfrm>
+                    <a:prstGeom prst="rect">
+                      <a:avLst/>
+                    </a:prstGeom>
+                    <a:noFill/>
+                    <a:ln w="9525">
+                      <a:noFill/>
+                      <a:headEnd/>
+                      <a:tailEnd/>
+                    </a:ln>
+                  </pic:spPr>
+                </pic:pic>
+              </a:graphicData>
+            </a:graphic>
+          </wp:inline>
+        </w:drawing>
+      </w:r>
+    </w:p>
+    <w:p>
+      <w:pPr>
+        <w:pStyle w:val="BodyText"/>
+      </w:pPr>
+      <w:r>
+        <w:rPr>
+          <w:b/>
+          <w:bCs/>
+        </w:rPr>
+        <w:t xml:space="preserve">Figure S4a. Appointment offer rate by AAO-HNS region.</w:t>
+      </w:r>
+    </w:p>
+    <w:p>
+      <w:pPr>
+        <w:pStyle w:val="BodyText"/>
+      </w:pPr>
+      <w:r>
+        <w:drawing>
+          <wp:inline>
+            <wp:extent cx="5334000" cy="3333750"/>
+            <wp:effectExtent b="0" l="0" r="0" t="0"/>
+            <wp:docPr descr="" title="" id="51" name="Picture"/>
+            <a:graphic>
+              <a:graphicData uri="http://schemas.openxmlformats.org/drawingml/2006/picture">
+                <pic:pic>
+                  <pic:nvPicPr>
+                    <pic:cNvPr descr="model_output/supp/figS4_choropleth_offer_rate.png" id="52" name="Picture"/>
+                    <pic:cNvPicPr>
+                      <a:picLocks noChangeArrowheads="1" noChangeAspect="1"/>
+                    </pic:cNvPicPr>
+                  </pic:nvPicPr>
+                  <pic:blipFill>
+                    <a:blip r:embed="rId50"/>
+                    <a:stretch>
+                      <a:fillRect/>
+                    </a:stretch>
+                  </pic:blipFill>
+                  <pic:spPr bwMode="auto">
+                    <a:xfrm>
+                      <a:off x="0" y="0"/>
+                      <a:ext cx="5334000" cy="3333750"/>
+                    </a:xfrm>
+                    <a:prstGeom prst="rect">
+                      <a:avLst/>
+                    </a:prstGeom>
+                    <a:noFill/>
+                    <a:ln w="9525">
+                      <a:noFill/>
+                      <a:headEnd/>
+                      <a:tailEnd/>
+                    </a:ln>
+                  </pic:spPr>
+                </pic:pic>
+              </a:graphicData>
+            </a:graphic>
+          </wp:inline>
+        </w:drawing>
+      </w:r>
+    </w:p>
+    <w:p>
+      <w:pPr>
+        <w:pStyle w:val="BodyText"/>
+      </w:pPr>
+      <w:r>
+        <w:rPr>
+          <w:b/>
+          <w:bCs/>
+        </w:rPr>
+        <w:t xml:space="preserve">Figure S4b. Median business-day wait by AAO-HNS region.</w:t>
+      </w:r>
+    </w:p>
+    <w:p>
+      <w:pPr>
+        <w:pStyle w:val="BodyText"/>
+      </w:pPr>
+      <w:r>
+        <w:drawing>
+          <wp:inline>
+            <wp:extent cx="5334000" cy="3333750"/>
+            <wp:effectExtent b="0" l="0" r="0" t="0"/>
+            <wp:docPr descr="" title="" id="54" name="Picture"/>
+            <a:graphic>
+              <a:graphicData uri="http://schemas.openxmlformats.org/drawingml/2006/picture">
+                <pic:pic>
+                  <pic:nvPicPr>
+                    <pic:cNvPr descr="model_output/supp/figS4_choropleth_median_wait.png" id="55" name="Picture"/>
+                    <pic:cNvPicPr>
+                      <a:picLocks noChangeArrowheads="1" noChangeAspect="1"/>
+                    </pic:cNvPicPr>
+                  </pic:nvPicPr>
+                  <pic:blipFill>
+                    <a:blip r:embed="rId53"/>
+                    <a:stretch>
+                      <a:fillRect/>
+                    </a:stretch>
+                  </pic:blipFill>
+                  <pic:spPr bwMode="auto">
+                    <a:xfrm>
+                      <a:off x="0" y="0"/>
+                      <a:ext cx="5334000" cy="3333750"/>
+                    </a:xfrm>
+                    <a:prstGeom prst="rect">
+                      <a:avLst/>
+                    </a:prstGeom>
+                    <a:noFill/>
+                    <a:ln w="9525">
+                      <a:noFill/>
+                      <a:headEnd/>
+                      <a:tailEnd/>
+                    </a:ln>
+                  </pic:spPr>
+                </pic:pic>
+              </a:graphicData>
+            </a:graphic>
+          </wp:inline>
+        </w:drawing>
+      </w:r>
+    </w:p>
+    <w:p>
+      <w:pPr>
+        <w:pStyle w:val="BodyText"/>
+      </w:pPr>
+      <w:r>
+        <w:rPr>
+          <w:b/>
+          <w:bCs/>
+        </w:rPr>
+        <w:t xml:space="preserve">Figure S5. Appointment offer rate by state (mysterymaps).</w:t>
+      </w:r>
+    </w:p>
+    <w:p>
+      <w:pPr>
+        <w:pStyle w:val="BodyText"/>
+      </w:pPr>
+      <w:r>
+        <w:drawing>
+          <wp:inline>
+            <wp:extent cx="5334000" cy="3556000"/>
+            <wp:effectExtent b="0" l="0" r="0" t="0"/>
+            <wp:docPr descr="" title="" id="57" name="Picture"/>
+            <a:graphic>
+              <a:graphicData uri="http://schemas.openxmlformats.org/drawingml/2006/picture">
+                <pic:pic>
+                  <pic:nvPicPr>
+                    <pic:cNvPr descr="model_output/supp/figS4b_offer_rate_by_state.png" id="58" name="Picture"/>
+                    <pic:cNvPicPr>
+                      <a:picLocks noChangeArrowheads="1" noChangeAspect="1"/>
+                    </pic:cNvPicPr>
+                  </pic:nvPicPr>
+                  <pic:blipFill>
+                    <a:blip r:embed="rId56"/>
+                    <a:stretch>
+                      <a:fillRect/>
+                    </a:stretch>
+                  </pic:blipFill>
+                  <pic:spPr bwMode="auto">
+                    <a:xfrm>
+                      <a:off x="0" y="0"/>
+                      <a:ext cx="5334000" cy="3556000"/>
+                    </a:xfrm>
+                    <a:prstGeom prst="rect">
+                      <a:avLst/>
+                    </a:prstGeom>
+                    <a:noFill/>
+                    <a:ln w="9525">
+                      <a:noFill/>
+                      <a:headEnd/>
+                      <a:tailEnd/>
+                    </a:ln>
+                  </pic:spPr>
+                </pic:pic>
+              </a:graphicData>
+            </a:graphic>
+          </wp:inline>
+        </w:drawing>
+      </w:r>
+    </w:p>
+    <w:p>
+      <w:pPr>
+        <w:pStyle w:val="BodyText"/>
+      </w:pPr>
+      <w:r>
+        <w:rPr>
+          <w:i/>
+          <w:iCs/>
+        </w:rPr>
+        <w:t xml:space="preserve">Full legends for all supplementary items are in</w:t>
+      </w:r>
+      <w:r>
+        <w:rPr>
+          <w:i/>
+          <w:iCs/>
+        </w:rPr>
+        <w:t xml:space="preserve"> </w:t>
+      </w:r>
+      <w:r>
+        <w:rPr>
+          <w:rStyle w:val="VerbatimChar"/>
+          <w:i/>
+          <w:iCs/>
+        </w:rPr>
+        <w:t xml:space="preserve">docs/supplementary_legends.md</w:t>
+      </w:r>
+      <w:r>
+        <w:rPr>
+          <w:i/>
+          <w:iCs/>
+        </w:rPr>
+        <w:t xml:space="preserve">.</w:t>
+      </w:r>
+    </w:p>
+    <w:bookmarkEnd w:id="59"/>
+    <w:bookmarkEnd w:id="60"/>
     <w:sectPr>
       <w:footnotePr>
         <w:numRestart w:val="eachSect"/>

--- a/manuscript_output/manuscript.docx
+++ b/manuscript_output/manuscript.docx
@@ -162,13 +162,22 @@
       </w:r>
     </w:p>
     <w:bookmarkEnd w:id="21"/>
-    <w:bookmarkStart w:id="22" w:name="methods"/>
+    <w:bookmarkStart w:id="27" w:name="methods"/>
     <w:p>
       <w:pPr>
         <w:pStyle w:val="Heading2"/>
       </w:pPr>
       <w:r>
         <w:t xml:space="preserve">Methods</w:t>
+      </w:r>
+    </w:p>
+    <w:bookmarkStart w:id="22" w:name="study-design-and-sample"/>
+    <w:p>
+      <w:pPr>
+        <w:pStyle w:val="Heading3"/>
+      </w:pPr>
+      <w:r>
+        <w:t xml:space="preserve">Study design and sample</w:t>
       </w:r>
     </w:p>
     <w:p>
@@ -176,33 +185,61 @@
         <w:pStyle w:val="FirstParagraph"/>
       </w:pPr>
       <w:r>
+        <w:t xml:space="preserve">We conducted a cross-sectional, simulated-patient (</w:t>
+      </w:r>
+      <w:r>
+        <w:t xml:space="preserve">“mystery caller”</w:t>
+      </w:r>
+      <w:r>
+        <w:t xml:space="preserve">) study of access to otolaryngology (ENT) care in the United States. Trained callers telephoned a national sample of practicing, board-certified otolaryngologists and, following a standardized script, requested a new-patient appointment for a subspecialty-matched chief complaint. Each sampled physician was contacted once.</w:t>
+      </w:r>
+      <w:r>
+        <w:t xml:space="preserve"> </w:t>
+      </w:r>
+      <w:r>
         <w:rPr>
           <w:i/>
           <w:iCs/>
         </w:rPr>
-        <w:t xml:space="preserve">(Full Methods text is maintained in</w:t>
+        <w:t xml:space="preserve">[Describe the sampling frame and its size, the number and timing of call attempts before a call was recorded as unreachable, the scripted chief complaints, caller training, and the study period.]</w:t>
+      </w:r>
+      <w:r>
+        <w:t xml:space="preserve"> </w:t>
+      </w:r>
+      <w:r>
+        <w:t xml:space="preserve">The protocol was</w:t>
+      </w:r>
+      <w:r>
+        <w:t xml:space="preserve"> </w:t>
       </w:r>
       <w:r>
         <w:rPr>
           <w:i/>
           <w:iCs/>
         </w:rPr>
+        <w:t xml:space="preserve">[reviewed/deemed exempt]</w:t>
+      </w:r>
+      <w:r>
         <w:t xml:space="preserve"> </w:t>
       </w:r>
       <w:r>
-        <w:rPr>
-          <w:rStyle w:val="VerbatimChar"/>
-          <w:i/>
-          <w:iCs/>
-        </w:rPr>
-        <w:t xml:space="preserve">docs/manuscript_draft.md</w:t>
+        <w:t xml:space="preserve">by the</w:t>
+      </w:r>
+      <w:r>
+        <w:t xml:space="preserve"> </w:t>
       </w:r>
       <w:r>
         <w:rPr>
           <w:i/>
           <w:iCs/>
         </w:rPr>
-        <w:t xml:space="preserve">; the key elements are summarized here.)</w:t>
+        <w:t xml:space="preserve">[institution]</w:t>
+      </w:r>
+      <w:r>
+        <w:t xml:space="preserve"> </w:t>
+      </w:r>
+      <w:r>
+        <w:t xml:space="preserve">Institutional Review Board.</w:t>
       </w:r>
     </w:p>
     <w:p>
@@ -210,13 +247,51 @@
         <w:pStyle w:val="BodyText"/>
       </w:pPr>
       <w:r>
-        <w:t xml:space="preserve">We conducted a cross-sectional, simulated-patient (</w:t>
-      </w:r>
-      <w:r>
-        <w:t xml:space="preserve">“mystery caller”</w:t>
-      </w:r>
-      <w:r>
-        <w:t xml:space="preserve">) study of a national sample of board-certified otolaryngologists. Trained callers requested a new-patient appointment for a subspecialty-matched chief complaint; each physician was contacted once. Analyses were restricted to calls with a completed data-collection record and a determinable subspecialty. Two outcomes were modeled separately to avoid conditioning wait time on the offer:</w:t>
+        <w:t xml:space="preserve">Analyses were restricted to calls with a completed data-collection record and a determinable physician subspecialty. This study did not manipulate patient insurance; the exposures of interest were the requested subspecialty and the geographic context of the practice.</w:t>
+      </w:r>
+    </w:p>
+    <w:bookmarkEnd w:id="22"/>
+    <w:bookmarkStart w:id="23" w:name="outcomes"/>
+    <w:p>
+      <w:pPr>
+        <w:pStyle w:val="Heading3"/>
+      </w:pPr>
+      <w:r>
+        <w:t xml:space="preserve">Outcomes</w:t>
+      </w:r>
+    </w:p>
+    <w:p>
+      <w:pPr>
+        <w:pStyle w:val="FirstParagraph"/>
+      </w:pPr>
+      <w:r>
+        <w:t xml:space="preserve">Two outcomes were analyzed as a two-part (hurdle) process. The first,</w:t>
+      </w:r>
+      <w:r>
+        <w:t xml:space="preserve"> </w:t>
+      </w:r>
+      <w:r>
+        <w:rPr>
+          <w:i/>
+          <w:iCs/>
+        </w:rPr>
+        <w:t xml:space="preserve">access</w:t>
+      </w:r>
+      <w:r>
+        <w:t xml:space="preserve">, was whether the office offered a new-patient appointment with the sampled physician (binary). The second,</w:t>
+      </w:r>
+      <w:r>
+        <w:t xml:space="preserve"> </w:t>
+      </w:r>
+      <w:r>
+        <w:rPr>
+          <w:i/>
+          <w:iCs/>
+        </w:rPr>
+        <w:t xml:space="preserve">timeliness</w:t>
+      </w:r>
+      <w:r>
+        <w:t xml:space="preserve">, was the number of</w:t>
       </w:r>
       <w:r>
         <w:t xml:space="preserve"> </w:t>
@@ -226,21 +301,127 @@
           <w:b/>
           <w:bCs/>
         </w:rPr>
-        <w:t xml:space="preserve">access</w:t>
+        <w:t xml:space="preserve">business days</w:t>
       </w:r>
       <w:r>
         <w:t xml:space="preserve"> </w:t>
       </w:r>
       <w:r>
-        <w:t xml:space="preserve">(an appointment offered, logistic mixed model over all analytic calls) and</w:t>
+        <w:t xml:space="preserve">from the call to the next available appointment, counted excluding weekends and U.S. federal holidays, and defined only for calls in which an appointment was offered.</w:t>
+      </w:r>
+    </w:p>
+    <w:bookmarkEnd w:id="23"/>
+    <w:bookmarkStart w:id="24" w:name="geographic-covariates"/>
+    <w:p>
+      <w:pPr>
+        <w:pStyle w:val="Heading3"/>
+      </w:pPr>
+      <w:r>
+        <w:t xml:space="preserve">Geographic covariates</w:t>
+      </w:r>
+    </w:p>
+    <w:p>
+      <w:pPr>
+        <w:pStyle w:val="FirstParagraph"/>
+      </w:pPr>
+      <w:r>
+        <w:t xml:space="preserve">Each practice was linked to contextual covariates by practice ZIP code and state. County was assigned from a 2020 Census ZCTA-to-county crosswalk (dominant county by land area). Covariates comprised: county otolaryngologist supply per 100,000 population; the state Medicaid-to-Medicare fee index (Kaiser Family Foundation, 2024, all services)</w:t>
+      </w:r>
+      <w:hyperlink w:anchor="ref-kfffee">
+        <w:r>
+          <w:rPr>
+            <w:rStyle w:val="Hyperlink"/>
+            <w:vertAlign w:val="superscript"/>
+          </w:rPr>
+          <w:t xml:space="preserve">1</w:t>
+        </w:r>
+      </w:hyperlink>
+      <w:r>
+        <w:t xml:space="preserve">; the CDC/ATSDR Social Vulnerability Index (SVI, 2022, tract-level, population-weighted to the practice ZIP)</w:t>
+      </w:r>
+      <w:hyperlink w:anchor="ref-cdcsvi">
+        <w:r>
+          <w:rPr>
+            <w:rStyle w:val="Hyperlink"/>
+            <w:vertAlign w:val="superscript"/>
+          </w:rPr>
+          <w:t xml:space="preserve">2</w:t>
+        </w:r>
+      </w:hyperlink>
+      <w:r>
+        <w:t xml:space="preserve">; the county fraction of Medicare beneficiaries dual-eligible for Medicaid (CMS); metropolitan hospital-market concentration (Herfindahl–Hirschman Index [HHI], KFF 2024; available for metropolitan areas only); rurality (RUCA-based urban/suburban/rural); and the American Academy of Otolaryngology–Head and Neck Surgery (AAO-HNS) Board of Governors region.</w:t>
+      </w:r>
+    </w:p>
+    <w:bookmarkEnd w:id="24"/>
+    <w:bookmarkStart w:id="25" w:name="drive-time-isochrone-analysis"/>
+    <w:p>
+      <w:pPr>
+        <w:pStyle w:val="Heading3"/>
+      </w:pPr>
+      <w:r>
+        <w:t xml:space="preserve">Drive-time (isochrone) analysis</w:t>
+      </w:r>
+    </w:p>
+    <w:p>
+      <w:pPr>
+        <w:pStyle w:val="FirstParagraph"/>
+      </w:pPr>
+      <w:r>
+        <w:t xml:space="preserve">Geographic reach was assessed with drive-time isochrones. Each practice was geolocated to its ZIP-code centroid, and 30-, 60-, 120-, and 180-minute driving isochrones were computed with the Valhalla routing engine (automobile profile) served from a self-hosted instance</w:t>
+      </w:r>
+      <w:hyperlink w:anchor="ref-valhalla">
+        <w:r>
+          <w:rPr>
+            <w:rStyle w:val="Hyperlink"/>
+            <w:vertAlign w:val="superscript"/>
+          </w:rPr>
+          <w:t xml:space="preserve">3</w:t>
+        </w:r>
+      </w:hyperlink>
+      <w:r>
+        <w:t xml:space="preserve">. Isochrones from all practices were dissolved into a single coverage polygon per travel-time band, clipped to the continental United States, and the covered fraction of land area was computed in an equal-area projection.</w:t>
+      </w:r>
+    </w:p>
+    <w:bookmarkEnd w:id="25"/>
+    <w:bookmarkStart w:id="26" w:name="statistical-analysis"/>
+    <w:p>
+      <w:pPr>
+        <w:pStyle w:val="Heading3"/>
+      </w:pPr>
+      <w:r>
+        <w:t xml:space="preserve">Statistical analysis</w:t>
+      </w:r>
+    </w:p>
+    <w:p>
+      <w:pPr>
+        <w:pStyle w:val="FirstParagraph"/>
+      </w:pPr>
+      <w:r>
+        <w:t xml:space="preserve">Because business-day wait time is observed only when an appointment is offered, we modeled access and timeliness separately to avoid conditioning wait-time estimates on the offer.</w:t>
       </w:r>
       <w:r>
         <w:t xml:space="preserve"> </w:t>
       </w:r>
       <w:r>
         <w:rPr>
-          <w:b/>
-          <w:bCs/>
+          <w:i/>
+          <w:iCs/>
+        </w:rPr>
+        <w:t xml:space="preserve">Access</w:t>
+      </w:r>
+      <w:r>
+        <w:t xml:space="preserve"> </w:t>
+      </w:r>
+      <w:r>
+        <w:t xml:space="preserve">was modeled with a mixed-effects logistic regression over all analytic calls;</w:t>
+      </w:r>
+      <w:r>
+        <w:t xml:space="preserve"> </w:t>
+      </w:r>
+      <w:r>
+        <w:rPr>
+          <w:i/>
+          <w:iCs/>
         </w:rPr>
         <w:t xml:space="preserve">timeliness</w:t>
       </w:r>
@@ -248,7 +429,42 @@
         <w:t xml:space="preserve"> </w:t>
       </w:r>
       <w:r>
-        <w:t xml:space="preserve">(business days to the next available appointment, negative binomial mixed model over the offered subset; the negative binomial was selected over Poisson given substantial overdispersion). Both models adjusted for requested subspecialty (reference: general otolaryngology), county ENT supply per 100,000, the state Medicaid-to-Medicare fee index, the CDC/ATSDR Social Vulnerability Index, county dual-eligible fraction, and rurality (reference: urban), with a random intercept for core-based statistical area and a fixed adjustment for caller. Drive-time isochrones (30/60/120/180 minutes) were computed for each practice with the Valhalla routing engine and dissolved into national coverage polygons. Analyses used R (packages</w:t>
+        <w:t xml:space="preserve">with a mixed-effects negative binomial regression over the offered subset. The negative binomial distribution was selected over Poisson on the basis of substantial overdispersion (Pearson φ = 6.22). Both models included a random intercept for core-based statistical area (CBSA; county FIPS where CBSA was undefined) to account for within-market correlation, and adjusted for the requested subspecialty (reference: general otolaryngology), county ENT supply, Medicaid fee index, SVI, dual-eligible fraction, and rurality (reference: urban). The identity of the caller (research assistant) was included as a fixed nuisance term. Continuous covariates were standardized and, for the few missing values (&lt;3%), median-imputed.</w:t>
+      </w:r>
+    </w:p>
+    <w:p>
+      <w:pPr>
+        <w:pStyle w:val="BodyText"/>
+      </w:pPr>
+      <w:r>
+        <w:t xml:space="preserve">Effects are reported as odds ratios (access) and incidence rate ratios (timeliness) with 95% Wald confidence intervals. Pairwise differences between subspecialties were estimated with Tukey-adjusted estimated marginal means</w:t>
+      </w:r>
+      <w:hyperlink w:anchor="ref-emmeans">
+        <w:r>
+          <w:rPr>
+            <w:rStyle w:val="Hyperlink"/>
+            <w:vertAlign w:val="superscript"/>
+          </w:rPr>
+          <w:t xml:space="preserve">4</w:t>
+        </w:r>
+      </w:hyperlink>
+      <w:r>
+        <w:t xml:space="preserve">. Effect modification of the geographic covariates by subspecialty was tested by likelihood-ratio tests. Market-level clustering was summarized by the intraclass correlation coefficient (ICC). Because the HHI is defined only in metropolitan areas, its association with timeliness was assessed in a sensitivity model restricted to the metropolitan subset. Whether call incompleteness was related to the measured covariates was assessed with chi-square and Wilcoxon rank-sum tests. Analyses used R 4.4.2</w:t>
+      </w:r>
+      <w:hyperlink w:anchor="ref-rcoreteam">
+        <w:r>
+          <w:rPr>
+            <w:rStyle w:val="Hyperlink"/>
+            <w:vertAlign w:val="superscript"/>
+          </w:rPr>
+          <w:t xml:space="preserve">5</w:t>
+        </w:r>
+      </w:hyperlink>
+      <w:r>
+        <w:t xml:space="preserve"> </w:t>
+      </w:r>
+      <w:r>
+        <w:t xml:space="preserve">(packages</w:t>
       </w:r>
       <w:r>
         <w:t xml:space="preserve"> </w:t>
@@ -259,6 +475,15 @@
         </w:rPr>
         <w:t xml:space="preserve">glmmTMB</w:t>
       </w:r>
+      <w:hyperlink w:anchor="ref-glmmTMB">
+        <w:r>
+          <w:rPr>
+            <w:rStyle w:val="Hyperlink"/>
+            <w:vertAlign w:val="superscript"/>
+          </w:rPr>
+          <w:t xml:space="preserve">6</w:t>
+        </w:r>
+      </w:hyperlink>
       <w:r>
         <w:t xml:space="preserve">,</w:t>
       </w:r>
@@ -271,12 +496,46 @@
         </w:rPr>
         <w:t xml:space="preserve">emmeans</w:t>
       </w:r>
-      <w:r>
-        <w:t xml:space="preserve">); α = 0.05, two-sided.</w:t>
+      <w:hyperlink w:anchor="ref-emmeans">
+        <w:r>
+          <w:rPr>
+            <w:rStyle w:val="Hyperlink"/>
+            <w:vertAlign w:val="superscript"/>
+          </w:rPr>
+          <w:t xml:space="preserve">4</w:t>
+        </w:r>
+      </w:hyperlink>
+      <w:r>
+        <w:t xml:space="preserve">, and the study package</w:t>
+      </w:r>
+      <w:r>
+        <w:t xml:space="preserve"> </w:t>
+      </w:r>
+      <w:r>
+        <w:rPr>
+          <w:rStyle w:val="VerbatimChar"/>
+        </w:rPr>
+        <w:t xml:space="preserve">mysterycall</w:t>
+      </w:r>
+      <w:r>
+        <w:t xml:space="preserve">); two-sided α = 0.05. Reporting follows the STROBE guideline for observational studies</w:t>
+      </w:r>
+      <w:hyperlink w:anchor="ref-strobe">
+        <w:r>
+          <w:rPr>
+            <w:rStyle w:val="Hyperlink"/>
+            <w:vertAlign w:val="superscript"/>
+          </w:rPr>
+          <w:t xml:space="preserve">7</w:t>
+        </w:r>
+      </w:hyperlink>
+      <w:r>
+        <w:t xml:space="preserve">.</w:t>
       </w:r>
     </w:p>
-    <w:bookmarkEnd w:id="22"/>
-    <w:bookmarkStart w:id="28" w:name="results"/>
+    <w:bookmarkEnd w:id="26"/>
+    <w:bookmarkEnd w:id="27"/>
+    <w:bookmarkStart w:id="33" w:name="results"/>
     <w:p>
       <w:pPr>
         <w:pStyle w:val="Heading2"/>
@@ -285,7 +544,7 @@
         <w:t xml:space="preserve">Results</w:t>
       </w:r>
     </w:p>
-    <w:bookmarkStart w:id="23" w:name="sample-and-attrition"/>
+    <w:bookmarkStart w:id="28" w:name="sample-and-attrition"/>
     <w:p>
       <w:pPr>
         <w:pStyle w:val="Heading3"/>
@@ -3409,8 +3668,8 @@
         </w:tc>
       </w:tr>
     </w:tbl>
-    <w:bookmarkEnd w:id="23"/>
-    <w:bookmarkStart w:id="24" w:name="access-to-appointments"/>
+    <w:bookmarkEnd w:id="28"/>
+    <w:bookmarkStart w:id="29" w:name="access-to-appointments"/>
     <w:p>
       <w:pPr>
         <w:pStyle w:val="Heading3"/>
@@ -3437,8 +3696,8 @@
         <w:t xml:space="preserve">).</w:t>
       </w:r>
     </w:p>
-    <w:bookmarkEnd w:id="24"/>
-    <w:bookmarkStart w:id="25" w:name="timeliness-of-appointments"/>
+    <w:bookmarkEnd w:id="29"/>
+    <w:bookmarkStart w:id="30" w:name="timeliness-of-appointments"/>
     <w:p>
       <w:pPr>
         <w:pStyle w:val="Heading3"/>
@@ -8216,8 +8475,8 @@
         </w:tc>
       </w:tr>
     </w:tbl>
-    <w:bookmarkEnd w:id="25"/>
-    <w:bookmarkStart w:id="26" w:name="geographic-reach-drive-time-access"/>
+    <w:bookmarkEnd w:id="30"/>
+    <w:bookmarkStart w:id="31" w:name="geographic-reach-drive-time-access"/>
     <w:p>
       <w:pPr>
         <w:pStyle w:val="Heading3"/>
@@ -8244,8 +8503,8 @@
         <w:t xml:space="preserve">). Roughly one-fifth of the country is more than a 3-hour drive from any sampled otolaryngologist, concentrated in the Mountain West, Great Plains, and desert Southwest.</w:t>
       </w:r>
     </w:p>
-    <w:bookmarkEnd w:id="26"/>
-    <w:bookmarkStart w:id="27" w:name="robustness-and-missing-data"/>
+    <w:bookmarkEnd w:id="31"/>
+    <w:bookmarkStart w:id="32" w:name="robustness-and-missing-data"/>
     <w:p>
       <w:pPr>
         <w:pStyle w:val="Heading3"/>
@@ -8262,9 +8521,9 @@
         <w:t xml:space="preserve">Under Tukey-adjusted pairwise comparison no subspecialty pair reached significance, and the subspecialty effect did not vary by rurality or supply (interaction likelihood-ratio tests, both non-significant). In a metropolitan sensitivity model, greater hospital-market concentration was associated with a borderline increase in wait time (HHI IRR 1.20 per SD; p = 0.058). Call incompleteness was unrelated to practice geography, supporting a missing-at-random mechanism with respect to location (Supplement).</w:t>
       </w:r>
     </w:p>
-    <w:bookmarkEnd w:id="27"/>
-    <w:bookmarkEnd w:id="28"/>
-    <w:bookmarkStart w:id="29" w:name="discussion"/>
+    <w:bookmarkEnd w:id="32"/>
+    <w:bookmarkEnd w:id="33"/>
+    <w:bookmarkStart w:id="34" w:name="discussion"/>
     <w:p>
       <w:pPr>
         <w:pStyle w:val="Heading2"/>
@@ -8352,8 +8611,8 @@
         <w:t xml:space="preserve">gap — roughly a fifth of the U.S. land area is beyond a 3-hour drive of any sampled practice — indicating that the access problem is one of absolute absence in large regions rather than gradients in supply where practices exist. Limitations include modest power for the rural and geographic contrasts, a single call per physician, and ZIP-centroid geolocation for the drive-time analysis.</w:t>
       </w:r>
     </w:p>
-    <w:bookmarkEnd w:id="29"/>
-    <w:bookmarkStart w:id="39" w:name="figures"/>
+    <w:bookmarkEnd w:id="34"/>
+    <w:bookmarkStart w:id="44" w:name="figures"/>
     <w:p>
       <w:pPr>
         <w:pStyle w:val="Heading2"/>
@@ -8415,18 +8674,18 @@
           <wp:inline>
             <wp:extent cx="5334000" cy="6519333"/>
             <wp:effectExtent b="0" l="0" r="0" t="0"/>
-            <wp:docPr descr="Figure 1. Participant flow from calls placed to the two analytic samples." title="" id="31" name="Picture"/>
+            <wp:docPr descr="Figure 1. Participant flow from calls placed to the two analytic samples." title="" id="36" name="Picture"/>
             <a:graphic>
               <a:graphicData uri="http://schemas.openxmlformats.org/drawingml/2006/picture">
                 <pic:pic>
                   <pic:nvPicPr>
-                    <pic:cNvPr descr="model_output/strobe_flow_mysterycall.png" id="32" name="Picture"/>
+                    <pic:cNvPr descr="model_output/strobe_flow_mysterycall.png" id="37" name="Picture"/>
                     <pic:cNvPicPr>
                       <a:picLocks noChangeArrowheads="1" noChangeAspect="1"/>
                     </pic:cNvPicPr>
                   </pic:nvPicPr>
                   <pic:blipFill>
-                    <a:blip r:embed="rId30"/>
+                    <a:blip r:embed="rId35"/>
                     <a:stretch>
                       <a:fillRect/>
                     </a:stretch>
@@ -8482,18 +8741,18 @@
           <wp:inline>
             <wp:extent cx="5334000" cy="3200400"/>
             <wp:effectExtent b="0" l="0" r="0" t="0"/>
-            <wp:docPr descr="Figure 2. Adjusted access and timeliness effects." title="" id="34" name="Picture"/>
+            <wp:docPr descr="Figure 2. Adjusted access and timeliness effects." title="" id="39" name="Picture"/>
             <a:graphic>
               <a:graphicData uri="http://schemas.openxmlformats.org/drawingml/2006/picture">
                 <pic:pic>
                   <pic:nvPicPr>
-                    <pic:cNvPr descr="model_output/forest_access_timeliness.png" id="35" name="Picture"/>
+                    <pic:cNvPr descr="model_output/forest_access_timeliness.png" id="40" name="Picture"/>
                     <pic:cNvPicPr>
                       <a:picLocks noChangeArrowheads="1" noChangeAspect="1"/>
                     </pic:cNvPicPr>
                   </pic:nvPicPr>
                   <pic:blipFill>
-                    <a:blip r:embed="rId33"/>
+                    <a:blip r:embed="rId38"/>
                     <a:stretch>
                       <a:fillRect/>
                     </a:stretch>
@@ -8547,20 +8806,20 @@
       <w:r>
         <w:drawing>
           <wp:inline>
-            <wp:extent cx="5334000" cy="3467099"/>
+            <wp:extent cx="5334000" cy="3911600"/>
             <wp:effectExtent b="0" l="0" r="0" t="0"/>
-            <wp:docPr descr="Figure 3. Land area within a 30/60/120/180-minute drive of any sampled practice." title="" id="37" name="Picture"/>
+            <wp:docPr descr="Figure 3. Land area within a 30/60/120/180-minute drive of any sampled practice." title="" id="42" name="Picture"/>
             <a:graphic>
               <a:graphicData uri="http://schemas.openxmlformats.org/drawingml/2006/picture">
                 <pic:pic>
                   <pic:nvPicPr>
-                    <pic:cNvPr descr="model_output/isochrones/figS7_ent_drivetime_coverage.png" id="38" name="Picture"/>
+                    <pic:cNvPr descr="model_output/isochrones/figS7_ent_drivetime_coverage.png" id="43" name="Picture"/>
                     <pic:cNvPicPr>
                       <a:picLocks noChangeArrowheads="1" noChangeAspect="1"/>
                     </pic:cNvPicPr>
                   </pic:nvPicPr>
                   <pic:blipFill>
-                    <a:blip r:embed="rId36"/>
+                    <a:blip r:embed="rId41"/>
                     <a:stretch>
                       <a:fillRect/>
                     </a:stretch>
@@ -8568,7 +8827,7 @@
                   <pic:spPr bwMode="auto">
                     <a:xfrm>
                       <a:off x="0" y="0"/>
-                      <a:ext cx="5334000" cy="3467099"/>
+                      <a:ext cx="5334000" cy="3911600"/>
                     </a:xfrm>
                     <a:prstGeom prst="rect">
                       <a:avLst/>
@@ -8600,8 +8859,8 @@
         <w:br w:type="page"/>
       </w:r>
     </w:p>
-    <w:bookmarkEnd w:id="39"/>
-    <w:bookmarkStart w:id="60" w:name="supplementary-material"/>
+    <w:bookmarkEnd w:id="44"/>
+    <w:bookmarkStart w:id="65" w:name="supplementary-material"/>
     <w:p>
       <w:pPr>
         <w:pStyle w:val="Heading1"/>
@@ -8610,7 +8869,7 @@
         <w:t xml:space="preserve">Supplementary Material</w:t>
       </w:r>
     </w:p>
-    <w:bookmarkStart w:id="40" w:name="supplementary-tables"/>
+    <w:bookmarkStart w:id="45" w:name="supplementary-tables"/>
     <w:p>
       <w:pPr>
         <w:pStyle w:val="Heading2"/>
@@ -16655,8 +16914,8 @@
         </w:tc>
       </w:tr>
     </w:tbl>
-    <w:bookmarkEnd w:id="40"/>
-    <w:bookmarkStart w:id="59" w:name="supplementary-figures"/>
+    <w:bookmarkEnd w:id="45"/>
+    <w:bookmarkStart w:id="64" w:name="supplementary-figures"/>
     <w:p>
       <w:pPr>
         <w:pStyle w:val="Heading2"/>
@@ -16686,18 +16945,18 @@
           <wp:inline>
             <wp:extent cx="5334000" cy="4148666"/>
             <wp:effectExtent b="0" l="0" r="0" t="0"/>
-            <wp:docPr descr="" title="" id="42" name="Picture"/>
+            <wp:docPr descr="" title="" id="47" name="Picture"/>
             <a:graphic>
               <a:graphicData uri="http://schemas.openxmlformats.org/drawingml/2006/picture">
                 <pic:pic>
                   <pic:nvPicPr>
-                    <pic:cNvPr descr="model_output/supp/figS1_km_time_to_appointment.png" id="43" name="Picture"/>
+                    <pic:cNvPr descr="model_output/supp/figS1_km_time_to_appointment.png" id="48" name="Picture"/>
                     <pic:cNvPicPr>
                       <a:picLocks noChangeArrowheads="1" noChangeAspect="1"/>
                     </pic:cNvPicPr>
                   </pic:nvPicPr>
                   <pic:blipFill>
-                    <a:blip r:embed="rId41"/>
+                    <a:blip r:embed="rId46"/>
                     <a:stretch>
                       <a:fillRect/>
                     </a:stretch>
@@ -16745,18 +17004,18 @@
           <wp:inline>
             <wp:extent cx="5334000" cy="3333750"/>
             <wp:effectExtent b="0" l="0" r="0" t="0"/>
-            <wp:docPr descr="" title="" id="45" name="Picture"/>
+            <wp:docPr descr="" title="" id="50" name="Picture"/>
             <a:graphic>
               <a:graphicData uri="http://schemas.openxmlformats.org/drawingml/2006/picture">
                 <pic:pic>
                   <pic:nvPicPr>
-                    <pic:cNvPr descr="model_output/supp/figS2_wait_distribution.png" id="46" name="Picture"/>
+                    <pic:cNvPr descr="model_output/supp/figS2_wait_distribution.png" id="51" name="Picture"/>
                     <pic:cNvPicPr>
                       <a:picLocks noChangeArrowheads="1" noChangeAspect="1"/>
                     </pic:cNvPicPr>
                   </pic:nvPicPr>
                   <pic:blipFill>
-                    <a:blip r:embed="rId44"/>
+                    <a:blip r:embed="rId49"/>
                     <a:stretch>
                       <a:fillRect/>
                     </a:stretch>
@@ -16804,18 +17063,18 @@
           <wp:inline>
             <wp:extent cx="5334000" cy="2667000"/>
             <wp:effectExtent b="0" l="0" r="0" t="0"/>
-            <wp:docPr descr="" title="" id="48" name="Picture"/>
+            <wp:docPr descr="" title="" id="53" name="Picture"/>
             <a:graphic>
               <a:graphicData uri="http://schemas.openxmlformats.org/drawingml/2006/picture">
                 <pic:pic>
                   <pic:nvPicPr>
-                    <pic:cNvPr descr="model_output/supp/figS3_nb_diagnostics.png" id="49" name="Picture"/>
+                    <pic:cNvPr descr="model_output/supp/figS3_nb_diagnostics.png" id="54" name="Picture"/>
                     <pic:cNvPicPr>
                       <a:picLocks noChangeArrowheads="1" noChangeAspect="1"/>
                     </pic:cNvPicPr>
                   </pic:nvPicPr>
                   <pic:blipFill>
-                    <a:blip r:embed="rId47"/>
+                    <a:blip r:embed="rId52"/>
                     <a:stretch>
                       <a:fillRect/>
                     </a:stretch>
@@ -16863,18 +17122,18 @@
           <wp:inline>
             <wp:extent cx="5334000" cy="3333750"/>
             <wp:effectExtent b="0" l="0" r="0" t="0"/>
-            <wp:docPr descr="" title="" id="51" name="Picture"/>
+            <wp:docPr descr="" title="" id="56" name="Picture"/>
             <a:graphic>
               <a:graphicData uri="http://schemas.openxmlformats.org/drawingml/2006/picture">
                 <pic:pic>
                   <pic:nvPicPr>
-                    <pic:cNvPr descr="model_output/supp/figS4_choropleth_offer_rate.png" id="52" name="Picture"/>
+                    <pic:cNvPr descr="model_output/supp/figS4_choropleth_offer_rate.png" id="57" name="Picture"/>
                     <pic:cNvPicPr>
                       <a:picLocks noChangeArrowheads="1" noChangeAspect="1"/>
                     </pic:cNvPicPr>
                   </pic:nvPicPr>
                   <pic:blipFill>
-                    <a:blip r:embed="rId50"/>
+                    <a:blip r:embed="rId55"/>
                     <a:stretch>
                       <a:fillRect/>
                     </a:stretch>
@@ -16922,18 +17181,18 @@
           <wp:inline>
             <wp:extent cx="5334000" cy="3333750"/>
             <wp:effectExtent b="0" l="0" r="0" t="0"/>
-            <wp:docPr descr="" title="" id="54" name="Picture"/>
+            <wp:docPr descr="" title="" id="59" name="Picture"/>
             <a:graphic>
               <a:graphicData uri="http://schemas.openxmlformats.org/drawingml/2006/picture">
                 <pic:pic>
                   <pic:nvPicPr>
-                    <pic:cNvPr descr="model_output/supp/figS4_choropleth_median_wait.png" id="55" name="Picture"/>
+                    <pic:cNvPr descr="model_output/supp/figS4_choropleth_median_wait.png" id="60" name="Picture"/>
                     <pic:cNvPicPr>
                       <a:picLocks noChangeArrowheads="1" noChangeAspect="1"/>
                     </pic:cNvPicPr>
                   </pic:nvPicPr>
                   <pic:blipFill>
-                    <a:blip r:embed="rId53"/>
+                    <a:blip r:embed="rId58"/>
                     <a:stretch>
                       <a:fillRect/>
                     </a:stretch>
@@ -16981,18 +17240,18 @@
           <wp:inline>
             <wp:extent cx="5334000" cy="3556000"/>
             <wp:effectExtent b="0" l="0" r="0" t="0"/>
-            <wp:docPr descr="" title="" id="57" name="Picture"/>
+            <wp:docPr descr="" title="" id="62" name="Picture"/>
             <a:graphic>
               <a:graphicData uri="http://schemas.openxmlformats.org/drawingml/2006/picture">
                 <pic:pic>
                   <pic:nvPicPr>
-                    <pic:cNvPr descr="model_output/supp/figS4b_offer_rate_by_state.png" id="58" name="Picture"/>
+                    <pic:cNvPr descr="model_output/supp/figS4b_offer_rate_by_state.png" id="63" name="Picture"/>
                     <pic:cNvPicPr>
                       <a:picLocks noChangeArrowheads="1" noChangeAspect="1"/>
                     </pic:cNvPicPr>
                   </pic:nvPicPr>
                   <pic:blipFill>
-                    <a:blip r:embed="rId56"/>
+                    <a:blip r:embed="rId61"/>
                     <a:stretch>
                       <a:fillRect/>
                     </a:stretch>
@@ -17053,8 +17312,341 @@
         <w:t xml:space="preserve">.</w:t>
       </w:r>
     </w:p>
-    <w:bookmarkEnd w:id="59"/>
-    <w:bookmarkEnd w:id="60"/>
+    <w:p>
+      <w:r>
+        <w:br w:type="page"/>
+      </w:r>
+    </w:p>
+    <w:bookmarkEnd w:id="64"/>
+    <w:bookmarkEnd w:id="65"/>
+    <w:bookmarkStart w:id="78" w:name="references"/>
+    <w:p>
+      <w:pPr>
+        <w:pStyle w:val="Heading1"/>
+      </w:pPr>
+      <w:r>
+        <w:t xml:space="preserve">References</w:t>
+      </w:r>
+    </w:p>
+    <w:bookmarkStart w:id="77" w:name="refs"/>
+    <w:bookmarkStart w:id="66" w:name="ref-kfffee"/>
+    <w:p>
+      <w:pPr>
+        <w:pStyle w:val="Bibliography"/>
+      </w:pPr>
+      <w:r>
+        <w:t xml:space="preserve">1.</w:t>
+      </w:r>
+      <w:r>
+        <w:t xml:space="preserve"> </w:t>
+      </w:r>
+      <w:r>
+        <w:t xml:space="preserve">	</w:t>
+      </w:r>
+      <w:r>
+        <w:t xml:space="preserve">Kaiser Family Foundation. Medicaid-to-medicare fee index. Published online 2024.</w:t>
+      </w:r>
+    </w:p>
+    <w:bookmarkEnd w:id="66"/>
+    <w:bookmarkStart w:id="67" w:name="ref-cdcsvi"/>
+    <w:p>
+      <w:pPr>
+        <w:pStyle w:val="Bibliography"/>
+      </w:pPr>
+      <w:r>
+        <w:t xml:space="preserve">2.</w:t>
+      </w:r>
+      <w:r>
+        <w:t xml:space="preserve"> </w:t>
+      </w:r>
+      <w:r>
+        <w:t xml:space="preserve">	</w:t>
+      </w:r>
+      <w:r>
+        <w:t xml:space="preserve">Agency for Toxic Substances and Disease Registry.</w:t>
+      </w:r>
+      <w:r>
+        <w:t xml:space="preserve"> </w:t>
+      </w:r>
+      <w:r>
+        <w:t xml:space="preserve">CDC/ATSDR</w:t>
+      </w:r>
+      <w:r>
+        <w:t xml:space="preserve"> </w:t>
+      </w:r>
+      <w:r>
+        <w:t xml:space="preserve">social vulnerability index (2022 database). Published online 2022.</w:t>
+      </w:r>
+    </w:p>
+    <w:bookmarkEnd w:id="67"/>
+    <w:bookmarkStart w:id="68" w:name="ref-valhalla"/>
+    <w:p>
+      <w:pPr>
+        <w:pStyle w:val="Bibliography"/>
+      </w:pPr>
+      <w:r>
+        <w:t xml:space="preserve">3.</w:t>
+      </w:r>
+      <w:r>
+        <w:t xml:space="preserve"> </w:t>
+      </w:r>
+      <w:r>
+        <w:t xml:space="preserve">	</w:t>
+      </w:r>
+      <w:r>
+        <w:t xml:space="preserve">Valhalla Contributors. Valhalla: Open-source routing engine for</w:t>
+      </w:r>
+      <w:r>
+        <w:t xml:space="preserve"> </w:t>
+      </w:r>
+      <w:r>
+        <w:t xml:space="preserve">OpenStreetMap</w:t>
+      </w:r>
+      <w:r>
+        <w:t xml:space="preserve">. Published online 2024.</w:t>
+      </w:r>
+    </w:p>
+    <w:bookmarkEnd w:id="68"/>
+    <w:bookmarkStart w:id="70" w:name="ref-emmeans"/>
+    <w:p>
+      <w:pPr>
+        <w:pStyle w:val="Bibliography"/>
+      </w:pPr>
+      <w:r>
+        <w:t xml:space="preserve">4.</w:t>
+      </w:r>
+      <w:r>
+        <w:t xml:space="preserve"> </w:t>
+      </w:r>
+      <w:r>
+        <w:t xml:space="preserve">	</w:t>
+      </w:r>
+      <w:r>
+        <w:t xml:space="preserve">Russell V. Lenth.</w:t>
+      </w:r>
+      <w:r>
+        <w:t xml:space="preserve"> </w:t>
+      </w:r>
+      <w:r>
+        <w:rPr>
+          <w:i/>
+          <w:iCs/>
+        </w:rPr>
+        <w:t xml:space="preserve">Emmeans: Estimated Marginal Means, Aka Least-Squares Means</w:t>
+      </w:r>
+      <w:r>
+        <w:t xml:space="preserve">. 2024.</w:t>
+      </w:r>
+      <w:r>
+        <w:t xml:space="preserve"> </w:t>
+      </w:r>
+      <w:hyperlink r:id="rId69">
+        <w:r>
+          <w:rPr>
+            <w:rStyle w:val="Hyperlink"/>
+          </w:rPr>
+          <w:t xml:space="preserve">https://CRAN.R-project.org/package=emmeans</w:t>
+        </w:r>
+      </w:hyperlink>
+    </w:p>
+    <w:bookmarkEnd w:id="70"/>
+    <w:bookmarkStart w:id="72" w:name="ref-rcoreteam"/>
+    <w:p>
+      <w:pPr>
+        <w:pStyle w:val="Bibliography"/>
+      </w:pPr>
+      <w:r>
+        <w:t xml:space="preserve">5.</w:t>
+      </w:r>
+      <w:r>
+        <w:t xml:space="preserve"> </w:t>
+      </w:r>
+      <w:r>
+        <w:t xml:space="preserve">	</w:t>
+      </w:r>
+      <w:r>
+        <w:t xml:space="preserve">R Core Team.</w:t>
+      </w:r>
+      <w:r>
+        <w:t xml:space="preserve"> </w:t>
+      </w:r>
+      <w:r>
+        <w:rPr>
+          <w:i/>
+          <w:iCs/>
+        </w:rPr>
+        <w:t xml:space="preserve">R: A Language and Environment for Statistical Computing</w:t>
+      </w:r>
+      <w:r>
+        <w:t xml:space="preserve">. R Foundation for Statistical Computing; 2024.</w:t>
+      </w:r>
+      <w:r>
+        <w:t xml:space="preserve"> </w:t>
+      </w:r>
+      <w:hyperlink r:id="rId71">
+        <w:r>
+          <w:rPr>
+            <w:rStyle w:val="Hyperlink"/>
+          </w:rPr>
+          <w:t xml:space="preserve">https://www.R-project.org/</w:t>
+        </w:r>
+      </w:hyperlink>
+    </w:p>
+    <w:bookmarkEnd w:id="72"/>
+    <w:bookmarkStart w:id="74" w:name="ref-glmmTMB"/>
+    <w:p>
+      <w:pPr>
+        <w:pStyle w:val="Bibliography"/>
+      </w:pPr>
+      <w:r>
+        <w:t xml:space="preserve">6.</w:t>
+      </w:r>
+      <w:r>
+        <w:t xml:space="preserve"> </w:t>
+      </w:r>
+      <w:r>
+        <w:t xml:space="preserve">	</w:t>
+      </w:r>
+      <w:r>
+        <w:t xml:space="preserve">Mollie E. Brooks, Kasper Kristensen, Koen J. van Benthem, Arni Magnusson, Casper W. Berg, Anders Nielsen, Hans J. Skaug, Martin Maechler, Benjamin M. Bolker.</w:t>
+      </w:r>
+      <w:r>
+        <w:t xml:space="preserve"> </w:t>
+      </w:r>
+      <w:r>
+        <w:t xml:space="preserve">glmmTMB</w:t>
+      </w:r>
+      <w:r>
+        <w:t xml:space="preserve"> </w:t>
+      </w:r>
+      <w:r>
+        <w:t xml:space="preserve">balances speed and flexibility among packages for zero-inflated generalized linear mixed models.</w:t>
+      </w:r>
+      <w:r>
+        <w:t xml:space="preserve"> </w:t>
+      </w:r>
+      <w:r>
+        <w:rPr>
+          <w:i/>
+          <w:iCs/>
+        </w:rPr>
+        <w:t xml:space="preserve">The R Journal</w:t>
+      </w:r>
+      <w:r>
+        <w:t xml:space="preserve">. 2017;9(2):378-400. doi:</w:t>
+      </w:r>
+      <w:hyperlink r:id="rId73">
+        <w:r>
+          <w:rPr>
+            <w:rStyle w:val="Hyperlink"/>
+          </w:rPr>
+          <w:t xml:space="preserve">10.32614/RJ-2017-066</w:t>
+        </w:r>
+      </w:hyperlink>
+    </w:p>
+    <w:bookmarkEnd w:id="74"/>
+    <w:bookmarkStart w:id="76" w:name="ref-strobe"/>
+    <w:p>
+      <w:pPr>
+        <w:pStyle w:val="Bibliography"/>
+      </w:pPr>
+      <w:r>
+        <w:t xml:space="preserve">7.</w:t>
+      </w:r>
+      <w:r>
+        <w:t xml:space="preserve"> </w:t>
+      </w:r>
+      <w:r>
+        <w:t xml:space="preserve">	</w:t>
+      </w:r>
+      <w:r>
+        <w:t xml:space="preserve">Erik von Elm, Douglas G. Altman, Matthias Egger, Stuart J. Pocock, Peter C. Gøtzsche, Jan P. Vandenbroucke. The</w:t>
+      </w:r>
+      <w:r>
+        <w:t xml:space="preserve"> </w:t>
+      </w:r>
+      <w:r>
+        <w:t xml:space="preserve">Strengthening</w:t>
+      </w:r>
+      <w:r>
+        <w:t xml:space="preserve"> </w:t>
+      </w:r>
+      <w:r>
+        <w:t xml:space="preserve">the</w:t>
+      </w:r>
+      <w:r>
+        <w:t xml:space="preserve"> </w:t>
+      </w:r>
+      <w:r>
+        <w:t xml:space="preserve">Reporting</w:t>
+      </w:r>
+      <w:r>
+        <w:t xml:space="preserve"> </w:t>
+      </w:r>
+      <w:r>
+        <w:t xml:space="preserve">of</w:t>
+      </w:r>
+      <w:r>
+        <w:t xml:space="preserve"> </w:t>
+      </w:r>
+      <w:r>
+        <w:t xml:space="preserve">Observational</w:t>
+      </w:r>
+      <w:r>
+        <w:t xml:space="preserve"> </w:t>
+      </w:r>
+      <w:r>
+        <w:t xml:space="preserve">Studies</w:t>
+      </w:r>
+      <w:r>
+        <w:t xml:space="preserve"> </w:t>
+      </w:r>
+      <w:r>
+        <w:t xml:space="preserve">in</w:t>
+      </w:r>
+      <w:r>
+        <w:t xml:space="preserve"> </w:t>
+      </w:r>
+      <w:r>
+        <w:t xml:space="preserve">Epidemiology</w:t>
+      </w:r>
+      <w:r>
+        <w:t xml:space="preserve"> </w:t>
+      </w:r>
+      <w:r>
+        <w:t xml:space="preserve">(</w:t>
+      </w:r>
+      <w:r>
+        <w:t xml:space="preserve">STROBE</w:t>
+      </w:r>
+      <w:r>
+        <w:t xml:space="preserve">) statement: Guidelines for reporting observational studies.</w:t>
+      </w:r>
+      <w:r>
+        <w:t xml:space="preserve"> </w:t>
+      </w:r>
+      <w:r>
+        <w:rPr>
+          <w:i/>
+          <w:iCs/>
+        </w:rPr>
+        <w:t xml:space="preserve">Annals of Internal Medicine</w:t>
+      </w:r>
+      <w:r>
+        <w:t xml:space="preserve">. 2007;147(8):573-577. doi:</w:t>
+      </w:r>
+      <w:hyperlink r:id="rId75">
+        <w:r>
+          <w:rPr>
+            <w:rStyle w:val="Hyperlink"/>
+          </w:rPr>
+          <w:t xml:space="preserve">10.7326/0003-4819-147-8-200710160-00010</w:t>
+        </w:r>
+      </w:hyperlink>
+    </w:p>
+    <w:bookmarkEnd w:id="76"/>
+    <w:bookmarkEnd w:id="77"/>
+    <w:bookmarkEnd w:id="78"/>
     <w:sectPr>
       <w:footnotePr>
         <w:numRestart w:val="eachSect"/>

--- a/manuscript_output/manuscript.docx
+++ b/manuscript_output/manuscript.docx
@@ -8490,7 +8490,7 @@
         <w:pStyle w:val="FirstParagraph"/>
       </w:pPr>
       <w:r>
-        <w:t xml:space="preserve">Drive-time isochrones around the 565-plus sampled practices show that access is limited less by local supply than by large under-served areas: 7.6%, 29.3%, 61.2%, and 78.3% of continental U.S. land area lies within a 30-, 60-, 120-, and 180-minute drive of a sampled practice, respectively (</w:t>
+        <w:t xml:space="preserve">Drive-time isochrones around the 555 distinct sampled practice locations show that access is limited less by local supply than by large under-served areas: 7.6%, 29.3%, 61.2%, and 78.3% of continental U.S. land area lies within a 30-, 60-, 120-, and 180-minute drive of a sampled practice, respectively (</w:t>
       </w:r>
       <w:r>
         <w:rPr>
